--- a/pousada-camburi/Estrategia-Pousada-Camburi-v2.docx
+++ b/pousada-camburi/Estrategia-Pousada-Camburi-v2.docx
@@ -52,7 +52,7 @@
           <w:sz w:val="21"/>
           <w:szCs w:val="21"/>
         </w:rPr>
-        <w:t xml:space="preserve">Versão 2.0 — setembro/2026</w:t>
+        <w:t xml:space="preserve">Versão 2.1 — setembro/2026</w:t>
       </w:r>
     </w:p>
     <w:p>
@@ -67,6 +67,22 @@
           <w:szCs w:val="21"/>
         </w:rPr>
         <w:t xml:space="preserve">Substitui integralmente o documento "Estratégia, Operações — Pousada Camburi" (v1).</w:t>
+      </w:r>
+    </w:p>
+    <w:p>
+      <w:pPr>
+        <w:spacing w:after="120" w:line="300"/>
+      </w:pPr>
+      <w:r>
+        <w:rPr>
+          <w:rFonts w:ascii="Calibri" w:cs="Calibri" w:eastAsia="Calibri" w:hAnsi="Calibri"/>
+          <w:i/>
+          <w:iCs/>
+          <w:color w:val="1A1A1A"/>
+          <w:sz w:val="21"/>
+          <w:szCs w:val="21"/>
+        </w:rPr>
+        <w:t xml:space="preserve">v2.1: distribuição das 18 suítes por categoria, linha do tempo societária (2002–2015–hoje) e confirmação de que o serviço de praia é incluso na diária.</w:t>
       </w:r>
     </w:p>
     <w:p>
@@ -1278,6 +1294,500 @@
           <w:szCs w:val="21"/>
         </w:rPr>
         <w:t xml:space="preserve">Aqui o tempo ganha outro ritmo, e a simplicidade se revela a mais pura forma de luxo. Uma tradição de acolhimento que se aprimora a cada dia, transformando estadias em memórias e na sensação de estar exatamente onde se deveria estar.</w:t>
+      </w:r>
+    </w:p>
+    <w:p>
+      <w:pPr>
+        <w:keepNext/>
+        <w:spacing w:after="160" w:before="320"/>
+      </w:pPr>
+      <w:r>
+        <w:rPr>
+          <w:rFonts w:ascii="Calibri" w:cs="Calibri" w:eastAsia="Calibri" w:hAnsi="Calibri"/>
+          <w:b/>
+          <w:bCs/>
+          <w:color w:val="0E3740"/>
+          <w:sz w:val="25"/>
+          <w:szCs w:val="25"/>
+        </w:rPr>
+        <w:t xml:space="preserve">Linha do tempo</w:t>
+      </w:r>
+    </w:p>
+    <w:tbl>
+      <w:tblPr>
+        <w:tblW w:type="dxa" w:w="9026"/>
+        <w:tblBorders>
+          <w:top w:val="single" w:color="FFFFFF" w:sz="2"/>
+          <w:left w:val="single" w:color="FFFFFF" w:sz="2"/>
+          <w:bottom w:val="single" w:color="FFFFFF" w:sz="2"/>
+          <w:right w:val="single" w:color="FFFFFF" w:sz="2"/>
+          <w:insideH w:val="single" w:color="FFFFFF" w:sz="2"/>
+          <w:insideV w:val="single" w:color="FFFFFF" w:sz="2"/>
+        </w:tblBorders>
+      </w:tblPr>
+      <w:tblGrid>
+        <w:gridCol w:w="4513"/>
+        <w:gridCol w:w="4513"/>
+      </w:tblGrid>
+      <w:tr>
+        <w:trPr>
+          <w:tblHeader/>
+        </w:trPr>
+        <w:tc>
+          <w:tcPr>
+            <w:tcW w:type="dxa" w:w="4513"/>
+            <w:shd w:fill="0E3740" w:color="auto" w:val="clear"/>
+            <w:tcMar>
+              <w:top w:type="dxa" w:w="80"/>
+              <w:left w:type="dxa" w:w="120"/>
+              <w:bottom w:type="dxa" w:w="80"/>
+              <w:right w:type="dxa" w:w="120"/>
+            </w:tcMar>
+          </w:tcPr>
+          <w:p>
+            <w:pPr>
+              <w:spacing w:after="0" w:line="260"/>
+            </w:pPr>
+            <w:r>
+              <w:rPr>
+                <w:rFonts w:ascii="Calibri" w:cs="Calibri" w:eastAsia="Calibri" w:hAnsi="Calibri"/>
+                <w:b/>
+                <w:bCs/>
+                <w:color w:val="FFFFFF"/>
+                <w:sz w:val="19"/>
+                <w:szCs w:val="19"/>
+              </w:rPr>
+              <w:t xml:space="preserve">Ano</w:t>
+            </w:r>
+          </w:p>
+        </w:tc>
+        <w:tc>
+          <w:tcPr>
+            <w:tcW w:type="dxa" w:w="4513"/>
+            <w:shd w:fill="0E3740" w:color="auto" w:val="clear"/>
+            <w:tcMar>
+              <w:top w:type="dxa" w:w="80"/>
+              <w:left w:type="dxa" w:w="120"/>
+              <w:bottom w:type="dxa" w:w="80"/>
+              <w:right w:type="dxa" w:w="120"/>
+            </w:tcMar>
+          </w:tcPr>
+          <w:p>
+            <w:pPr>
+              <w:spacing w:after="0" w:line="260"/>
+            </w:pPr>
+            <w:r>
+              <w:rPr>
+                <w:rFonts w:ascii="Calibri" w:cs="Calibri" w:eastAsia="Calibri" w:hAnsi="Calibri"/>
+                <w:b/>
+                <w:bCs/>
+                <w:color w:val="FFFFFF"/>
+                <w:sz w:val="19"/>
+                <w:szCs w:val="19"/>
+              </w:rPr>
+              <w:t xml:space="preserve">O que aconteceu</w:t>
+            </w:r>
+          </w:p>
+        </w:tc>
+      </w:tr>
+      <w:tr>
+        <w:tc>
+          <w:tcPr>
+            <w:tcW w:type="dxa" w:w="4513"/>
+            <w:shd w:fill="F2F2F2" w:color="auto" w:val="clear"/>
+            <w:tcMar>
+              <w:top w:type="dxa" w:w="80"/>
+              <w:left w:type="dxa" w:w="120"/>
+              <w:bottom w:type="dxa" w:w="80"/>
+              <w:right w:type="dxa" w:w="120"/>
+            </w:tcMar>
+          </w:tcPr>
+          <w:p>
+            <w:pPr>
+              <w:spacing w:after="0" w:line="260"/>
+            </w:pPr>
+            <w:r>
+              <w:rPr>
+                <w:rFonts w:ascii="Calibri" w:cs="Calibri" w:eastAsia="Calibri" w:hAnsi="Calibri"/>
+                <w:b/>
+                <w:bCs/>
+                <w:color w:val="0E3740"/>
+                <w:sz w:val="19"/>
+                <w:szCs w:val="19"/>
+              </w:rPr>
+              <w:t xml:space="preserve">2002</w:t>
+            </w:r>
+          </w:p>
+        </w:tc>
+        <w:tc>
+          <w:tcPr>
+            <w:tcW w:type="dxa" w:w="4513"/>
+            <w:shd w:fill="F2F2F2" w:color="auto" w:val="clear"/>
+            <w:tcMar>
+              <w:top w:type="dxa" w:w="80"/>
+              <w:left w:type="dxa" w:w="120"/>
+              <w:bottom w:type="dxa" w:w="80"/>
+              <w:right w:type="dxa" w:w="120"/>
+            </w:tcMar>
+          </w:tcPr>
+          <w:p>
+            <w:pPr>
+              <w:spacing w:after="0" w:line="260"/>
+            </w:pPr>
+            <w:r>
+              <w:rPr>
+                <w:rFonts w:ascii="Calibri" w:cs="Calibri" w:eastAsia="Calibri" w:hAnsi="Calibri"/>
+                <w:b w:val="false"/>
+                <w:bCs w:val="false"/>
+                <w:color w:val="1A1A1A"/>
+                <w:sz w:val="19"/>
+                <w:szCs w:val="19"/>
+              </w:rPr>
+              <w:t xml:space="preserve">Rodrigo abre a Pousada Camburi. O imóvel é </w:t>
+            </w:r>
+            <w:r>
+              <w:rPr>
+                <w:rFonts w:ascii="Calibri" w:cs="Calibri" w:eastAsia="Calibri" w:hAnsi="Calibri"/>
+                <w:b/>
+                <w:bCs/>
+                <w:color w:val="0E3740"/>
+                <w:sz w:val="19"/>
+                <w:szCs w:val="19"/>
+              </w:rPr>
+              <w:t xml:space="preserve">arrendado</w:t>
+            </w:r>
+            <w:r>
+              <w:rPr>
+                <w:rFonts w:ascii="Calibri" w:cs="Calibri" w:eastAsia="Calibri" w:hAnsi="Calibri"/>
+                <w:b w:val="false"/>
+                <w:bCs w:val="false"/>
+                <w:color w:val="1A1A1A"/>
+                <w:sz w:val="19"/>
+                <w:szCs w:val="19"/>
+              </w:rPr>
+              <w:t xml:space="preserve">.</w:t>
+            </w:r>
+          </w:p>
+        </w:tc>
+      </w:tr>
+      <w:tr>
+        <w:tc>
+          <w:tcPr>
+            <w:tcW w:type="dxa" w:w="4513"/>
+            <w:shd w:fill="F2F2F2" w:color="auto" w:val="clear"/>
+            <w:tcMar>
+              <w:top w:type="dxa" w:w="80"/>
+              <w:left w:type="dxa" w:w="120"/>
+              <w:bottom w:type="dxa" w:w="80"/>
+              <w:right w:type="dxa" w:w="120"/>
+            </w:tcMar>
+          </w:tcPr>
+          <w:p>
+            <w:pPr>
+              <w:spacing w:after="0" w:line="260"/>
+            </w:pPr>
+            <w:r>
+              <w:rPr>
+                <w:rFonts w:ascii="Calibri" w:cs="Calibri" w:eastAsia="Calibri" w:hAnsi="Calibri"/>
+                <w:b/>
+                <w:bCs/>
+                <w:color w:val="0E3740"/>
+                <w:sz w:val="19"/>
+                <w:szCs w:val="19"/>
+              </w:rPr>
+              <w:t xml:space="preserve">2002–2015</w:t>
+            </w:r>
+          </w:p>
+        </w:tc>
+        <w:tc>
+          <w:tcPr>
+            <w:tcW w:type="dxa" w:w="4513"/>
+            <w:shd w:fill="F2F2F2" w:color="auto" w:val="clear"/>
+            <w:tcMar>
+              <w:top w:type="dxa" w:w="80"/>
+              <w:left w:type="dxa" w:w="120"/>
+              <w:bottom w:type="dxa" w:w="80"/>
+              <w:right w:type="dxa" w:w="120"/>
+            </w:tcMar>
+          </w:tcPr>
+          <w:p>
+            <w:pPr>
+              <w:spacing w:after="0" w:line="260"/>
+            </w:pPr>
+            <w:r>
+              <w:rPr>
+                <w:rFonts w:ascii="Calibri" w:cs="Calibri" w:eastAsia="Calibri" w:hAnsi="Calibri"/>
+                <w:b w:val="false"/>
+                <w:bCs w:val="false"/>
+                <w:color w:val="1A1A1A"/>
+                <w:sz w:val="19"/>
+                <w:szCs w:val="19"/>
+              </w:rPr>
+              <w:t xml:space="preserve">Treze anos de operação numa casa que ainda não era da família.</w:t>
+            </w:r>
+          </w:p>
+        </w:tc>
+      </w:tr>
+      <w:tr>
+        <w:tc>
+          <w:tcPr>
+            <w:tcW w:type="dxa" w:w="4513"/>
+            <w:shd w:fill="F2F2F2" w:color="auto" w:val="clear"/>
+            <w:tcMar>
+              <w:top w:type="dxa" w:w="80"/>
+              <w:left w:type="dxa" w:w="120"/>
+              <w:bottom w:type="dxa" w:w="80"/>
+              <w:right w:type="dxa" w:w="120"/>
+            </w:tcMar>
+          </w:tcPr>
+          <w:p>
+            <w:pPr>
+              <w:spacing w:after="0" w:line="260"/>
+            </w:pPr>
+            <w:r>
+              <w:rPr>
+                <w:rFonts w:ascii="Calibri" w:cs="Calibri" w:eastAsia="Calibri" w:hAnsi="Calibri"/>
+                <w:b/>
+                <w:bCs/>
+                <w:color w:val="0E3740"/>
+                <w:sz w:val="19"/>
+                <w:szCs w:val="19"/>
+              </w:rPr>
+              <w:t xml:space="preserve">2015</w:t>
+            </w:r>
+          </w:p>
+        </w:tc>
+        <w:tc>
+          <w:tcPr>
+            <w:tcW w:type="dxa" w:w="4513"/>
+            <w:shd w:fill="F2F2F2" w:color="auto" w:val="clear"/>
+            <w:tcMar>
+              <w:top w:type="dxa" w:w="80"/>
+              <w:left w:type="dxa" w:w="120"/>
+              <w:bottom w:type="dxa" w:w="80"/>
+              <w:right w:type="dxa" w:w="120"/>
+            </w:tcMar>
+          </w:tcPr>
+          <w:p>
+            <w:pPr>
+              <w:spacing w:after="0" w:line="260"/>
+            </w:pPr>
+            <w:r>
+              <w:rPr>
+                <w:rFonts w:ascii="Calibri" w:cs="Calibri" w:eastAsia="Calibri" w:hAnsi="Calibri"/>
+                <w:b/>
+                <w:bCs/>
+                <w:color w:val="0E3740"/>
+                <w:sz w:val="19"/>
+                <w:szCs w:val="19"/>
+              </w:rPr>
+              <w:t xml:space="preserve">Luiz, tio do Rodrigo, torna-se sócio e compra o imóvel.</w:t>
+            </w:r>
+            <w:r>
+              <w:rPr>
+                <w:rFonts w:ascii="Calibri" w:cs="Calibri" w:eastAsia="Calibri" w:hAnsi="Calibri"/>
+                <w:b w:val="false"/>
+                <w:bCs w:val="false"/>
+                <w:color w:val="1A1A1A"/>
+                <w:sz w:val="19"/>
+                <w:szCs w:val="19"/>
+              </w:rPr>
+              <w:t xml:space="preserve"> A pousada deixa de ser arrendada.</w:t>
+            </w:r>
+          </w:p>
+        </w:tc>
+      </w:tr>
+      <w:tr>
+        <w:tc>
+          <w:tcPr>
+            <w:tcW w:type="dxa" w:w="4513"/>
+            <w:shd w:fill="F2F2F2" w:color="auto" w:val="clear"/>
+            <w:tcMar>
+              <w:top w:type="dxa" w:w="80"/>
+              <w:left w:type="dxa" w:w="120"/>
+              <w:bottom w:type="dxa" w:w="80"/>
+              <w:right w:type="dxa" w:w="120"/>
+            </w:tcMar>
+          </w:tcPr>
+          <w:p>
+            <w:pPr>
+              <w:spacing w:after="0" w:line="260"/>
+            </w:pPr>
+            <w:r>
+              <w:rPr>
+                <w:rFonts w:ascii="Calibri" w:cs="Calibri" w:eastAsia="Calibri" w:hAnsi="Calibri"/>
+                <w:b/>
+                <w:bCs/>
+                <w:color w:val="0E3740"/>
+                <w:sz w:val="19"/>
+                <w:szCs w:val="19"/>
+              </w:rPr>
+              <w:t xml:space="preserve">2026</w:t>
+            </w:r>
+          </w:p>
+        </w:tc>
+        <w:tc>
+          <w:tcPr>
+            <w:tcW w:type="dxa" w:w="4513"/>
+            <w:shd w:fill="F2F2F2" w:color="auto" w:val="clear"/>
+            <w:tcMar>
+              <w:top w:type="dxa" w:w="80"/>
+              <w:left w:type="dxa" w:w="120"/>
+              <w:bottom w:type="dxa" w:w="80"/>
+              <w:right w:type="dxa" w:w="120"/>
+            </w:tcMar>
+          </w:tcPr>
+          <w:p>
+            <w:pPr>
+              <w:spacing w:after="0" w:line="260"/>
+            </w:pPr>
+            <w:r>
+              <w:rPr>
+                <w:rFonts w:ascii="Calibri" w:cs="Calibri" w:eastAsia="Calibri" w:hAnsi="Calibri"/>
+                <w:b w:val="false"/>
+                <w:bCs w:val="false"/>
+                <w:color w:val="1A1A1A"/>
+                <w:sz w:val="19"/>
+                <w:szCs w:val="19"/>
+              </w:rPr>
+              <w:t xml:space="preserve">24 anos. Aniversário em 22/08.</w:t>
+            </w:r>
+          </w:p>
+        </w:tc>
+      </w:tr>
+    </w:tbl>
+    <w:p>
+      <w:pPr>
+        <w:spacing w:after="200"/>
+      </w:pPr>
+      <w:r>
+        <w:t xml:space="preserve"/>
+      </w:r>
+    </w:p>
+    <w:p>
+      <w:pPr>
+        <w:keepNext/>
+        <w:spacing w:after="160" w:before="320"/>
+      </w:pPr>
+      <w:r>
+        <w:rPr>
+          <w:rFonts w:ascii="Calibri" w:cs="Calibri" w:eastAsia="Calibri" w:hAnsi="Calibri"/>
+          <w:b/>
+          <w:bCs/>
+          <w:color w:val="0E3740"/>
+          <w:sz w:val="25"/>
+          <w:szCs w:val="25"/>
+        </w:rPr>
+        <w:t xml:space="preserve">O capítulo de 2015 — a melhor história que a marca ainda não contou</w:t>
+      </w:r>
+    </w:p>
+    <w:p>
+      <w:pPr>
+        <w:spacing w:after="120" w:line="300"/>
+      </w:pPr>
+      <w:r>
+        <w:rPr>
+          <w:rFonts w:ascii="Calibri" w:cs="Calibri" w:eastAsia="Calibri" w:hAnsi="Calibri"/>
+          <w:color w:val="1A1A1A"/>
+          <w:sz w:val="21"/>
+          <w:szCs w:val="21"/>
+        </w:rPr>
+        <w:t xml:space="preserve">Durante treze anos, a Pousada Camburi funcionou numa casa que não era da família. Cada geleia feita, cada temporada aberta, cada hóspede que voltou — tudo isso aconteceu em cima de um contrato que podia acabar.</w:t>
+      </w:r>
+    </w:p>
+    <w:p>
+      <w:pPr>
+        <w:spacing w:after="120" w:line="300"/>
+      </w:pPr>
+      <w:r>
+        <w:rPr>
+          <w:rFonts w:ascii="Calibri" w:cs="Calibri" w:eastAsia="Calibri" w:hAnsi="Calibri"/>
+          <w:color w:val="1A1A1A"/>
+          <w:sz w:val="21"/>
+          <w:szCs w:val="21"/>
+        </w:rPr>
+        <w:t xml:space="preserve">Em 2015, Luiz, tio do Rodrigo, entrou como sócio e comprou o imóvel.</w:t>
+      </w:r>
+    </w:p>
+    <w:p>
+      <w:pPr>
+        <w:spacing w:after="120" w:line="300"/>
+      </w:pPr>
+      <w:r>
+        <w:rPr>
+          <w:rFonts w:ascii="Calibri" w:cs="Calibri" w:eastAsia="Calibri" w:hAnsi="Calibri"/>
+          <w:color w:val="1A1A1A"/>
+          <w:sz w:val="21"/>
+          <w:szCs w:val="21"/>
+        </w:rPr>
+        <w:t xml:space="preserve">Isso não é informação societária. É a prova de constância que a marca precisa: </w:t>
+      </w:r>
+      <w:r>
+        <w:rPr>
+          <w:rFonts w:ascii="Calibri" w:cs="Calibri" w:eastAsia="Calibri" w:hAnsi="Calibri"/>
+          <w:b/>
+          <w:bCs/>
+          <w:color w:val="1A1A1A"/>
+          <w:sz w:val="21"/>
+          <w:szCs w:val="21"/>
+        </w:rPr>
+        <w:t xml:space="preserve">treze anos cuidando de uma casa antes de ela ser sua.</w:t>
+      </w:r>
+      <w:r>
+        <w:rPr>
+          <w:rFonts w:ascii="Calibri" w:cs="Calibri" w:eastAsia="Calibri" w:hAnsi="Calibri"/>
+          <w:color w:val="1A1A1A"/>
+          <w:sz w:val="21"/>
+          <w:szCs w:val="21"/>
+        </w:rPr>
+        <w:t xml:space="preserve"> Ninguém investe assim em algo de passagem. É o momento em que a pousada decidiu ficar.</w:t>
+      </w:r>
+    </w:p>
+    <w:p>
+      <w:pPr>
+        <w:spacing w:after="120" w:line="300"/>
+      </w:pPr>
+      <w:r>
+        <w:rPr>
+          <w:rFonts w:ascii="Calibri" w:cs="Calibri" w:eastAsia="Calibri" w:hAnsi="Calibri"/>
+          <w:color w:val="1A1A1A"/>
+          <w:sz w:val="21"/>
+          <w:szCs w:val="21"/>
+        </w:rPr>
+        <w:t xml:space="preserve">E conversa diretamente com o conceito-âncora: o hóspede que chegou em 2010 nunca soube que a casa era alugada. Ele só viu o café pronto. Mais um esforço que desapareceu antes de ele acordar.</w:t>
+      </w:r>
+    </w:p>
+    <w:p>
+      <w:pPr>
+        <w:pBdr>
+          <w:left w:val="single" w:color="04B2D9" w:sz="18" w:space="14"/>
+        </w:pBdr>
+        <w:spacing w:after="200" w:before="160" w:line="320"/>
+        <w:ind w:left="460"/>
+      </w:pPr>
+      <w:r>
+        <w:rPr>
+          <w:rFonts w:ascii="Calibri" w:cs="Calibri" w:eastAsia="Calibri" w:hAnsi="Calibri"/>
+          <w:b/>
+          <w:bCs/>
+          <w:i w:val="false"/>
+          <w:iCs w:val="false"/>
+          <w:color w:val="0E3740"/>
+          <w:sz w:val="22"/>
+          <w:szCs w:val="22"/>
+        </w:rPr>
+        <w:t xml:space="preserve">Sugestão de uso:</w:t>
+      </w:r>
+      <w:r>
+        <w:rPr>
+          <w:rFonts w:ascii="Calibri" w:cs="Calibri" w:eastAsia="Calibri" w:hAnsi="Calibri"/>
+          <w:i w:val="false"/>
+          <w:iCs w:val="false"/>
+          <w:color w:val="2C3E44"/>
+          <w:sz w:val="22"/>
+          <w:szCs w:val="22"/>
+        </w:rPr>
+        <w:t xml:space="preserve"> este é o conteúdo do aniversário — de 2027 em diante, e sempre que a pauta pedir profundidade. Não é post de agosto, é post de marca. Formato ideal: carrossel com foto antiga + foto de hoje, legenda na Fórmula 1 (O Bastidor).</w:t>
       </w:r>
     </w:p>
     <w:p>
@@ -4879,12 +5389,7 @@
     </w:p>
     <w:p>
       <w:pPr>
-        <w:pStyle w:val="ListParagraph"/>
-        <w:numPr>
-          <w:ilvl w:val="0"/>
-          <w:numId w:val="2"/>
-        </w:numPr>
-        <w:spacing w:after="60" w:line="290"/>
+        <w:spacing w:after="120" w:line="300"/>
       </w:pPr>
       <w:r>
         <w:rPr>
@@ -4904,1012 +5409,7 @@
           <w:sz w:val="21"/>
           <w:szCs w:val="21"/>
         </w:rPr>
-        <w:t xml:space="preserve">, nas categorias </w:t>
-      </w:r>
-      <w:r>
-        <w:rPr>
-          <w:rFonts w:ascii="Calibri" w:cs="Calibri" w:eastAsia="Calibri" w:hAnsi="Calibri"/>
-          <w:b/>
-          <w:bCs/>
-          <w:color w:val="1A1A1A"/>
-          <w:sz w:val="21"/>
-          <w:szCs w:val="21"/>
-        </w:rPr>
-        <w:t xml:space="preserve">duplo, triplo e quádruplo</w:t>
-      </w:r>
-      <w:r>
-        <w:rPr>
-          <w:rFonts w:ascii="Calibri" w:cs="Calibri" w:eastAsia="Calibri" w:hAnsi="Calibri"/>
-          <w:color w:val="1A1A1A"/>
-          <w:sz w:val="21"/>
-          <w:szCs w:val="21"/>
-        </w:rPr>
-        <w:t xml:space="preserve">.</w:t>
-      </w:r>
-    </w:p>
-    <w:p>
-      <w:pPr>
-        <w:pStyle w:val="ListParagraph"/>
-        <w:numPr>
-          <w:ilvl w:val="0"/>
-          <w:numId w:val="2"/>
-        </w:numPr>
-        <w:spacing w:after="60" w:line="290"/>
-      </w:pPr>
-      <w:r>
-        <w:rPr>
-          <w:rFonts w:ascii="Calibri" w:cs="Calibri" w:eastAsia="Calibri" w:hAnsi="Calibri"/>
-          <w:color w:val="1A1A1A"/>
-          <w:sz w:val="21"/>
-          <w:szCs w:val="21"/>
-        </w:rPr>
-        <w:t xml:space="preserve">A escala é argumento de marca: 18 suítes significam que dá para saber o nome de quem chega.</w:t>
-      </w:r>
-    </w:p>
-    <w:p>
-      <w:pPr>
-        <w:keepNext/>
-        <w:spacing w:after="200" w:before="360"/>
-      </w:pPr>
-      <w:r>
-        <w:rPr>
-          <w:rFonts w:ascii="Calibri" w:cs="Calibri" w:eastAsia="Calibri" w:hAnsi="Calibri"/>
-          <w:b/>
-          <w:bCs/>
-          <w:color w:val="049DD9"/>
-          <w:sz w:val="30"/>
-          <w:szCs w:val="30"/>
-        </w:rPr>
-        <w:t xml:space="preserve">2.2 CAFÉ DA MANHÃ</w:t>
-      </w:r>
-    </w:p>
-    <w:p>
-      <w:pPr>
-        <w:pStyle w:val="ListParagraph"/>
-        <w:numPr>
-          <w:ilvl w:val="0"/>
-          <w:numId w:val="2"/>
-        </w:numPr>
-        <w:spacing w:after="60" w:line="290"/>
-      </w:pPr>
-      <w:r>
-        <w:rPr>
-          <w:rFonts w:ascii="Calibri" w:cs="Calibri" w:eastAsia="Calibri" w:hAnsi="Calibri"/>
-          <w:b/>
-          <w:bCs/>
-          <w:color w:val="1A1A1A"/>
-          <w:sz w:val="21"/>
-          <w:szCs w:val="21"/>
-        </w:rPr>
-        <w:t xml:space="preserve">Buffet continental</w:t>
-      </w:r>
-      <w:r>
-        <w:rPr>
-          <w:rFonts w:ascii="Calibri" w:cs="Calibri" w:eastAsia="Calibri" w:hAnsi="Calibri"/>
-          <w:color w:val="1A1A1A"/>
-          <w:sz w:val="21"/>
-          <w:szCs w:val="21"/>
-        </w:rPr>
-        <w:t xml:space="preserve">, com dois preparos feitos na hora, sob pedido:</w:t>
-      </w:r>
-    </w:p>
-    <w:p>
-      <w:pPr>
-        <w:pStyle w:val="ListParagraph"/>
-        <w:numPr>
-          <w:ilvl w:val="1"/>
-          <w:numId w:val="2"/>
-        </w:numPr>
-        <w:spacing w:after="60" w:line="290"/>
-      </w:pPr>
-      <w:r>
-        <w:rPr>
-          <w:rFonts w:ascii="Calibri" w:cs="Calibri" w:eastAsia="Calibri" w:hAnsi="Calibri"/>
-          <w:b/>
-          <w:bCs/>
-          <w:color w:val="1A1A1A"/>
-          <w:sz w:val="21"/>
-          <w:szCs w:val="21"/>
-        </w:rPr>
-        <w:t xml:space="preserve">Ovos</w:t>
-      </w:r>
-      <w:r>
-        <w:rPr>
-          <w:rFonts w:ascii="Calibri" w:cs="Calibri" w:eastAsia="Calibri" w:hAnsi="Calibri"/>
-          <w:color w:val="1A1A1A"/>
-          <w:sz w:val="21"/>
-          <w:szCs w:val="21"/>
-        </w:rPr>
-        <w:t xml:space="preserve"> — do jeito que cada um gosta</w:t>
-      </w:r>
-    </w:p>
-    <w:p>
-      <w:pPr>
-        <w:pStyle w:val="ListParagraph"/>
-        <w:numPr>
-          <w:ilvl w:val="1"/>
-          <w:numId w:val="2"/>
-        </w:numPr>
-        <w:spacing w:after="60" w:line="290"/>
-      </w:pPr>
-      <w:r>
-        <w:rPr>
-          <w:rFonts w:ascii="Calibri" w:cs="Calibri" w:eastAsia="Calibri" w:hAnsi="Calibri"/>
-          <w:b/>
-          <w:bCs/>
-          <w:color w:val="1A1A1A"/>
-          <w:sz w:val="21"/>
-          <w:szCs w:val="21"/>
-        </w:rPr>
-        <w:t xml:space="preserve">Tapioca</w:t>
-      </w:r>
-    </w:p>
-    <w:p>
-      <w:pPr>
-        <w:pStyle w:val="ListParagraph"/>
-        <w:numPr>
-          <w:ilvl w:val="0"/>
-          <w:numId w:val="2"/>
-        </w:numPr>
-        <w:spacing w:after="60" w:line="290"/>
-      </w:pPr>
-      <w:r>
-        <w:rPr>
-          <w:rFonts w:ascii="Calibri" w:cs="Calibri" w:eastAsia="Calibri" w:hAnsi="Calibri"/>
-          <w:b/>
-          <w:bCs/>
-          <w:color w:val="1A1A1A"/>
-          <w:sz w:val="21"/>
-          <w:szCs w:val="21"/>
-        </w:rPr>
-        <w:t xml:space="preserve">Geleia artesanal</w:t>
-      </w:r>
-      <w:r>
-        <w:rPr>
-          <w:rFonts w:ascii="Calibri" w:cs="Calibri" w:eastAsia="Calibri" w:hAnsi="Calibri"/>
-          <w:color w:val="1A1A1A"/>
-          <w:sz w:val="21"/>
-          <w:szCs w:val="21"/>
-        </w:rPr>
-        <w:t xml:space="preserve"> e </w:t>
-      </w:r>
-      <w:r>
-        <w:rPr>
-          <w:rFonts w:ascii="Calibri" w:cs="Calibri" w:eastAsia="Calibri" w:hAnsi="Calibri"/>
-          <w:b/>
-          <w:bCs/>
-          <w:color w:val="1A1A1A"/>
-          <w:sz w:val="21"/>
-          <w:szCs w:val="21"/>
-        </w:rPr>
-        <w:t xml:space="preserve">coalhada artesanal</w:t>
-      </w:r>
-      <w:r>
-        <w:rPr>
-          <w:rFonts w:ascii="Calibri" w:cs="Calibri" w:eastAsia="Calibri" w:hAnsi="Calibri"/>
-          <w:color w:val="1A1A1A"/>
-          <w:sz w:val="21"/>
-          <w:szCs w:val="21"/>
-        </w:rPr>
-        <w:t xml:space="preserve"> — produção própria.</w:t>
-      </w:r>
-    </w:p>
-    <w:p>
-      <w:pPr>
-        <w:pStyle w:val="ListParagraph"/>
-        <w:numPr>
-          <w:ilvl w:val="0"/>
-          <w:numId w:val="2"/>
-        </w:numPr>
-        <w:spacing w:after="60" w:line="290"/>
-      </w:pPr>
-      <w:r>
-        <w:rPr>
-          <w:rFonts w:ascii="Calibri" w:cs="Calibri" w:eastAsia="Calibri" w:hAnsi="Calibri"/>
-          <w:color w:val="1A1A1A"/>
-          <w:sz w:val="21"/>
-          <w:szCs w:val="21"/>
-        </w:rPr>
-        <w:t xml:space="preserve">É o serviço mais citado nas avaliações. É o principal ativo de conteúdo da pousada.</w:t>
-      </w:r>
-    </w:p>
-    <w:p>
-      <w:pPr>
-        <w:keepNext/>
-        <w:spacing w:after="200" w:before="360"/>
-      </w:pPr>
-      <w:r>
-        <w:rPr>
-          <w:rFonts w:ascii="Calibri" w:cs="Calibri" w:eastAsia="Calibri" w:hAnsi="Calibri"/>
-          <w:b/>
-          <w:bCs/>
-          <w:color w:val="049DD9"/>
-          <w:sz w:val="30"/>
-          <w:szCs w:val="30"/>
-        </w:rPr>
-        <w:t xml:space="preserve">2.3 RESTAURANTE, BAR E ADEGA</w:t>
-      </w:r>
-    </w:p>
-    <w:p>
-      <w:pPr>
-        <w:pStyle w:val="ListParagraph"/>
-        <w:numPr>
-          <w:ilvl w:val="0"/>
-          <w:numId w:val="2"/>
-        </w:numPr>
-        <w:spacing w:after="60" w:line="290"/>
-      </w:pPr>
-      <w:r>
-        <w:rPr>
-          <w:rFonts w:ascii="Calibri" w:cs="Calibri" w:eastAsia="Calibri" w:hAnsi="Calibri"/>
-          <w:b/>
-          <w:bCs/>
-          <w:color w:val="1A1A1A"/>
-          <w:sz w:val="21"/>
-          <w:szCs w:val="21"/>
-        </w:rPr>
-        <w:t xml:space="preserve">Restaurante próprio</w:t>
-      </w:r>
-      <w:r>
-        <w:rPr>
-          <w:rFonts w:ascii="Calibri" w:cs="Calibri" w:eastAsia="Calibri" w:hAnsi="Calibri"/>
-          <w:color w:val="1A1A1A"/>
-          <w:sz w:val="21"/>
-          <w:szCs w:val="21"/>
-        </w:rPr>
-        <w:t xml:space="preserve"> para almoço.</w:t>
-      </w:r>
-    </w:p>
-    <w:p>
-      <w:pPr>
-        <w:pStyle w:val="ListParagraph"/>
-        <w:numPr>
-          <w:ilvl w:val="0"/>
-          <w:numId w:val="2"/>
-        </w:numPr>
-        <w:spacing w:after="60" w:line="290"/>
-      </w:pPr>
-      <w:r>
-        <w:rPr>
-          <w:rFonts w:ascii="Calibri" w:cs="Calibri" w:eastAsia="Calibri" w:hAnsi="Calibri"/>
-          <w:b/>
-          <w:bCs/>
-          <w:color w:val="1A1A1A"/>
-          <w:sz w:val="21"/>
-          <w:szCs w:val="21"/>
-        </w:rPr>
-        <w:t xml:space="preserve">Porções servidas na praia</w:t>
-      </w:r>
-      <w:r>
-        <w:rPr>
-          <w:rFonts w:ascii="Calibri" w:cs="Calibri" w:eastAsia="Calibri" w:hAnsi="Calibri"/>
-          <w:color w:val="1A1A1A"/>
-          <w:sz w:val="21"/>
-          <w:szCs w:val="21"/>
-        </w:rPr>
-        <w:t xml:space="preserve"> — </w:t>
-      </w:r>
-      <w:r>
-        <w:rPr>
-          <w:rFonts w:ascii="Calibri" w:cs="Calibri" w:eastAsia="Calibri" w:hAnsi="Calibri"/>
-          <w:b/>
-          <w:bCs/>
-          <w:color w:val="1A1A1A"/>
-          <w:sz w:val="21"/>
-          <w:szCs w:val="21"/>
-        </w:rPr>
-        <w:t xml:space="preserve">sem taxa de serviço</w:t>
-      </w:r>
-      <w:r>
-        <w:rPr>
-          <w:rFonts w:ascii="Calibri" w:cs="Calibri" w:eastAsia="Calibri" w:hAnsi="Calibri"/>
-          <w:color w:val="1A1A1A"/>
-          <w:sz w:val="21"/>
-          <w:szCs w:val="21"/>
-        </w:rPr>
-        <w:t xml:space="preserve">.</w:t>
-      </w:r>
-    </w:p>
-    <w:p>
-      <w:pPr>
-        <w:pStyle w:val="ListParagraph"/>
-        <w:numPr>
-          <w:ilvl w:val="0"/>
-          <w:numId w:val="2"/>
-        </w:numPr>
-        <w:spacing w:after="60" w:line="290"/>
-      </w:pPr>
-      <w:r>
-        <w:rPr>
-          <w:rFonts w:ascii="Calibri" w:cs="Calibri" w:eastAsia="Calibri" w:hAnsi="Calibri"/>
-          <w:b/>
-          <w:bCs/>
-          <w:color w:val="1A1A1A"/>
-          <w:sz w:val="21"/>
-          <w:szCs w:val="21"/>
-        </w:rPr>
-        <w:t xml:space="preserve">Bar</w:t>
-      </w:r>
-      <w:r>
-        <w:rPr>
-          <w:rFonts w:ascii="Calibri" w:cs="Calibri" w:eastAsia="Calibri" w:hAnsi="Calibri"/>
-          <w:color w:val="1A1A1A"/>
-          <w:sz w:val="21"/>
-          <w:szCs w:val="21"/>
-        </w:rPr>
-        <w:t xml:space="preserve"> para bebidas e drinks.</w:t>
-      </w:r>
-    </w:p>
-    <w:p>
-      <w:pPr>
-        <w:pStyle w:val="ListParagraph"/>
-        <w:numPr>
-          <w:ilvl w:val="0"/>
-          <w:numId w:val="2"/>
-        </w:numPr>
-        <w:spacing w:after="60" w:line="290"/>
-      </w:pPr>
-      <w:r>
-        <w:rPr>
-          <w:rFonts w:ascii="Calibri" w:cs="Calibri" w:eastAsia="Calibri" w:hAnsi="Calibri"/>
-          <w:b/>
-          <w:bCs/>
-          <w:color w:val="1A1A1A"/>
-          <w:sz w:val="21"/>
-          <w:szCs w:val="21"/>
-        </w:rPr>
-        <w:t xml:space="preserve">Adega de vinhos Luiz Argenta</w:t>
-      </w:r>
-      <w:r>
-        <w:rPr>
-          <w:rFonts w:ascii="Calibri" w:cs="Calibri" w:eastAsia="Calibri" w:hAnsi="Calibri"/>
-          <w:color w:val="1A1A1A"/>
-          <w:sz w:val="21"/>
-          <w:szCs w:val="21"/>
-        </w:rPr>
-        <w:t xml:space="preserve">.</w:t>
-      </w:r>
-    </w:p>
-    <w:p>
-      <w:pPr>
-        <w:keepNext/>
-        <w:spacing w:after="200" w:before="360"/>
-      </w:pPr>
-      <w:r>
-        <w:rPr>
-          <w:rFonts w:ascii="Calibri" w:cs="Calibri" w:eastAsia="Calibri" w:hAnsi="Calibri"/>
-          <w:b/>
-          <w:bCs/>
-          <w:color w:val="049DD9"/>
-          <w:sz w:val="30"/>
-          <w:szCs w:val="30"/>
-        </w:rPr>
-        <w:t xml:space="preserve">2.4 SERVIÇO DE PRAIA</w:t>
-      </w:r>
-    </w:p>
-    <w:p>
-      <w:pPr>
-        <w:spacing w:after="120" w:line="300"/>
-      </w:pPr>
-      <w:r>
-        <w:rPr>
-          <w:rFonts w:ascii="Calibri" w:cs="Calibri" w:eastAsia="Calibri" w:hAnsi="Calibri"/>
-          <w:color w:val="1A1A1A"/>
-          <w:sz w:val="21"/>
-          <w:szCs w:val="21"/>
-        </w:rPr>
-        <w:t xml:space="preserve">Montado </w:t>
-      </w:r>
-      <w:r>
-        <w:rPr>
-          <w:rFonts w:ascii="Calibri" w:cs="Calibri" w:eastAsia="Calibri" w:hAnsi="Calibri"/>
-          <w:b/>
-          <w:bCs/>
-          <w:color w:val="1A1A1A"/>
-          <w:sz w:val="21"/>
-          <w:szCs w:val="21"/>
-        </w:rPr>
-        <w:t xml:space="preserve">todas as manhãs</w:t>
-      </w:r>
-      <w:r>
-        <w:rPr>
-          <w:rFonts w:ascii="Calibri" w:cs="Calibri" w:eastAsia="Calibri" w:hAnsi="Calibri"/>
-          <w:color w:val="1A1A1A"/>
-          <w:sz w:val="21"/>
-          <w:szCs w:val="21"/>
-        </w:rPr>
-        <w:t xml:space="preserve">, e composto por:</w:t>
-      </w:r>
-    </w:p>
-    <w:p>
-      <w:pPr>
-        <w:pStyle w:val="ListParagraph"/>
-        <w:numPr>
-          <w:ilvl w:val="0"/>
-          <w:numId w:val="2"/>
-        </w:numPr>
-        <w:spacing w:after="60" w:line="290"/>
-      </w:pPr>
-      <w:r>
-        <w:rPr>
-          <w:rFonts w:ascii="Calibri" w:cs="Calibri" w:eastAsia="Calibri" w:hAnsi="Calibri"/>
-          <w:b/>
-          <w:bCs/>
-          <w:color w:val="1A1A1A"/>
-          <w:sz w:val="21"/>
-          <w:szCs w:val="21"/>
-        </w:rPr>
-        <w:t xml:space="preserve">Ombrelone de 2,50m</w:t>
-      </w:r>
-    </w:p>
-    <w:p>
-      <w:pPr>
-        <w:pStyle w:val="ListParagraph"/>
-        <w:numPr>
-          <w:ilvl w:val="0"/>
-          <w:numId w:val="2"/>
-        </w:numPr>
-        <w:spacing w:after="60" w:line="290"/>
-      </w:pPr>
-      <w:r>
-        <w:rPr>
-          <w:rFonts w:ascii="Calibri" w:cs="Calibri" w:eastAsia="Calibri" w:hAnsi="Calibri"/>
-          <w:b/>
-          <w:bCs/>
-          <w:color w:val="1A1A1A"/>
-          <w:sz w:val="21"/>
-          <w:szCs w:val="21"/>
-        </w:rPr>
-        <w:t xml:space="preserve">Cadeiras</w:t>
-      </w:r>
-    </w:p>
-    <w:p>
-      <w:pPr>
-        <w:pStyle w:val="ListParagraph"/>
-        <w:numPr>
-          <w:ilvl w:val="0"/>
-          <w:numId w:val="2"/>
-        </w:numPr>
-        <w:spacing w:after="60" w:line="290"/>
-      </w:pPr>
-      <w:r>
-        <w:rPr>
-          <w:rFonts w:ascii="Calibri" w:cs="Calibri" w:eastAsia="Calibri" w:hAnsi="Calibri"/>
-          <w:b/>
-          <w:bCs/>
-          <w:color w:val="1A1A1A"/>
-          <w:sz w:val="21"/>
-          <w:szCs w:val="21"/>
-        </w:rPr>
-        <w:t xml:space="preserve">Espreguiçadeira</w:t>
-      </w:r>
-    </w:p>
-    <w:p>
-      <w:pPr>
-        <w:pStyle w:val="ListParagraph"/>
-        <w:numPr>
-          <w:ilvl w:val="0"/>
-          <w:numId w:val="2"/>
-        </w:numPr>
-        <w:spacing w:after="60" w:line="290"/>
-      </w:pPr>
-      <w:r>
-        <w:rPr>
-          <w:rFonts w:ascii="Calibri" w:cs="Calibri" w:eastAsia="Calibri" w:hAnsi="Calibri"/>
-          <w:b/>
-          <w:bCs/>
-          <w:color w:val="1A1A1A"/>
-          <w:sz w:val="21"/>
-          <w:szCs w:val="21"/>
-        </w:rPr>
-        <w:t xml:space="preserve">Mesinha</w:t>
-      </w:r>
-    </w:p>
-    <w:p>
-      <w:pPr>
-        <w:pStyle w:val="ListParagraph"/>
-        <w:numPr>
-          <w:ilvl w:val="0"/>
-          <w:numId w:val="2"/>
-        </w:numPr>
-        <w:spacing w:after="60" w:line="290"/>
-      </w:pPr>
-      <w:r>
-        <w:rPr>
-          <w:rFonts w:ascii="Calibri" w:cs="Calibri" w:eastAsia="Calibri" w:hAnsi="Calibri"/>
-          <w:color w:val="1A1A1A"/>
-          <w:sz w:val="21"/>
-          <w:szCs w:val="21"/>
-        </w:rPr>
-        <w:t xml:space="preserve">Atendimento de bebidas e porções na areia, </w:t>
-      </w:r>
-      <w:r>
-        <w:rPr>
-          <w:rFonts w:ascii="Calibri" w:cs="Calibri" w:eastAsia="Calibri" w:hAnsi="Calibri"/>
-          <w:b/>
-          <w:bCs/>
-          <w:color w:val="1A1A1A"/>
-          <w:sz w:val="21"/>
-          <w:szCs w:val="21"/>
-        </w:rPr>
-        <w:t xml:space="preserve">sem taxa de serviço</w:t>
-      </w:r>
-    </w:p>
-    <w:p>
-      <w:pPr>
-        <w:keepNext/>
-        <w:spacing w:after="200" w:before="360"/>
-      </w:pPr>
-      <w:r>
-        <w:rPr>
-          <w:rFonts w:ascii="Calibri" w:cs="Calibri" w:eastAsia="Calibri" w:hAnsi="Calibri"/>
-          <w:b/>
-          <w:bCs/>
-          <w:color w:val="049DD9"/>
-          <w:sz w:val="30"/>
-          <w:szCs w:val="30"/>
-        </w:rPr>
-        <w:t xml:space="preserve">2.5 ÁREAS COMUNS</w:t>
-      </w:r>
-    </w:p>
-    <w:p>
-      <w:pPr>
-        <w:pStyle w:val="ListParagraph"/>
-        <w:numPr>
-          <w:ilvl w:val="0"/>
-          <w:numId w:val="2"/>
-        </w:numPr>
-        <w:spacing w:after="60" w:line="290"/>
-      </w:pPr>
-      <w:r>
-        <w:rPr>
-          <w:rFonts w:ascii="Calibri" w:cs="Calibri" w:eastAsia="Calibri" w:hAnsi="Calibri"/>
-          <w:b/>
-          <w:bCs/>
-          <w:color w:val="1A1A1A"/>
-          <w:sz w:val="21"/>
-          <w:szCs w:val="21"/>
-        </w:rPr>
-        <w:t xml:space="preserve">Piscina climatizada</w:t>
-      </w:r>
-      <w:r>
-        <w:rPr>
-          <w:rFonts w:ascii="Calibri" w:cs="Calibri" w:eastAsia="Calibri" w:hAnsi="Calibri"/>
-          <w:color w:val="1A1A1A"/>
-          <w:sz w:val="21"/>
-          <w:szCs w:val="21"/>
-        </w:rPr>
-        <w:t xml:space="preserve"> — funciona o ano inteiro; é o diferencial de baixa temporada.</w:t>
-      </w:r>
-    </w:p>
-    <w:p>
-      <w:pPr>
-        <w:pStyle w:val="ListParagraph"/>
-        <w:numPr>
-          <w:ilvl w:val="0"/>
-          <w:numId w:val="2"/>
-        </w:numPr>
-        <w:spacing w:after="60" w:line="290"/>
-      </w:pPr>
-      <w:r>
-        <w:rPr>
-          <w:rFonts w:ascii="Calibri" w:cs="Calibri" w:eastAsia="Calibri" w:hAnsi="Calibri"/>
-          <w:b/>
-          <w:bCs/>
-          <w:color w:val="1A1A1A"/>
-          <w:sz w:val="21"/>
-          <w:szCs w:val="21"/>
-        </w:rPr>
-        <w:t xml:space="preserve">Salão multifuncional</w:t>
-      </w:r>
-      <w:r>
-        <w:rPr>
-          <w:rFonts w:ascii="Calibri" w:cs="Calibri" w:eastAsia="Calibri" w:hAnsi="Calibri"/>
-          <w:color w:val="1A1A1A"/>
-          <w:sz w:val="21"/>
-          <w:szCs w:val="21"/>
-        </w:rPr>
-        <w:t xml:space="preserve"> com </w:t>
-      </w:r>
-      <w:r>
-        <w:rPr>
-          <w:rFonts w:ascii="Calibri" w:cs="Calibri" w:eastAsia="Calibri" w:hAnsi="Calibri"/>
-          <w:b/>
-          <w:bCs/>
-          <w:color w:val="1A1A1A"/>
-          <w:sz w:val="21"/>
-          <w:szCs w:val="21"/>
-        </w:rPr>
-        <w:t xml:space="preserve">monitor de 82 polegadas</w:t>
-      </w:r>
-      <w:r>
-        <w:rPr>
-          <w:rFonts w:ascii="Calibri" w:cs="Calibri" w:eastAsia="Calibri" w:hAnsi="Calibri"/>
-          <w:color w:val="1A1A1A"/>
-          <w:sz w:val="21"/>
-          <w:szCs w:val="21"/>
-        </w:rPr>
-        <w:t xml:space="preserve"> — reuniões, pequenos eventos, confraternizações, dia de chuva, retiros e famílias grandes.</w:t>
-      </w:r>
-    </w:p>
-    <w:p>
-      <w:pPr>
-        <w:keepNext/>
-        <w:spacing w:after="200" w:before="360"/>
-      </w:pPr>
-      <w:r>
-        <w:rPr>
-          <w:rFonts w:ascii="Calibri" w:cs="Calibri" w:eastAsia="Calibri" w:hAnsi="Calibri"/>
-          <w:b/>
-          <w:bCs/>
-          <w:color w:val="049DD9"/>
-          <w:sz w:val="30"/>
-          <w:szCs w:val="30"/>
-        </w:rPr>
-        <w:t xml:space="preserve">2.6 INFRAESTRUTURA INVISÍVEL</w:t>
-      </w:r>
-    </w:p>
-    <w:p>
-      <w:pPr>
-        <w:pStyle w:val="ListParagraph"/>
-        <w:numPr>
-          <w:ilvl w:val="0"/>
-          <w:numId w:val="2"/>
-        </w:numPr>
-        <w:spacing w:after="60" w:line="290"/>
-      </w:pPr>
-      <w:r>
-        <w:rPr>
-          <w:rFonts w:ascii="Calibri" w:cs="Calibri" w:eastAsia="Calibri" w:hAnsi="Calibri"/>
-          <w:b/>
-          <w:bCs/>
-          <w:color w:val="1A1A1A"/>
-          <w:sz w:val="21"/>
-          <w:szCs w:val="21"/>
-        </w:rPr>
-        <w:t xml:space="preserve">Gerador próprio</w:t>
-      </w:r>
-      <w:r>
-        <w:rPr>
-          <w:rFonts w:ascii="Calibri" w:cs="Calibri" w:eastAsia="Calibri" w:hAnsi="Calibri"/>
-          <w:color w:val="1A1A1A"/>
-          <w:sz w:val="21"/>
-          <w:szCs w:val="21"/>
-        </w:rPr>
-        <w:t xml:space="preserve"> que sustenta </w:t>
-      </w:r>
-      <w:r>
-        <w:rPr>
-          <w:rFonts w:ascii="Calibri" w:cs="Calibri" w:eastAsia="Calibri" w:hAnsi="Calibri"/>
-          <w:b/>
-          <w:bCs/>
-          <w:color w:val="1A1A1A"/>
-          <w:sz w:val="21"/>
-          <w:szCs w:val="21"/>
-        </w:rPr>
-        <w:t xml:space="preserve">a pousada inteira</w:t>
-      </w:r>
-      <w:r>
-        <w:rPr>
-          <w:rFonts w:ascii="Calibri" w:cs="Calibri" w:eastAsia="Calibri" w:hAnsi="Calibri"/>
-          <w:color w:val="1A1A1A"/>
-          <w:sz w:val="21"/>
-          <w:szCs w:val="21"/>
-        </w:rPr>
-        <w:t xml:space="preserve"> — a operação não para em queda de energia.</w:t>
-      </w:r>
-    </w:p>
-    <w:p>
-      <w:pPr>
-        <w:pStyle w:val="ListParagraph"/>
-        <w:numPr>
-          <w:ilvl w:val="0"/>
-          <w:numId w:val="2"/>
-        </w:numPr>
-        <w:spacing w:after="60" w:line="290"/>
-      </w:pPr>
-      <w:r>
-        <w:rPr>
-          <w:rFonts w:ascii="Calibri" w:cs="Calibri" w:eastAsia="Calibri" w:hAnsi="Calibri"/>
-          <w:b/>
-          <w:bCs/>
-          <w:color w:val="1A1A1A"/>
-          <w:sz w:val="21"/>
-          <w:szCs w:val="21"/>
-        </w:rPr>
-        <w:t xml:space="preserve">Placas fotovoltaicas</w:t>
-      </w:r>
-      <w:r>
-        <w:rPr>
-          <w:rFonts w:ascii="Calibri" w:cs="Calibri" w:eastAsia="Calibri" w:hAnsi="Calibri"/>
-          <w:color w:val="1A1A1A"/>
-          <w:sz w:val="21"/>
-          <w:szCs w:val="21"/>
-        </w:rPr>
-        <w:t xml:space="preserve"> — parte da operação sustentável.</w:t>
-      </w:r>
-    </w:p>
-    <w:p>
-      <w:pPr>
-        <w:pBdr>
-          <w:left w:val="single" w:color="04B2D9" w:sz="18" w:space="14"/>
-        </w:pBdr>
-        <w:spacing w:after="200" w:before="160" w:line="320"/>
-        <w:ind w:left="460"/>
-      </w:pPr>
-      <w:r>
-        <w:rPr>
-          <w:rFonts w:ascii="Calibri" w:cs="Calibri" w:eastAsia="Calibri" w:hAnsi="Calibri"/>
-          <w:i w:val="false"/>
-          <w:iCs w:val="false"/>
-          <w:color w:val="2C3E44"/>
-          <w:sz w:val="22"/>
-          <w:szCs w:val="22"/>
-        </w:rPr>
-        <w:t xml:space="preserve">Este é o item mais subaproveitado da marca. Gerador e energia solar </w:t>
-      </w:r>
-      <w:r>
-        <w:rPr>
-          <w:rFonts w:ascii="Calibri" w:cs="Calibri" w:eastAsia="Calibri" w:hAnsi="Calibri"/>
-          <w:b/>
-          <w:bCs/>
-          <w:i w:val="false"/>
-          <w:iCs w:val="false"/>
-          <w:color w:val="0E3740"/>
-          <w:sz w:val="22"/>
-          <w:szCs w:val="22"/>
-        </w:rPr>
-        <w:t xml:space="preserve">são</w:t>
-      </w:r>
-      <w:r>
-        <w:rPr>
-          <w:rFonts w:ascii="Calibri" w:cs="Calibri" w:eastAsia="Calibri" w:hAnsi="Calibri"/>
-          <w:i w:val="false"/>
-          <w:iCs w:val="false"/>
-          <w:color w:val="2C3E44"/>
-          <w:sz w:val="22"/>
-          <w:szCs w:val="22"/>
-        </w:rPr>
-        <w:t xml:space="preserve"> o conceito-âncora em forma de equipamento: o hóspede só percebe quando a rua inteira apaga e aqui não acontece nada.</w:t>
-      </w:r>
-    </w:p>
-    <w:p>
-      <w:pPr>
-        <w:keepNext/>
-        <w:spacing w:after="200" w:before="360"/>
-      </w:pPr>
-      <w:r>
-        <w:rPr>
-          <w:rFonts w:ascii="Calibri" w:cs="Calibri" w:eastAsia="Calibri" w:hAnsi="Calibri"/>
-          <w:b/>
-          <w:bCs/>
-          <w:color w:val="049DD9"/>
-          <w:sz w:val="30"/>
-          <w:szCs w:val="30"/>
-        </w:rPr>
-        <w:t xml:space="preserve">2.7 LOCALIZAÇÃO</w:t>
-      </w:r>
-    </w:p>
-    <w:p>
-      <w:pPr>
-        <w:pStyle w:val="ListParagraph"/>
-        <w:numPr>
-          <w:ilvl w:val="0"/>
-          <w:numId w:val="2"/>
-        </w:numPr>
-        <w:spacing w:after="60" w:line="290"/>
-      </w:pPr>
-      <w:r>
-        <w:rPr>
-          <w:rFonts w:ascii="Calibri" w:cs="Calibri" w:eastAsia="Calibri" w:hAnsi="Calibri"/>
-          <w:b/>
-          <w:bCs/>
-          <w:color w:val="1A1A1A"/>
-          <w:sz w:val="21"/>
-          <w:szCs w:val="21"/>
-        </w:rPr>
-        <w:t xml:space="preserve">170 metros da praia</w:t>
-      </w:r>
-    </w:p>
-    <w:p>
-      <w:pPr>
-        <w:pStyle w:val="ListParagraph"/>
-        <w:numPr>
-          <w:ilvl w:val="0"/>
-          <w:numId w:val="2"/>
-        </w:numPr>
-        <w:spacing w:after="60" w:line="290"/>
-      </w:pPr>
-      <w:r>
-        <w:rPr>
-          <w:rFonts w:ascii="Calibri" w:cs="Calibri" w:eastAsia="Calibri" w:hAnsi="Calibri"/>
-          <w:b/>
-          <w:bCs/>
-          <w:color w:val="1A1A1A"/>
-          <w:sz w:val="21"/>
-          <w:szCs w:val="21"/>
-        </w:rPr>
-        <w:t xml:space="preserve">≈ 400 metros do centrinho de Camburi</w:t>
-      </w:r>
-    </w:p>
-    <w:p>
-      <w:pPr>
-        <w:pStyle w:val="ListParagraph"/>
-        <w:numPr>
-          <w:ilvl w:val="0"/>
-          <w:numId w:val="2"/>
-        </w:numPr>
-        <w:spacing w:after="60" w:line="290"/>
-      </w:pPr>
-      <w:r>
-        <w:rPr>
-          <w:rFonts w:ascii="Calibri" w:cs="Calibri" w:eastAsia="Calibri" w:hAnsi="Calibri"/>
-          <w:color w:val="1A1A1A"/>
-          <w:sz w:val="21"/>
-          <w:szCs w:val="21"/>
-        </w:rPr>
-        <w:t xml:space="preserve">≈ 2h30 da capital paulista</w:t>
-      </w:r>
-    </w:p>
-    <w:p>
-      <w:pPr>
-        <w:keepNext/>
-        <w:spacing w:after="200" w:before="360"/>
-      </w:pPr>
-      <w:r>
-        <w:rPr>
-          <w:rFonts w:ascii="Calibri" w:cs="Calibri" w:eastAsia="Calibri" w:hAnsi="Calibri"/>
-          <w:b/>
-          <w:bCs/>
-          <w:color w:val="049DD9"/>
-          <w:sz w:val="30"/>
-          <w:szCs w:val="30"/>
-        </w:rPr>
-        <w:t xml:space="preserve">2.8 CORTESIAS PERMANENTES</w:t>
-      </w:r>
-    </w:p>
-    <w:p>
-      <w:pPr>
-        <w:pStyle w:val="ListParagraph"/>
-        <w:numPr>
-          <w:ilvl w:val="0"/>
-          <w:numId w:val="2"/>
-        </w:numPr>
-        <w:spacing w:after="60" w:line="290"/>
-      </w:pPr>
-      <w:r>
-        <w:rPr>
-          <w:rFonts w:ascii="Calibri" w:cs="Calibri" w:eastAsia="Calibri" w:hAnsi="Calibri"/>
-          <w:b/>
-          <w:bCs/>
-          <w:color w:val="1A1A1A"/>
-          <w:sz w:val="21"/>
-          <w:szCs w:val="21"/>
-        </w:rPr>
-        <w:t xml:space="preserve">Café expresso, chá e fruta</w:t>
-      </w:r>
-      <w:r>
-        <w:rPr>
-          <w:rFonts w:ascii="Calibri" w:cs="Calibri" w:eastAsia="Calibri" w:hAnsi="Calibri"/>
-          <w:color w:val="1A1A1A"/>
-          <w:sz w:val="21"/>
-          <w:szCs w:val="21"/>
-        </w:rPr>
-        <w:t xml:space="preserve"> — sempre disponíveis, o dia todo, sem cobrança.</w:t>
-      </w:r>
-    </w:p>
-    <w:p>
-      <w:pPr>
-        <w:pStyle w:val="ListParagraph"/>
-        <w:numPr>
-          <w:ilvl w:val="0"/>
-          <w:numId w:val="2"/>
-        </w:numPr>
-        <w:spacing w:after="60" w:line="290"/>
-      </w:pPr>
-      <w:r>
-        <w:rPr>
-          <w:rFonts w:ascii="Calibri" w:cs="Calibri" w:eastAsia="Calibri" w:hAnsi="Calibri"/>
-          <w:b/>
-          <w:bCs/>
-          <w:color w:val="1A1A1A"/>
-          <w:sz w:val="21"/>
-          <w:szCs w:val="21"/>
-        </w:rPr>
-        <w:t xml:space="preserve">Kit amenities completo.</w:t>
-      </w:r>
-    </w:p>
-    <w:p>
-      <w:pPr>
-        <w:pStyle w:val="ListParagraph"/>
-        <w:numPr>
-          <w:ilvl w:val="0"/>
-          <w:numId w:val="2"/>
-        </w:numPr>
-        <w:spacing w:after="60" w:line="290"/>
-      </w:pPr>
-      <w:r>
-        <w:rPr>
-          <w:rFonts w:ascii="Calibri" w:cs="Calibri" w:eastAsia="Calibri" w:hAnsi="Calibri"/>
-          <w:b/>
-          <w:bCs/>
-          <w:color w:val="1A1A1A"/>
-          <w:sz w:val="21"/>
-          <w:szCs w:val="21"/>
-        </w:rPr>
-        <w:t xml:space="preserve">Check-in antecipado para todos</w:t>
-      </w:r>
-      <w:r>
-        <w:rPr>
-          <w:rFonts w:ascii="Calibri" w:cs="Calibri" w:eastAsia="Calibri" w:hAnsi="Calibri"/>
-          <w:color w:val="1A1A1A"/>
-          <w:sz w:val="21"/>
-          <w:szCs w:val="21"/>
-        </w:rPr>
-        <w:t xml:space="preserve">, quando houver disponibilidade.</w:t>
-      </w:r>
-    </w:p>
-    <w:p>
-      <w:pPr>
-        <w:pStyle w:val="ListParagraph"/>
-        <w:numPr>
-          <w:ilvl w:val="0"/>
-          <w:numId w:val="2"/>
-        </w:numPr>
-        <w:spacing w:after="60" w:line="290"/>
-      </w:pPr>
-      <w:r>
-        <w:rPr>
-          <w:rFonts w:ascii="Calibri" w:cs="Calibri" w:eastAsia="Calibri" w:hAnsi="Calibri"/>
-          <w:b/>
-          <w:bCs/>
-          <w:color w:val="1A1A1A"/>
-          <w:sz w:val="21"/>
-          <w:szCs w:val="21"/>
-        </w:rPr>
-        <w:t xml:space="preserve">Sugestões personalizadas</w:t>
-      </w:r>
-      <w:r>
-        <w:rPr>
-          <w:rFonts w:ascii="Calibri" w:cs="Calibri" w:eastAsia="Calibri" w:hAnsi="Calibri"/>
-          <w:color w:val="1A1A1A"/>
-          <w:sz w:val="21"/>
-          <w:szCs w:val="21"/>
-        </w:rPr>
-        <w:t xml:space="preserve"> de atividades, roteiros e restaurantes.</w:t>
-      </w:r>
-    </w:p>
-    <w:p>
-      <w:pPr>
-        <w:keepNext/>
-        <w:spacing w:after="200" w:before="360"/>
-      </w:pPr>
-      <w:r>
-        <w:rPr>
-          <w:rFonts w:ascii="Calibri" w:cs="Calibri" w:eastAsia="Calibri" w:hAnsi="Calibri"/>
-          <w:b/>
-          <w:bCs/>
-          <w:color w:val="049DD9"/>
-          <w:sz w:val="30"/>
-          <w:szCs w:val="30"/>
-        </w:rPr>
-        <w:t xml:space="preserve">2.9 DE FATO A HISTÓRIA — tabela de tradução</w:t>
-      </w:r>
-    </w:p>
-    <w:p>
-      <w:pPr>
-        <w:spacing w:after="120" w:line="300"/>
-      </w:pPr>
-      <w:r>
-        <w:rPr>
-          <w:rFonts w:ascii="Calibri" w:cs="Calibri" w:eastAsia="Calibri" w:hAnsi="Calibri"/>
-          <w:i/>
-          <w:iCs/>
-          <w:color w:val="1A1A1A"/>
-          <w:sz w:val="21"/>
-          <w:szCs w:val="21"/>
-        </w:rPr>
-        <w:t xml:space="preserve">Como cada fato vira conteúdo sem virar folheto.</w:t>
+        <w:t xml:space="preserve">, distribuídas em seis categorias:</w:t>
       </w:r>
     </w:p>
     <w:tbl>
@@ -5956,7 +5456,7 @@
                 <w:sz w:val="19"/>
                 <w:szCs w:val="19"/>
               </w:rPr>
-              <w:t xml:space="preserve">Fato operacional</w:t>
+              <w:t xml:space="preserve">Categoria</w:t>
             </w:r>
           </w:p>
         </w:tc>
@@ -5984,7 +5484,7 @@
                 <w:sz w:val="19"/>
                 <w:szCs w:val="19"/>
               </w:rPr>
-              <w:t xml:space="preserve">Como se conta</w:t>
+              <w:t xml:space="preserve">Quantidade</w:t>
             </w:r>
           </w:p>
         </w:tc>
@@ -6014,7 +5514,7 @@
                 <w:sz w:val="19"/>
                 <w:szCs w:val="19"/>
               </w:rPr>
-              <w:t xml:space="preserve">18 suítes</w:t>
+              <w:t xml:space="preserve">Térreo duplo</w:t>
             </w:r>
           </w:p>
         </w:tc>
@@ -6042,7 +5542,1936 @@
                 <w:sz w:val="19"/>
                 <w:szCs w:val="19"/>
               </w:rPr>
+              <w:t xml:space="preserve">4</w:t>
+            </w:r>
+          </w:p>
+        </w:tc>
+      </w:tr>
+      <w:tr>
+        <w:tc>
+          <w:tcPr>
+            <w:tcW w:type="dxa" w:w="4513"/>
+            <w:shd w:fill="F2F2F2" w:color="auto" w:val="clear"/>
+            <w:tcMar>
+              <w:top w:type="dxa" w:w="80"/>
+              <w:left w:type="dxa" w:w="120"/>
+              <w:bottom w:type="dxa" w:w="80"/>
+              <w:right w:type="dxa" w:w="120"/>
+            </w:tcMar>
+          </w:tcPr>
+          <w:p>
+            <w:pPr>
+              <w:spacing w:after="0" w:line="260"/>
+            </w:pPr>
+            <w:r>
+              <w:rPr>
+                <w:rFonts w:ascii="Calibri" w:cs="Calibri" w:eastAsia="Calibri" w:hAnsi="Calibri"/>
+                <w:b w:val="false"/>
+                <w:bCs w:val="false"/>
+                <w:color w:val="1A1A1A"/>
+                <w:sz w:val="19"/>
+                <w:szCs w:val="19"/>
+              </w:rPr>
+              <w:t xml:space="preserve">Térreo duplo com varanda</w:t>
+            </w:r>
+          </w:p>
+        </w:tc>
+        <w:tc>
+          <w:tcPr>
+            <w:tcW w:type="dxa" w:w="4513"/>
+            <w:shd w:fill="F2F2F2" w:color="auto" w:val="clear"/>
+            <w:tcMar>
+              <w:top w:type="dxa" w:w="80"/>
+              <w:left w:type="dxa" w:w="120"/>
+              <w:bottom w:type="dxa" w:w="80"/>
+              <w:right w:type="dxa" w:w="120"/>
+            </w:tcMar>
+          </w:tcPr>
+          <w:p>
+            <w:pPr>
+              <w:spacing w:after="0" w:line="260"/>
+            </w:pPr>
+            <w:r>
+              <w:rPr>
+                <w:rFonts w:ascii="Calibri" w:cs="Calibri" w:eastAsia="Calibri" w:hAnsi="Calibri"/>
+                <w:b w:val="false"/>
+                <w:bCs w:val="false"/>
+                <w:color w:val="1A1A1A"/>
+                <w:sz w:val="19"/>
+                <w:szCs w:val="19"/>
+              </w:rPr>
+              <w:t xml:space="preserve">3</w:t>
+            </w:r>
+          </w:p>
+        </w:tc>
+      </w:tr>
+      <w:tr>
+        <w:tc>
+          <w:tcPr>
+            <w:tcW w:type="dxa" w:w="4513"/>
+            <w:shd w:fill="F2F2F2" w:color="auto" w:val="clear"/>
+            <w:tcMar>
+              <w:top w:type="dxa" w:w="80"/>
+              <w:left w:type="dxa" w:w="120"/>
+              <w:bottom w:type="dxa" w:w="80"/>
+              <w:right w:type="dxa" w:w="120"/>
+            </w:tcMar>
+          </w:tcPr>
+          <w:p>
+            <w:pPr>
+              <w:spacing w:after="0" w:line="260"/>
+            </w:pPr>
+            <w:r>
+              <w:rPr>
+                <w:rFonts w:ascii="Calibri" w:cs="Calibri" w:eastAsia="Calibri" w:hAnsi="Calibri"/>
+                <w:b w:val="false"/>
+                <w:bCs w:val="false"/>
+                <w:color w:val="1A1A1A"/>
+                <w:sz w:val="19"/>
+                <w:szCs w:val="19"/>
+              </w:rPr>
+              <w:t xml:space="preserve">Superior duplo</w:t>
+            </w:r>
+          </w:p>
+        </w:tc>
+        <w:tc>
+          <w:tcPr>
+            <w:tcW w:type="dxa" w:w="4513"/>
+            <w:shd w:fill="F2F2F2" w:color="auto" w:val="clear"/>
+            <w:tcMar>
+              <w:top w:type="dxa" w:w="80"/>
+              <w:left w:type="dxa" w:w="120"/>
+              <w:bottom w:type="dxa" w:w="80"/>
+              <w:right w:type="dxa" w:w="120"/>
+            </w:tcMar>
+          </w:tcPr>
+          <w:p>
+            <w:pPr>
+              <w:spacing w:after="0" w:line="260"/>
+            </w:pPr>
+            <w:r>
+              <w:rPr>
+                <w:rFonts w:ascii="Calibri" w:cs="Calibri" w:eastAsia="Calibri" w:hAnsi="Calibri"/>
+                <w:b w:val="false"/>
+                <w:bCs w:val="false"/>
+                <w:color w:val="1A1A1A"/>
+                <w:sz w:val="19"/>
+                <w:szCs w:val="19"/>
+              </w:rPr>
+              <w:t xml:space="preserve">4</w:t>
+            </w:r>
+          </w:p>
+        </w:tc>
+      </w:tr>
+      <w:tr>
+        <w:tc>
+          <w:tcPr>
+            <w:tcW w:type="dxa" w:w="4513"/>
+            <w:shd w:fill="F2F2F2" w:color="auto" w:val="clear"/>
+            <w:tcMar>
+              <w:top w:type="dxa" w:w="80"/>
+              <w:left w:type="dxa" w:w="120"/>
+              <w:bottom w:type="dxa" w:w="80"/>
+              <w:right w:type="dxa" w:w="120"/>
+            </w:tcMar>
+          </w:tcPr>
+          <w:p>
+            <w:pPr>
+              <w:spacing w:after="0" w:line="260"/>
+            </w:pPr>
+            <w:r>
+              <w:rPr>
+                <w:rFonts w:ascii="Calibri" w:cs="Calibri" w:eastAsia="Calibri" w:hAnsi="Calibri"/>
+                <w:b w:val="false"/>
+                <w:bCs w:val="false"/>
+                <w:color w:val="1A1A1A"/>
+                <w:sz w:val="19"/>
+                <w:szCs w:val="19"/>
+              </w:rPr>
+              <w:t xml:space="preserve">Térreo triplo</w:t>
+            </w:r>
+          </w:p>
+        </w:tc>
+        <w:tc>
+          <w:tcPr>
+            <w:tcW w:type="dxa" w:w="4513"/>
+            <w:shd w:fill="F2F2F2" w:color="auto" w:val="clear"/>
+            <w:tcMar>
+              <w:top w:type="dxa" w:w="80"/>
+              <w:left w:type="dxa" w:w="120"/>
+              <w:bottom w:type="dxa" w:w="80"/>
+              <w:right w:type="dxa" w:w="120"/>
+            </w:tcMar>
+          </w:tcPr>
+          <w:p>
+            <w:pPr>
+              <w:spacing w:after="0" w:line="260"/>
+            </w:pPr>
+            <w:r>
+              <w:rPr>
+                <w:rFonts w:ascii="Calibri" w:cs="Calibri" w:eastAsia="Calibri" w:hAnsi="Calibri"/>
+                <w:b w:val="false"/>
+                <w:bCs w:val="false"/>
+                <w:color w:val="1A1A1A"/>
+                <w:sz w:val="19"/>
+                <w:szCs w:val="19"/>
+              </w:rPr>
+              <w:t xml:space="preserve">2</w:t>
+            </w:r>
+          </w:p>
+        </w:tc>
+      </w:tr>
+      <w:tr>
+        <w:tc>
+          <w:tcPr>
+            <w:tcW w:type="dxa" w:w="4513"/>
+            <w:shd w:fill="F2F2F2" w:color="auto" w:val="clear"/>
+            <w:tcMar>
+              <w:top w:type="dxa" w:w="80"/>
+              <w:left w:type="dxa" w:w="120"/>
+              <w:bottom w:type="dxa" w:w="80"/>
+              <w:right w:type="dxa" w:w="120"/>
+            </w:tcMar>
+          </w:tcPr>
+          <w:p>
+            <w:pPr>
+              <w:spacing w:after="0" w:line="260"/>
+            </w:pPr>
+            <w:r>
+              <w:rPr>
+                <w:rFonts w:ascii="Calibri" w:cs="Calibri" w:eastAsia="Calibri" w:hAnsi="Calibri"/>
+                <w:b w:val="false"/>
+                <w:bCs w:val="false"/>
+                <w:color w:val="1A1A1A"/>
+                <w:sz w:val="19"/>
+                <w:szCs w:val="19"/>
+              </w:rPr>
+              <w:t xml:space="preserve">Superior triplo</w:t>
+            </w:r>
+          </w:p>
+        </w:tc>
+        <w:tc>
+          <w:tcPr>
+            <w:tcW w:type="dxa" w:w="4513"/>
+            <w:shd w:fill="F2F2F2" w:color="auto" w:val="clear"/>
+            <w:tcMar>
+              <w:top w:type="dxa" w:w="80"/>
+              <w:left w:type="dxa" w:w="120"/>
+              <w:bottom w:type="dxa" w:w="80"/>
+              <w:right w:type="dxa" w:w="120"/>
+            </w:tcMar>
+          </w:tcPr>
+          <w:p>
+            <w:pPr>
+              <w:spacing w:after="0" w:line="260"/>
+            </w:pPr>
+            <w:r>
+              <w:rPr>
+                <w:rFonts w:ascii="Calibri" w:cs="Calibri" w:eastAsia="Calibri" w:hAnsi="Calibri"/>
+                <w:b w:val="false"/>
+                <w:bCs w:val="false"/>
+                <w:color w:val="1A1A1A"/>
+                <w:sz w:val="19"/>
+                <w:szCs w:val="19"/>
+              </w:rPr>
+              <w:t xml:space="preserve">3</w:t>
+            </w:r>
+          </w:p>
+        </w:tc>
+      </w:tr>
+      <w:tr>
+        <w:tc>
+          <w:tcPr>
+            <w:tcW w:type="dxa" w:w="4513"/>
+            <w:shd w:fill="F2F2F2" w:color="auto" w:val="clear"/>
+            <w:tcMar>
+              <w:top w:type="dxa" w:w="80"/>
+              <w:left w:type="dxa" w:w="120"/>
+              <w:bottom w:type="dxa" w:w="80"/>
+              <w:right w:type="dxa" w:w="120"/>
+            </w:tcMar>
+          </w:tcPr>
+          <w:p>
+            <w:pPr>
+              <w:spacing w:after="0" w:line="260"/>
+            </w:pPr>
+            <w:r>
+              <w:rPr>
+                <w:rFonts w:ascii="Calibri" w:cs="Calibri" w:eastAsia="Calibri" w:hAnsi="Calibri"/>
+                <w:b w:val="false"/>
+                <w:bCs w:val="false"/>
+                <w:color w:val="1A1A1A"/>
+                <w:sz w:val="19"/>
+                <w:szCs w:val="19"/>
+              </w:rPr>
+              <w:t xml:space="preserve">Superior quádruplo</w:t>
+            </w:r>
+          </w:p>
+        </w:tc>
+        <w:tc>
+          <w:tcPr>
+            <w:tcW w:type="dxa" w:w="4513"/>
+            <w:shd w:fill="F2F2F2" w:color="auto" w:val="clear"/>
+            <w:tcMar>
+              <w:top w:type="dxa" w:w="80"/>
+              <w:left w:type="dxa" w:w="120"/>
+              <w:bottom w:type="dxa" w:w="80"/>
+              <w:right w:type="dxa" w:w="120"/>
+            </w:tcMar>
+          </w:tcPr>
+          <w:p>
+            <w:pPr>
+              <w:spacing w:after="0" w:line="260"/>
+            </w:pPr>
+            <w:r>
+              <w:rPr>
+                <w:rFonts w:ascii="Calibri" w:cs="Calibri" w:eastAsia="Calibri" w:hAnsi="Calibri"/>
+                <w:b w:val="false"/>
+                <w:bCs w:val="false"/>
+                <w:color w:val="1A1A1A"/>
+                <w:sz w:val="19"/>
+                <w:szCs w:val="19"/>
+              </w:rPr>
+              <w:t xml:space="preserve">2</w:t>
+            </w:r>
+          </w:p>
+        </w:tc>
+      </w:tr>
+      <w:tr>
+        <w:tc>
+          <w:tcPr>
+            <w:tcW w:type="dxa" w:w="4513"/>
+            <w:shd w:fill="F2F2F2" w:color="auto" w:val="clear"/>
+            <w:tcMar>
+              <w:top w:type="dxa" w:w="80"/>
+              <w:left w:type="dxa" w:w="120"/>
+              <w:bottom w:type="dxa" w:w="80"/>
+              <w:right w:type="dxa" w:w="120"/>
+            </w:tcMar>
+          </w:tcPr>
+          <w:p>
+            <w:pPr>
+              <w:spacing w:after="0" w:line="260"/>
+            </w:pPr>
+            <w:r>
+              <w:rPr>
+                <w:rFonts w:ascii="Calibri" w:cs="Calibri" w:eastAsia="Calibri" w:hAnsi="Calibri"/>
+                <w:b/>
+                <w:bCs/>
+                <w:color w:val="0E3740"/>
+                <w:sz w:val="19"/>
+                <w:szCs w:val="19"/>
+              </w:rPr>
+              <w:t xml:space="preserve">Total</w:t>
+            </w:r>
+          </w:p>
+        </w:tc>
+        <w:tc>
+          <w:tcPr>
+            <w:tcW w:type="dxa" w:w="4513"/>
+            <w:shd w:fill="F2F2F2" w:color="auto" w:val="clear"/>
+            <w:tcMar>
+              <w:top w:type="dxa" w:w="80"/>
+              <w:left w:type="dxa" w:w="120"/>
+              <w:bottom w:type="dxa" w:w="80"/>
+              <w:right w:type="dxa" w:w="120"/>
+            </w:tcMar>
+          </w:tcPr>
+          <w:p>
+            <w:pPr>
+              <w:spacing w:after="0" w:line="260"/>
+            </w:pPr>
+            <w:r>
+              <w:rPr>
+                <w:rFonts w:ascii="Calibri" w:cs="Calibri" w:eastAsia="Calibri" w:hAnsi="Calibri"/>
+                <w:b/>
+                <w:bCs/>
+                <w:color w:val="0E3740"/>
+                <w:sz w:val="19"/>
+                <w:szCs w:val="19"/>
+              </w:rPr>
+              <w:t xml:space="preserve">18</w:t>
+            </w:r>
+          </w:p>
+        </w:tc>
+      </w:tr>
+    </w:tbl>
+    <w:p>
+      <w:pPr>
+        <w:spacing w:after="200"/>
+      </w:pPr>
+      <w:r>
+        <w:t xml:space="preserve"/>
+      </w:r>
+    </w:p>
+    <w:p>
+      <w:pPr>
+        <w:spacing w:after="120" w:line="300"/>
+      </w:pPr>
+      <w:r>
+        <w:rPr>
+          <w:rFonts w:ascii="Calibri" w:cs="Calibri" w:eastAsia="Calibri" w:hAnsi="Calibri"/>
+          <w:b/>
+          <w:bCs/>
+          <w:color w:val="1A1A1A"/>
+          <w:sz w:val="21"/>
+          <w:szCs w:val="21"/>
+        </w:rPr>
+        <w:t xml:space="preserve">Leitura da distribuição</w:t>
+      </w:r>
+      <w:r>
+        <w:rPr>
+          <w:rFonts w:ascii="Calibri" w:cs="Calibri" w:eastAsia="Calibri" w:hAnsi="Calibri"/>
+          <w:color w:val="1A1A1A"/>
+          <w:sz w:val="21"/>
+          <w:szCs w:val="21"/>
+        </w:rPr>
+        <w:t xml:space="preserve"> — útil na hora de escrever:</w:t>
+      </w:r>
+    </w:p>
+    <w:p>
+      <w:pPr>
+        <w:pStyle w:val="ListParagraph"/>
+        <w:numPr>
+          <w:ilvl w:val="0"/>
+          <w:numId w:val="2"/>
+        </w:numPr>
+        <w:spacing w:after="60" w:line="290"/>
+      </w:pPr>
+      <w:r>
+        <w:rPr>
+          <w:rFonts w:ascii="Calibri" w:cs="Calibri" w:eastAsia="Calibri" w:hAnsi="Calibri"/>
+          <w:b/>
+          <w:bCs/>
+          <w:color w:val="1A1A1A"/>
+          <w:sz w:val="21"/>
+          <w:szCs w:val="21"/>
+        </w:rPr>
+        <w:t xml:space="preserve">11 duplos, 5 triplos, 2 quádruplos.</w:t>
+      </w:r>
+      <w:r>
+        <w:rPr>
+          <w:rFonts w:ascii="Calibri" w:cs="Calibri" w:eastAsia="Calibri" w:hAnsi="Calibri"/>
+          <w:color w:val="1A1A1A"/>
+          <w:sz w:val="21"/>
+          <w:szCs w:val="21"/>
+        </w:rPr>
+        <w:t xml:space="preserve"> A casa é feita para casal, mas cabe a família inteira.</w:t>
+      </w:r>
+    </w:p>
+    <w:p>
+      <w:pPr>
+        <w:pStyle w:val="ListParagraph"/>
+        <w:numPr>
+          <w:ilvl w:val="0"/>
+          <w:numId w:val="2"/>
+        </w:numPr>
+        <w:spacing w:after="60" w:line="290"/>
+      </w:pPr>
+      <w:r>
+        <w:rPr>
+          <w:rFonts w:ascii="Calibri" w:cs="Calibri" w:eastAsia="Calibri" w:hAnsi="Calibri"/>
+          <w:b/>
+          <w:bCs/>
+          <w:color w:val="1A1A1A"/>
+          <w:sz w:val="21"/>
+          <w:szCs w:val="21"/>
+        </w:rPr>
+        <w:t xml:space="preserve">9 no térreo, 9 no superior.</w:t>
+      </w:r>
+      <w:r>
+        <w:rPr>
+          <w:rFonts w:ascii="Calibri" w:cs="Calibri" w:eastAsia="Calibri" w:hAnsi="Calibri"/>
+          <w:color w:val="1A1A1A"/>
+          <w:sz w:val="21"/>
+          <w:szCs w:val="21"/>
+        </w:rPr>
+        <w:t xml:space="preserve"> Metade e metade.</w:t>
+      </w:r>
+    </w:p>
+    <w:p>
+      <w:pPr>
+        <w:pStyle w:val="ListParagraph"/>
+        <w:numPr>
+          <w:ilvl w:val="0"/>
+          <w:numId w:val="2"/>
+        </w:numPr>
+        <w:spacing w:after="60" w:line="290"/>
+      </w:pPr>
+      <w:r>
+        <w:rPr>
+          <w:rFonts w:ascii="Calibri" w:cs="Calibri" w:eastAsia="Calibri" w:hAnsi="Calibri"/>
+          <w:b/>
+          <w:bCs/>
+          <w:color w:val="1A1A1A"/>
+          <w:sz w:val="21"/>
+          <w:szCs w:val="21"/>
+        </w:rPr>
+        <w:t xml:space="preserve">Só 3 suítes têm varanda</w:t>
+      </w:r>
+      <w:r>
+        <w:rPr>
+          <w:rFonts w:ascii="Calibri" w:cs="Calibri" w:eastAsia="Calibri" w:hAnsi="Calibri"/>
+          <w:color w:val="1A1A1A"/>
+          <w:sz w:val="21"/>
+          <w:szCs w:val="21"/>
+        </w:rPr>
+        <w:t xml:space="preserve"> (térreo duplo com varanda). É a categoria mais escassa da casa — e escassez, na nossa voz, não vira urgência: vira detalhe. </w:t>
+      </w:r>
+      <w:r>
+        <w:rPr>
+          <w:rFonts w:ascii="Calibri" w:cs="Calibri" w:eastAsia="Calibri" w:hAnsi="Calibri"/>
+          <w:i/>
+          <w:iCs/>
+          <w:color w:val="1A1A1A"/>
+          <w:sz w:val="21"/>
+          <w:szCs w:val="21"/>
+        </w:rPr>
+        <w:t xml:space="preserve">"Três das dezoito têm varanda."</w:t>
+      </w:r>
+    </w:p>
+    <w:p>
+      <w:pPr>
+        <w:spacing w:after="120" w:line="300"/>
+      </w:pPr>
+      <w:r>
+        <w:rPr>
+          <w:rFonts w:ascii="Calibri" w:cs="Calibri" w:eastAsia="Calibri" w:hAnsi="Calibri"/>
+          <w:color w:val="1A1A1A"/>
+          <w:sz w:val="21"/>
+          <w:szCs w:val="21"/>
+        </w:rPr>
+        <w:t xml:space="preserve">A escala é argumento de marca: 18 suítes significam que dá para saber o nome de quem chega.</w:t>
+      </w:r>
+    </w:p>
+    <w:p>
+      <w:pPr>
+        <w:keepNext/>
+        <w:spacing w:after="200" w:before="360"/>
+      </w:pPr>
+      <w:r>
+        <w:rPr>
+          <w:rFonts w:ascii="Calibri" w:cs="Calibri" w:eastAsia="Calibri" w:hAnsi="Calibri"/>
+          <w:b/>
+          <w:bCs/>
+          <w:color w:val="049DD9"/>
+          <w:sz w:val="30"/>
+          <w:szCs w:val="30"/>
+        </w:rPr>
+        <w:t xml:space="preserve">2.2 CAFÉ DA MANHÃ</w:t>
+      </w:r>
+    </w:p>
+    <w:p>
+      <w:pPr>
+        <w:pStyle w:val="ListParagraph"/>
+        <w:numPr>
+          <w:ilvl w:val="0"/>
+          <w:numId w:val="2"/>
+        </w:numPr>
+        <w:spacing w:after="60" w:line="290"/>
+      </w:pPr>
+      <w:r>
+        <w:rPr>
+          <w:rFonts w:ascii="Calibri" w:cs="Calibri" w:eastAsia="Calibri" w:hAnsi="Calibri"/>
+          <w:b/>
+          <w:bCs/>
+          <w:color w:val="1A1A1A"/>
+          <w:sz w:val="21"/>
+          <w:szCs w:val="21"/>
+        </w:rPr>
+        <w:t xml:space="preserve">Buffet continental</w:t>
+      </w:r>
+      <w:r>
+        <w:rPr>
+          <w:rFonts w:ascii="Calibri" w:cs="Calibri" w:eastAsia="Calibri" w:hAnsi="Calibri"/>
+          <w:color w:val="1A1A1A"/>
+          <w:sz w:val="21"/>
+          <w:szCs w:val="21"/>
+        </w:rPr>
+        <w:t xml:space="preserve">, com dois preparos feitos na hora, sob pedido:</w:t>
+      </w:r>
+    </w:p>
+    <w:p>
+      <w:pPr>
+        <w:pStyle w:val="ListParagraph"/>
+        <w:numPr>
+          <w:ilvl w:val="1"/>
+          <w:numId w:val="2"/>
+        </w:numPr>
+        <w:spacing w:after="60" w:line="290"/>
+      </w:pPr>
+      <w:r>
+        <w:rPr>
+          <w:rFonts w:ascii="Calibri" w:cs="Calibri" w:eastAsia="Calibri" w:hAnsi="Calibri"/>
+          <w:b/>
+          <w:bCs/>
+          <w:color w:val="1A1A1A"/>
+          <w:sz w:val="21"/>
+          <w:szCs w:val="21"/>
+        </w:rPr>
+        <w:t xml:space="preserve">Ovos</w:t>
+      </w:r>
+      <w:r>
+        <w:rPr>
+          <w:rFonts w:ascii="Calibri" w:cs="Calibri" w:eastAsia="Calibri" w:hAnsi="Calibri"/>
+          <w:color w:val="1A1A1A"/>
+          <w:sz w:val="21"/>
+          <w:szCs w:val="21"/>
+        </w:rPr>
+        <w:t xml:space="preserve"> — do jeito que cada um gosta</w:t>
+      </w:r>
+    </w:p>
+    <w:p>
+      <w:pPr>
+        <w:pStyle w:val="ListParagraph"/>
+        <w:numPr>
+          <w:ilvl w:val="1"/>
+          <w:numId w:val="2"/>
+        </w:numPr>
+        <w:spacing w:after="60" w:line="290"/>
+      </w:pPr>
+      <w:r>
+        <w:rPr>
+          <w:rFonts w:ascii="Calibri" w:cs="Calibri" w:eastAsia="Calibri" w:hAnsi="Calibri"/>
+          <w:b/>
+          <w:bCs/>
+          <w:color w:val="1A1A1A"/>
+          <w:sz w:val="21"/>
+          <w:szCs w:val="21"/>
+        </w:rPr>
+        <w:t xml:space="preserve">Tapioca</w:t>
+      </w:r>
+    </w:p>
+    <w:p>
+      <w:pPr>
+        <w:pStyle w:val="ListParagraph"/>
+        <w:numPr>
+          <w:ilvl w:val="0"/>
+          <w:numId w:val="2"/>
+        </w:numPr>
+        <w:spacing w:after="60" w:line="290"/>
+      </w:pPr>
+      <w:r>
+        <w:rPr>
+          <w:rFonts w:ascii="Calibri" w:cs="Calibri" w:eastAsia="Calibri" w:hAnsi="Calibri"/>
+          <w:b/>
+          <w:bCs/>
+          <w:color w:val="1A1A1A"/>
+          <w:sz w:val="21"/>
+          <w:szCs w:val="21"/>
+        </w:rPr>
+        <w:t xml:space="preserve">Geleia artesanal</w:t>
+      </w:r>
+      <w:r>
+        <w:rPr>
+          <w:rFonts w:ascii="Calibri" w:cs="Calibri" w:eastAsia="Calibri" w:hAnsi="Calibri"/>
+          <w:color w:val="1A1A1A"/>
+          <w:sz w:val="21"/>
+          <w:szCs w:val="21"/>
+        </w:rPr>
+        <w:t xml:space="preserve"> e </w:t>
+      </w:r>
+      <w:r>
+        <w:rPr>
+          <w:rFonts w:ascii="Calibri" w:cs="Calibri" w:eastAsia="Calibri" w:hAnsi="Calibri"/>
+          <w:b/>
+          <w:bCs/>
+          <w:color w:val="1A1A1A"/>
+          <w:sz w:val="21"/>
+          <w:szCs w:val="21"/>
+        </w:rPr>
+        <w:t xml:space="preserve">coalhada artesanal</w:t>
+      </w:r>
+      <w:r>
+        <w:rPr>
+          <w:rFonts w:ascii="Calibri" w:cs="Calibri" w:eastAsia="Calibri" w:hAnsi="Calibri"/>
+          <w:color w:val="1A1A1A"/>
+          <w:sz w:val="21"/>
+          <w:szCs w:val="21"/>
+        </w:rPr>
+        <w:t xml:space="preserve"> — produção própria.</w:t>
+      </w:r>
+    </w:p>
+    <w:p>
+      <w:pPr>
+        <w:pStyle w:val="ListParagraph"/>
+        <w:numPr>
+          <w:ilvl w:val="0"/>
+          <w:numId w:val="2"/>
+        </w:numPr>
+        <w:spacing w:after="60" w:line="290"/>
+      </w:pPr>
+      <w:r>
+        <w:rPr>
+          <w:rFonts w:ascii="Calibri" w:cs="Calibri" w:eastAsia="Calibri" w:hAnsi="Calibri"/>
+          <w:color w:val="1A1A1A"/>
+          <w:sz w:val="21"/>
+          <w:szCs w:val="21"/>
+        </w:rPr>
+        <w:t xml:space="preserve">É o serviço mais citado nas avaliações. É o principal ativo de conteúdo da pousada.</w:t>
+      </w:r>
+    </w:p>
+    <w:p>
+      <w:pPr>
+        <w:keepNext/>
+        <w:spacing w:after="200" w:before="360"/>
+      </w:pPr>
+      <w:r>
+        <w:rPr>
+          <w:rFonts w:ascii="Calibri" w:cs="Calibri" w:eastAsia="Calibri" w:hAnsi="Calibri"/>
+          <w:b/>
+          <w:bCs/>
+          <w:color w:val="049DD9"/>
+          <w:sz w:val="30"/>
+          <w:szCs w:val="30"/>
+        </w:rPr>
+        <w:t xml:space="preserve">2.3 RESTAURANTE, BAR E ADEGA</w:t>
+      </w:r>
+    </w:p>
+    <w:p>
+      <w:pPr>
+        <w:pStyle w:val="ListParagraph"/>
+        <w:numPr>
+          <w:ilvl w:val="0"/>
+          <w:numId w:val="2"/>
+        </w:numPr>
+        <w:spacing w:after="60" w:line="290"/>
+      </w:pPr>
+      <w:r>
+        <w:rPr>
+          <w:rFonts w:ascii="Calibri" w:cs="Calibri" w:eastAsia="Calibri" w:hAnsi="Calibri"/>
+          <w:b/>
+          <w:bCs/>
+          <w:color w:val="1A1A1A"/>
+          <w:sz w:val="21"/>
+          <w:szCs w:val="21"/>
+        </w:rPr>
+        <w:t xml:space="preserve">Restaurante próprio</w:t>
+      </w:r>
+      <w:r>
+        <w:rPr>
+          <w:rFonts w:ascii="Calibri" w:cs="Calibri" w:eastAsia="Calibri" w:hAnsi="Calibri"/>
+          <w:color w:val="1A1A1A"/>
+          <w:sz w:val="21"/>
+          <w:szCs w:val="21"/>
+        </w:rPr>
+        <w:t xml:space="preserve"> para almoço.</w:t>
+      </w:r>
+    </w:p>
+    <w:p>
+      <w:pPr>
+        <w:pStyle w:val="ListParagraph"/>
+        <w:numPr>
+          <w:ilvl w:val="0"/>
+          <w:numId w:val="2"/>
+        </w:numPr>
+        <w:spacing w:after="60" w:line="290"/>
+      </w:pPr>
+      <w:r>
+        <w:rPr>
+          <w:rFonts w:ascii="Calibri" w:cs="Calibri" w:eastAsia="Calibri" w:hAnsi="Calibri"/>
+          <w:b/>
+          <w:bCs/>
+          <w:color w:val="1A1A1A"/>
+          <w:sz w:val="21"/>
+          <w:szCs w:val="21"/>
+        </w:rPr>
+        <w:t xml:space="preserve">Porções servidas na praia</w:t>
+      </w:r>
+      <w:r>
+        <w:rPr>
+          <w:rFonts w:ascii="Calibri" w:cs="Calibri" w:eastAsia="Calibri" w:hAnsi="Calibri"/>
+          <w:color w:val="1A1A1A"/>
+          <w:sz w:val="21"/>
+          <w:szCs w:val="21"/>
+        </w:rPr>
+        <w:t xml:space="preserve"> — </w:t>
+      </w:r>
+      <w:r>
+        <w:rPr>
+          <w:rFonts w:ascii="Calibri" w:cs="Calibri" w:eastAsia="Calibri" w:hAnsi="Calibri"/>
+          <w:b/>
+          <w:bCs/>
+          <w:color w:val="1A1A1A"/>
+          <w:sz w:val="21"/>
+          <w:szCs w:val="21"/>
+        </w:rPr>
+        <w:t xml:space="preserve">sem taxa de serviço</w:t>
+      </w:r>
+      <w:r>
+        <w:rPr>
+          <w:rFonts w:ascii="Calibri" w:cs="Calibri" w:eastAsia="Calibri" w:hAnsi="Calibri"/>
+          <w:color w:val="1A1A1A"/>
+          <w:sz w:val="21"/>
+          <w:szCs w:val="21"/>
+        </w:rPr>
+        <w:t xml:space="preserve">.</w:t>
+      </w:r>
+    </w:p>
+    <w:p>
+      <w:pPr>
+        <w:pStyle w:val="ListParagraph"/>
+        <w:numPr>
+          <w:ilvl w:val="0"/>
+          <w:numId w:val="2"/>
+        </w:numPr>
+        <w:spacing w:after="60" w:line="290"/>
+      </w:pPr>
+      <w:r>
+        <w:rPr>
+          <w:rFonts w:ascii="Calibri" w:cs="Calibri" w:eastAsia="Calibri" w:hAnsi="Calibri"/>
+          <w:b/>
+          <w:bCs/>
+          <w:color w:val="1A1A1A"/>
+          <w:sz w:val="21"/>
+          <w:szCs w:val="21"/>
+        </w:rPr>
+        <w:t xml:space="preserve">Bar</w:t>
+      </w:r>
+      <w:r>
+        <w:rPr>
+          <w:rFonts w:ascii="Calibri" w:cs="Calibri" w:eastAsia="Calibri" w:hAnsi="Calibri"/>
+          <w:color w:val="1A1A1A"/>
+          <w:sz w:val="21"/>
+          <w:szCs w:val="21"/>
+        </w:rPr>
+        <w:t xml:space="preserve"> para bebidas e drinks.</w:t>
+      </w:r>
+    </w:p>
+    <w:p>
+      <w:pPr>
+        <w:pStyle w:val="ListParagraph"/>
+        <w:numPr>
+          <w:ilvl w:val="0"/>
+          <w:numId w:val="2"/>
+        </w:numPr>
+        <w:spacing w:after="60" w:line="290"/>
+      </w:pPr>
+      <w:r>
+        <w:rPr>
+          <w:rFonts w:ascii="Calibri" w:cs="Calibri" w:eastAsia="Calibri" w:hAnsi="Calibri"/>
+          <w:b/>
+          <w:bCs/>
+          <w:color w:val="1A1A1A"/>
+          <w:sz w:val="21"/>
+          <w:szCs w:val="21"/>
+        </w:rPr>
+        <w:t xml:space="preserve">Adega de vinhos Luiz Argenta</w:t>
+      </w:r>
+      <w:r>
+        <w:rPr>
+          <w:rFonts w:ascii="Calibri" w:cs="Calibri" w:eastAsia="Calibri" w:hAnsi="Calibri"/>
+          <w:color w:val="1A1A1A"/>
+          <w:sz w:val="21"/>
+          <w:szCs w:val="21"/>
+        </w:rPr>
+        <w:t xml:space="preserve">.</w:t>
+      </w:r>
+    </w:p>
+    <w:p>
+      <w:pPr>
+        <w:keepNext/>
+        <w:spacing w:after="200" w:before="360"/>
+      </w:pPr>
+      <w:r>
+        <w:rPr>
+          <w:rFonts w:ascii="Calibri" w:cs="Calibri" w:eastAsia="Calibri" w:hAnsi="Calibri"/>
+          <w:b/>
+          <w:bCs/>
+          <w:color w:val="049DD9"/>
+          <w:sz w:val="30"/>
+          <w:szCs w:val="30"/>
+        </w:rPr>
+        <w:t xml:space="preserve">2.4 SERVIÇO DE PRAIA</w:t>
+      </w:r>
+    </w:p>
+    <w:p>
+      <w:pPr>
+        <w:spacing w:after="120" w:line="300"/>
+      </w:pPr>
+      <w:r>
+        <w:rPr>
+          <w:rFonts w:ascii="Calibri" w:cs="Calibri" w:eastAsia="Calibri" w:hAnsi="Calibri"/>
+          <w:color w:val="1A1A1A"/>
+          <w:sz w:val="21"/>
+          <w:szCs w:val="21"/>
+        </w:rPr>
+        <w:t xml:space="preserve">Montado </w:t>
+      </w:r>
+      <w:r>
+        <w:rPr>
+          <w:rFonts w:ascii="Calibri" w:cs="Calibri" w:eastAsia="Calibri" w:hAnsi="Calibri"/>
+          <w:b/>
+          <w:bCs/>
+          <w:color w:val="1A1A1A"/>
+          <w:sz w:val="21"/>
+          <w:szCs w:val="21"/>
+        </w:rPr>
+        <w:t xml:space="preserve">todas as manhãs</w:t>
+      </w:r>
+      <w:r>
+        <w:rPr>
+          <w:rFonts w:ascii="Calibri" w:cs="Calibri" w:eastAsia="Calibri" w:hAnsi="Calibri"/>
+          <w:color w:val="1A1A1A"/>
+          <w:sz w:val="21"/>
+          <w:szCs w:val="21"/>
+        </w:rPr>
+        <w:t xml:space="preserve">, e composto por:</w:t>
+      </w:r>
+    </w:p>
+    <w:p>
+      <w:pPr>
+        <w:pStyle w:val="ListParagraph"/>
+        <w:numPr>
+          <w:ilvl w:val="0"/>
+          <w:numId w:val="2"/>
+        </w:numPr>
+        <w:spacing w:after="60" w:line="290"/>
+      </w:pPr>
+      <w:r>
+        <w:rPr>
+          <w:rFonts w:ascii="Calibri" w:cs="Calibri" w:eastAsia="Calibri" w:hAnsi="Calibri"/>
+          <w:b/>
+          <w:bCs/>
+          <w:color w:val="1A1A1A"/>
+          <w:sz w:val="21"/>
+          <w:szCs w:val="21"/>
+        </w:rPr>
+        <w:t xml:space="preserve">Ombrelone de 2,50m</w:t>
+      </w:r>
+    </w:p>
+    <w:p>
+      <w:pPr>
+        <w:pStyle w:val="ListParagraph"/>
+        <w:numPr>
+          <w:ilvl w:val="0"/>
+          <w:numId w:val="2"/>
+        </w:numPr>
+        <w:spacing w:after="60" w:line="290"/>
+      </w:pPr>
+      <w:r>
+        <w:rPr>
+          <w:rFonts w:ascii="Calibri" w:cs="Calibri" w:eastAsia="Calibri" w:hAnsi="Calibri"/>
+          <w:b/>
+          <w:bCs/>
+          <w:color w:val="1A1A1A"/>
+          <w:sz w:val="21"/>
+          <w:szCs w:val="21"/>
+        </w:rPr>
+        <w:t xml:space="preserve">Cadeiras</w:t>
+      </w:r>
+    </w:p>
+    <w:p>
+      <w:pPr>
+        <w:pStyle w:val="ListParagraph"/>
+        <w:numPr>
+          <w:ilvl w:val="0"/>
+          <w:numId w:val="2"/>
+        </w:numPr>
+        <w:spacing w:after="60" w:line="290"/>
+      </w:pPr>
+      <w:r>
+        <w:rPr>
+          <w:rFonts w:ascii="Calibri" w:cs="Calibri" w:eastAsia="Calibri" w:hAnsi="Calibri"/>
+          <w:b/>
+          <w:bCs/>
+          <w:color w:val="1A1A1A"/>
+          <w:sz w:val="21"/>
+          <w:szCs w:val="21"/>
+        </w:rPr>
+        <w:t xml:space="preserve">Espreguiçadeira</w:t>
+      </w:r>
+    </w:p>
+    <w:p>
+      <w:pPr>
+        <w:pStyle w:val="ListParagraph"/>
+        <w:numPr>
+          <w:ilvl w:val="0"/>
+          <w:numId w:val="2"/>
+        </w:numPr>
+        <w:spacing w:after="60" w:line="290"/>
+      </w:pPr>
+      <w:r>
+        <w:rPr>
+          <w:rFonts w:ascii="Calibri" w:cs="Calibri" w:eastAsia="Calibri" w:hAnsi="Calibri"/>
+          <w:b/>
+          <w:bCs/>
+          <w:color w:val="1A1A1A"/>
+          <w:sz w:val="21"/>
+          <w:szCs w:val="21"/>
+        </w:rPr>
+        <w:t xml:space="preserve">Mesinha</w:t>
+      </w:r>
+    </w:p>
+    <w:p>
+      <w:pPr>
+        <w:pStyle w:val="ListParagraph"/>
+        <w:numPr>
+          <w:ilvl w:val="0"/>
+          <w:numId w:val="2"/>
+        </w:numPr>
+        <w:spacing w:after="60" w:line="290"/>
+      </w:pPr>
+      <w:r>
+        <w:rPr>
+          <w:rFonts w:ascii="Calibri" w:cs="Calibri" w:eastAsia="Calibri" w:hAnsi="Calibri"/>
+          <w:color w:val="1A1A1A"/>
+          <w:sz w:val="21"/>
+          <w:szCs w:val="21"/>
+        </w:rPr>
+        <w:t xml:space="preserve">Atendimento de bebidas e porções na areia, </w:t>
+      </w:r>
+      <w:r>
+        <w:rPr>
+          <w:rFonts w:ascii="Calibri" w:cs="Calibri" w:eastAsia="Calibri" w:hAnsi="Calibri"/>
+          <w:b/>
+          <w:bCs/>
+          <w:color w:val="1A1A1A"/>
+          <w:sz w:val="21"/>
+          <w:szCs w:val="21"/>
+        </w:rPr>
+        <w:t xml:space="preserve">sem taxa de serviço</w:t>
+      </w:r>
+    </w:p>
+    <w:p>
+      <w:pPr>
+        <w:pBdr>
+          <w:left w:val="single" w:color="04B2D9" w:sz="18" w:space="14"/>
+        </w:pBdr>
+        <w:spacing w:after="200" w:before="160" w:line="320"/>
+        <w:ind w:left="460"/>
+      </w:pPr>
+      <w:r>
+        <w:rPr>
+          <w:rFonts w:ascii="Calibri" w:cs="Calibri" w:eastAsia="Calibri" w:hAnsi="Calibri"/>
+          <w:b/>
+          <w:bCs/>
+          <w:i w:val="false"/>
+          <w:iCs w:val="false"/>
+          <w:color w:val="0E3740"/>
+          <w:sz w:val="22"/>
+          <w:szCs w:val="22"/>
+        </w:rPr>
+        <w:t xml:space="preserve">O serviço de praia é incluso na diária.</w:t>
+      </w:r>
+      <w:r>
+        <w:rPr>
+          <w:rFonts w:ascii="Calibri" w:cs="Calibri" w:eastAsia="Calibri" w:hAnsi="Calibri"/>
+          <w:i w:val="false"/>
+          <w:iCs w:val="false"/>
+          <w:color w:val="2C3E44"/>
+          <w:sz w:val="22"/>
+          <w:szCs w:val="22"/>
+        </w:rPr>
+        <w:t xml:space="preserve"> Não é extra, não é pacote, não é upgrade. Isso muda como ele se comunica: não é um serviço que a pousada </w:t>
+      </w:r>
+      <w:r>
+        <w:rPr>
+          <w:rFonts w:ascii="Calibri" w:cs="Calibri" w:eastAsia="Calibri" w:hAnsi="Calibri"/>
+          <w:i/>
+          <w:iCs/>
+          <w:color w:val="2C3E44"/>
+          <w:sz w:val="22"/>
+          <w:szCs w:val="22"/>
+        </w:rPr>
+        <w:t xml:space="preserve">oferece</w:t>
+      </w:r>
+      <w:r>
+        <w:rPr>
+          <w:rFonts w:ascii="Calibri" w:cs="Calibri" w:eastAsia="Calibri" w:hAnsi="Calibri"/>
+          <w:i w:val="false"/>
+          <w:iCs w:val="false"/>
+          <w:color w:val="2C3E44"/>
+          <w:sz w:val="22"/>
+          <w:szCs w:val="22"/>
+        </w:rPr>
+        <w:t xml:space="preserve"> — é uma coisa que já está montada quando o hóspede desce. Escreva sempre no já-feito, nunca no disponível: </w:t>
+      </w:r>
+      <w:r>
+        <w:rPr>
+          <w:rFonts w:ascii="Calibri" w:cs="Calibri" w:eastAsia="Calibri" w:hAnsi="Calibri"/>
+          <w:i/>
+          <w:iCs/>
+          <w:color w:val="2C3E44"/>
+          <w:sz w:val="22"/>
+          <w:szCs w:val="22"/>
+        </w:rPr>
+        <w:t xml:space="preserve">"às onze a sombra está onde precisava estar"</w:t>
+      </w:r>
+      <w:r>
+        <w:rPr>
+          <w:rFonts w:ascii="Calibri" w:cs="Calibri" w:eastAsia="Calibri" w:hAnsi="Calibri"/>
+          <w:i w:val="false"/>
+          <w:iCs w:val="false"/>
+          <w:color w:val="2C3E44"/>
+          <w:sz w:val="22"/>
+          <w:szCs w:val="22"/>
+        </w:rPr>
+        <w:t xml:space="preserve">, não </w:t>
+      </w:r>
+      <w:r>
+        <w:rPr>
+          <w:rFonts w:ascii="Calibri" w:cs="Calibri" w:eastAsia="Calibri" w:hAnsi="Calibri"/>
+          <w:i/>
+          <w:iCs/>
+          <w:color w:val="2C3E44"/>
+          <w:sz w:val="22"/>
+          <w:szCs w:val="22"/>
+        </w:rPr>
+        <w:t xml:space="preserve">"oferecemos serviço de praia"</w:t>
+      </w:r>
+      <w:r>
+        <w:rPr>
+          <w:rFonts w:ascii="Calibri" w:cs="Calibri" w:eastAsia="Calibri" w:hAnsi="Calibri"/>
+          <w:i w:val="false"/>
+          <w:iCs w:val="false"/>
+          <w:color w:val="2C3E44"/>
+          <w:sz w:val="22"/>
+          <w:szCs w:val="22"/>
+        </w:rPr>
+        <w:t xml:space="preserve">.</w:t>
+      </w:r>
+    </w:p>
+    <w:p>
+      <w:pPr>
+        <w:keepNext/>
+        <w:spacing w:after="200" w:before="360"/>
+      </w:pPr>
+      <w:r>
+        <w:rPr>
+          <w:rFonts w:ascii="Calibri" w:cs="Calibri" w:eastAsia="Calibri" w:hAnsi="Calibri"/>
+          <w:b/>
+          <w:bCs/>
+          <w:color w:val="049DD9"/>
+          <w:sz w:val="30"/>
+          <w:szCs w:val="30"/>
+        </w:rPr>
+        <w:t xml:space="preserve">2.5 ÁREAS COMUNS</w:t>
+      </w:r>
+    </w:p>
+    <w:p>
+      <w:pPr>
+        <w:pStyle w:val="ListParagraph"/>
+        <w:numPr>
+          <w:ilvl w:val="0"/>
+          <w:numId w:val="2"/>
+        </w:numPr>
+        <w:spacing w:after="60" w:line="290"/>
+      </w:pPr>
+      <w:r>
+        <w:rPr>
+          <w:rFonts w:ascii="Calibri" w:cs="Calibri" w:eastAsia="Calibri" w:hAnsi="Calibri"/>
+          <w:b/>
+          <w:bCs/>
+          <w:color w:val="1A1A1A"/>
+          <w:sz w:val="21"/>
+          <w:szCs w:val="21"/>
+        </w:rPr>
+        <w:t xml:space="preserve">Piscina climatizada</w:t>
+      </w:r>
+      <w:r>
+        <w:rPr>
+          <w:rFonts w:ascii="Calibri" w:cs="Calibri" w:eastAsia="Calibri" w:hAnsi="Calibri"/>
+          <w:color w:val="1A1A1A"/>
+          <w:sz w:val="21"/>
+          <w:szCs w:val="21"/>
+        </w:rPr>
+        <w:t xml:space="preserve"> — funciona o ano inteiro; é o diferencial de baixa temporada.</w:t>
+      </w:r>
+    </w:p>
+    <w:p>
+      <w:pPr>
+        <w:pStyle w:val="ListParagraph"/>
+        <w:numPr>
+          <w:ilvl w:val="0"/>
+          <w:numId w:val="2"/>
+        </w:numPr>
+        <w:spacing w:after="60" w:line="290"/>
+      </w:pPr>
+      <w:r>
+        <w:rPr>
+          <w:rFonts w:ascii="Calibri" w:cs="Calibri" w:eastAsia="Calibri" w:hAnsi="Calibri"/>
+          <w:b/>
+          <w:bCs/>
+          <w:color w:val="1A1A1A"/>
+          <w:sz w:val="21"/>
+          <w:szCs w:val="21"/>
+        </w:rPr>
+        <w:t xml:space="preserve">Salão multifuncional</w:t>
+      </w:r>
+      <w:r>
+        <w:rPr>
+          <w:rFonts w:ascii="Calibri" w:cs="Calibri" w:eastAsia="Calibri" w:hAnsi="Calibri"/>
+          <w:color w:val="1A1A1A"/>
+          <w:sz w:val="21"/>
+          <w:szCs w:val="21"/>
+        </w:rPr>
+        <w:t xml:space="preserve"> com </w:t>
+      </w:r>
+      <w:r>
+        <w:rPr>
+          <w:rFonts w:ascii="Calibri" w:cs="Calibri" w:eastAsia="Calibri" w:hAnsi="Calibri"/>
+          <w:b/>
+          <w:bCs/>
+          <w:color w:val="1A1A1A"/>
+          <w:sz w:val="21"/>
+          <w:szCs w:val="21"/>
+        </w:rPr>
+        <w:t xml:space="preserve">monitor de 82 polegadas</w:t>
+      </w:r>
+      <w:r>
+        <w:rPr>
+          <w:rFonts w:ascii="Calibri" w:cs="Calibri" w:eastAsia="Calibri" w:hAnsi="Calibri"/>
+          <w:color w:val="1A1A1A"/>
+          <w:sz w:val="21"/>
+          <w:szCs w:val="21"/>
+        </w:rPr>
+        <w:t xml:space="preserve"> — reuniões, pequenos eventos, confraternizações, dia de chuva, retiros e famílias grandes.</w:t>
+      </w:r>
+    </w:p>
+    <w:p>
+      <w:pPr>
+        <w:keepNext/>
+        <w:spacing w:after="200" w:before="360"/>
+      </w:pPr>
+      <w:r>
+        <w:rPr>
+          <w:rFonts w:ascii="Calibri" w:cs="Calibri" w:eastAsia="Calibri" w:hAnsi="Calibri"/>
+          <w:b/>
+          <w:bCs/>
+          <w:color w:val="049DD9"/>
+          <w:sz w:val="30"/>
+          <w:szCs w:val="30"/>
+        </w:rPr>
+        <w:t xml:space="preserve">2.6 INFRAESTRUTURA INVISÍVEL</w:t>
+      </w:r>
+    </w:p>
+    <w:p>
+      <w:pPr>
+        <w:pStyle w:val="ListParagraph"/>
+        <w:numPr>
+          <w:ilvl w:val="0"/>
+          <w:numId w:val="2"/>
+        </w:numPr>
+        <w:spacing w:after="60" w:line="290"/>
+      </w:pPr>
+      <w:r>
+        <w:rPr>
+          <w:rFonts w:ascii="Calibri" w:cs="Calibri" w:eastAsia="Calibri" w:hAnsi="Calibri"/>
+          <w:b/>
+          <w:bCs/>
+          <w:color w:val="1A1A1A"/>
+          <w:sz w:val="21"/>
+          <w:szCs w:val="21"/>
+        </w:rPr>
+        <w:t xml:space="preserve">Gerador próprio</w:t>
+      </w:r>
+      <w:r>
+        <w:rPr>
+          <w:rFonts w:ascii="Calibri" w:cs="Calibri" w:eastAsia="Calibri" w:hAnsi="Calibri"/>
+          <w:color w:val="1A1A1A"/>
+          <w:sz w:val="21"/>
+          <w:szCs w:val="21"/>
+        </w:rPr>
+        <w:t xml:space="preserve"> que sustenta </w:t>
+      </w:r>
+      <w:r>
+        <w:rPr>
+          <w:rFonts w:ascii="Calibri" w:cs="Calibri" w:eastAsia="Calibri" w:hAnsi="Calibri"/>
+          <w:b/>
+          <w:bCs/>
+          <w:color w:val="1A1A1A"/>
+          <w:sz w:val="21"/>
+          <w:szCs w:val="21"/>
+        </w:rPr>
+        <w:t xml:space="preserve">a pousada inteira</w:t>
+      </w:r>
+      <w:r>
+        <w:rPr>
+          <w:rFonts w:ascii="Calibri" w:cs="Calibri" w:eastAsia="Calibri" w:hAnsi="Calibri"/>
+          <w:color w:val="1A1A1A"/>
+          <w:sz w:val="21"/>
+          <w:szCs w:val="21"/>
+        </w:rPr>
+        <w:t xml:space="preserve"> — a operação não para em queda de energia.</w:t>
+      </w:r>
+    </w:p>
+    <w:p>
+      <w:pPr>
+        <w:pStyle w:val="ListParagraph"/>
+        <w:numPr>
+          <w:ilvl w:val="0"/>
+          <w:numId w:val="2"/>
+        </w:numPr>
+        <w:spacing w:after="60" w:line="290"/>
+      </w:pPr>
+      <w:r>
+        <w:rPr>
+          <w:rFonts w:ascii="Calibri" w:cs="Calibri" w:eastAsia="Calibri" w:hAnsi="Calibri"/>
+          <w:b/>
+          <w:bCs/>
+          <w:color w:val="1A1A1A"/>
+          <w:sz w:val="21"/>
+          <w:szCs w:val="21"/>
+        </w:rPr>
+        <w:t xml:space="preserve">Placas fotovoltaicas</w:t>
+      </w:r>
+      <w:r>
+        <w:rPr>
+          <w:rFonts w:ascii="Calibri" w:cs="Calibri" w:eastAsia="Calibri" w:hAnsi="Calibri"/>
+          <w:color w:val="1A1A1A"/>
+          <w:sz w:val="21"/>
+          <w:szCs w:val="21"/>
+        </w:rPr>
+        <w:t xml:space="preserve"> — parte da operação sustentável.</w:t>
+      </w:r>
+    </w:p>
+    <w:p>
+      <w:pPr>
+        <w:pBdr>
+          <w:left w:val="single" w:color="04B2D9" w:sz="18" w:space="14"/>
+        </w:pBdr>
+        <w:spacing w:after="200" w:before="160" w:line="320"/>
+        <w:ind w:left="460"/>
+      </w:pPr>
+      <w:r>
+        <w:rPr>
+          <w:rFonts w:ascii="Calibri" w:cs="Calibri" w:eastAsia="Calibri" w:hAnsi="Calibri"/>
+          <w:i w:val="false"/>
+          <w:iCs w:val="false"/>
+          <w:color w:val="2C3E44"/>
+          <w:sz w:val="22"/>
+          <w:szCs w:val="22"/>
+        </w:rPr>
+        <w:t xml:space="preserve">Este é o item mais subaproveitado da marca. Gerador e energia solar </w:t>
+      </w:r>
+      <w:r>
+        <w:rPr>
+          <w:rFonts w:ascii="Calibri" w:cs="Calibri" w:eastAsia="Calibri" w:hAnsi="Calibri"/>
+          <w:b/>
+          <w:bCs/>
+          <w:i w:val="false"/>
+          <w:iCs w:val="false"/>
+          <w:color w:val="0E3740"/>
+          <w:sz w:val="22"/>
+          <w:szCs w:val="22"/>
+        </w:rPr>
+        <w:t xml:space="preserve">são</w:t>
+      </w:r>
+      <w:r>
+        <w:rPr>
+          <w:rFonts w:ascii="Calibri" w:cs="Calibri" w:eastAsia="Calibri" w:hAnsi="Calibri"/>
+          <w:i w:val="false"/>
+          <w:iCs w:val="false"/>
+          <w:color w:val="2C3E44"/>
+          <w:sz w:val="22"/>
+          <w:szCs w:val="22"/>
+        </w:rPr>
+        <w:t xml:space="preserve"> o conceito-âncora em forma de equipamento: o hóspede só percebe quando a rua inteira apaga e aqui não acontece nada.</w:t>
+      </w:r>
+    </w:p>
+    <w:p>
+      <w:pPr>
+        <w:keepNext/>
+        <w:spacing w:after="200" w:before="360"/>
+      </w:pPr>
+      <w:r>
+        <w:rPr>
+          <w:rFonts w:ascii="Calibri" w:cs="Calibri" w:eastAsia="Calibri" w:hAnsi="Calibri"/>
+          <w:b/>
+          <w:bCs/>
+          <w:color w:val="049DD9"/>
+          <w:sz w:val="30"/>
+          <w:szCs w:val="30"/>
+        </w:rPr>
+        <w:t xml:space="preserve">2.7 LOCALIZAÇÃO</w:t>
+      </w:r>
+    </w:p>
+    <w:p>
+      <w:pPr>
+        <w:pStyle w:val="ListParagraph"/>
+        <w:numPr>
+          <w:ilvl w:val="0"/>
+          <w:numId w:val="2"/>
+        </w:numPr>
+        <w:spacing w:after="60" w:line="290"/>
+      </w:pPr>
+      <w:r>
+        <w:rPr>
+          <w:rFonts w:ascii="Calibri" w:cs="Calibri" w:eastAsia="Calibri" w:hAnsi="Calibri"/>
+          <w:b/>
+          <w:bCs/>
+          <w:color w:val="1A1A1A"/>
+          <w:sz w:val="21"/>
+          <w:szCs w:val="21"/>
+        </w:rPr>
+        <w:t xml:space="preserve">170 metros da praia</w:t>
+      </w:r>
+    </w:p>
+    <w:p>
+      <w:pPr>
+        <w:pStyle w:val="ListParagraph"/>
+        <w:numPr>
+          <w:ilvl w:val="0"/>
+          <w:numId w:val="2"/>
+        </w:numPr>
+        <w:spacing w:after="60" w:line="290"/>
+      </w:pPr>
+      <w:r>
+        <w:rPr>
+          <w:rFonts w:ascii="Calibri" w:cs="Calibri" w:eastAsia="Calibri" w:hAnsi="Calibri"/>
+          <w:b/>
+          <w:bCs/>
+          <w:color w:val="1A1A1A"/>
+          <w:sz w:val="21"/>
+          <w:szCs w:val="21"/>
+        </w:rPr>
+        <w:t xml:space="preserve">≈ 400 metros do centrinho de Camburi</w:t>
+      </w:r>
+    </w:p>
+    <w:p>
+      <w:pPr>
+        <w:pStyle w:val="ListParagraph"/>
+        <w:numPr>
+          <w:ilvl w:val="0"/>
+          <w:numId w:val="2"/>
+        </w:numPr>
+        <w:spacing w:after="60" w:line="290"/>
+      </w:pPr>
+      <w:r>
+        <w:rPr>
+          <w:rFonts w:ascii="Calibri" w:cs="Calibri" w:eastAsia="Calibri" w:hAnsi="Calibri"/>
+          <w:color w:val="1A1A1A"/>
+          <w:sz w:val="21"/>
+          <w:szCs w:val="21"/>
+        </w:rPr>
+        <w:t xml:space="preserve">≈ 2h30 da capital paulista</w:t>
+      </w:r>
+    </w:p>
+    <w:p>
+      <w:pPr>
+        <w:keepNext/>
+        <w:spacing w:after="200" w:before="360"/>
+      </w:pPr>
+      <w:r>
+        <w:rPr>
+          <w:rFonts w:ascii="Calibri" w:cs="Calibri" w:eastAsia="Calibri" w:hAnsi="Calibri"/>
+          <w:b/>
+          <w:bCs/>
+          <w:color w:val="049DD9"/>
+          <w:sz w:val="30"/>
+          <w:szCs w:val="30"/>
+        </w:rPr>
+        <w:t xml:space="preserve">2.8 CORTESIAS PERMANENTES</w:t>
+      </w:r>
+    </w:p>
+    <w:p>
+      <w:pPr>
+        <w:pStyle w:val="ListParagraph"/>
+        <w:numPr>
+          <w:ilvl w:val="0"/>
+          <w:numId w:val="2"/>
+        </w:numPr>
+        <w:spacing w:after="60" w:line="290"/>
+      </w:pPr>
+      <w:r>
+        <w:rPr>
+          <w:rFonts w:ascii="Calibri" w:cs="Calibri" w:eastAsia="Calibri" w:hAnsi="Calibri"/>
+          <w:b/>
+          <w:bCs/>
+          <w:color w:val="1A1A1A"/>
+          <w:sz w:val="21"/>
+          <w:szCs w:val="21"/>
+        </w:rPr>
+        <w:t xml:space="preserve">Café expresso, chá e fruta</w:t>
+      </w:r>
+      <w:r>
+        <w:rPr>
+          <w:rFonts w:ascii="Calibri" w:cs="Calibri" w:eastAsia="Calibri" w:hAnsi="Calibri"/>
+          <w:color w:val="1A1A1A"/>
+          <w:sz w:val="21"/>
+          <w:szCs w:val="21"/>
+        </w:rPr>
+        <w:t xml:space="preserve"> — sempre disponíveis, o dia todo, sem cobrança.</w:t>
+      </w:r>
+    </w:p>
+    <w:p>
+      <w:pPr>
+        <w:pStyle w:val="ListParagraph"/>
+        <w:numPr>
+          <w:ilvl w:val="0"/>
+          <w:numId w:val="2"/>
+        </w:numPr>
+        <w:spacing w:after="60" w:line="290"/>
+      </w:pPr>
+      <w:r>
+        <w:rPr>
+          <w:rFonts w:ascii="Calibri" w:cs="Calibri" w:eastAsia="Calibri" w:hAnsi="Calibri"/>
+          <w:b/>
+          <w:bCs/>
+          <w:color w:val="1A1A1A"/>
+          <w:sz w:val="21"/>
+          <w:szCs w:val="21"/>
+        </w:rPr>
+        <w:t xml:space="preserve">Kit amenities completo.</w:t>
+      </w:r>
+    </w:p>
+    <w:p>
+      <w:pPr>
+        <w:pStyle w:val="ListParagraph"/>
+        <w:numPr>
+          <w:ilvl w:val="0"/>
+          <w:numId w:val="2"/>
+        </w:numPr>
+        <w:spacing w:after="60" w:line="290"/>
+      </w:pPr>
+      <w:r>
+        <w:rPr>
+          <w:rFonts w:ascii="Calibri" w:cs="Calibri" w:eastAsia="Calibri" w:hAnsi="Calibri"/>
+          <w:b/>
+          <w:bCs/>
+          <w:color w:val="1A1A1A"/>
+          <w:sz w:val="21"/>
+          <w:szCs w:val="21"/>
+        </w:rPr>
+        <w:t xml:space="preserve">Check-in antecipado para todos</w:t>
+      </w:r>
+      <w:r>
+        <w:rPr>
+          <w:rFonts w:ascii="Calibri" w:cs="Calibri" w:eastAsia="Calibri" w:hAnsi="Calibri"/>
+          <w:color w:val="1A1A1A"/>
+          <w:sz w:val="21"/>
+          <w:szCs w:val="21"/>
+        </w:rPr>
+        <w:t xml:space="preserve">, quando houver disponibilidade.</w:t>
+      </w:r>
+    </w:p>
+    <w:p>
+      <w:pPr>
+        <w:pStyle w:val="ListParagraph"/>
+        <w:numPr>
+          <w:ilvl w:val="0"/>
+          <w:numId w:val="2"/>
+        </w:numPr>
+        <w:spacing w:after="60" w:line="290"/>
+      </w:pPr>
+      <w:r>
+        <w:rPr>
+          <w:rFonts w:ascii="Calibri" w:cs="Calibri" w:eastAsia="Calibri" w:hAnsi="Calibri"/>
+          <w:b/>
+          <w:bCs/>
+          <w:color w:val="1A1A1A"/>
+          <w:sz w:val="21"/>
+          <w:szCs w:val="21"/>
+        </w:rPr>
+        <w:t xml:space="preserve">Sugestões personalizadas</w:t>
+      </w:r>
+      <w:r>
+        <w:rPr>
+          <w:rFonts w:ascii="Calibri" w:cs="Calibri" w:eastAsia="Calibri" w:hAnsi="Calibri"/>
+          <w:color w:val="1A1A1A"/>
+          <w:sz w:val="21"/>
+          <w:szCs w:val="21"/>
+        </w:rPr>
+        <w:t xml:space="preserve"> de atividades, roteiros e restaurantes.</w:t>
+      </w:r>
+    </w:p>
+    <w:p>
+      <w:pPr>
+        <w:keepNext/>
+        <w:spacing w:after="200" w:before="360"/>
+      </w:pPr>
+      <w:r>
+        <w:rPr>
+          <w:rFonts w:ascii="Calibri" w:cs="Calibri" w:eastAsia="Calibri" w:hAnsi="Calibri"/>
+          <w:b/>
+          <w:bCs/>
+          <w:color w:val="049DD9"/>
+          <w:sz w:val="30"/>
+          <w:szCs w:val="30"/>
+        </w:rPr>
+        <w:t xml:space="preserve">2.9 DE FATO A HISTÓRIA — tabela de tradução</w:t>
+      </w:r>
+    </w:p>
+    <w:p>
+      <w:pPr>
+        <w:spacing w:after="120" w:line="300"/>
+      </w:pPr>
+      <w:r>
+        <w:rPr>
+          <w:rFonts w:ascii="Calibri" w:cs="Calibri" w:eastAsia="Calibri" w:hAnsi="Calibri"/>
+          <w:i/>
+          <w:iCs/>
+          <w:color w:val="1A1A1A"/>
+          <w:sz w:val="21"/>
+          <w:szCs w:val="21"/>
+        </w:rPr>
+        <w:t xml:space="preserve">Como cada fato vira conteúdo sem virar folheto.</w:t>
+      </w:r>
+    </w:p>
+    <w:tbl>
+      <w:tblPr>
+        <w:tblW w:type="dxa" w:w="9026"/>
+        <w:tblBorders>
+          <w:top w:val="single" w:color="FFFFFF" w:sz="2"/>
+          <w:left w:val="single" w:color="FFFFFF" w:sz="2"/>
+          <w:bottom w:val="single" w:color="FFFFFF" w:sz="2"/>
+          <w:right w:val="single" w:color="FFFFFF" w:sz="2"/>
+          <w:insideH w:val="single" w:color="FFFFFF" w:sz="2"/>
+          <w:insideV w:val="single" w:color="FFFFFF" w:sz="2"/>
+        </w:tblBorders>
+      </w:tblPr>
+      <w:tblGrid>
+        <w:gridCol w:w="4513"/>
+        <w:gridCol w:w="4513"/>
+      </w:tblGrid>
+      <w:tr>
+        <w:trPr>
+          <w:tblHeader/>
+        </w:trPr>
+        <w:tc>
+          <w:tcPr>
+            <w:tcW w:type="dxa" w:w="4513"/>
+            <w:shd w:fill="0E3740" w:color="auto" w:val="clear"/>
+            <w:tcMar>
+              <w:top w:type="dxa" w:w="80"/>
+              <w:left w:type="dxa" w:w="120"/>
+              <w:bottom w:type="dxa" w:w="80"/>
+              <w:right w:type="dxa" w:w="120"/>
+            </w:tcMar>
+          </w:tcPr>
+          <w:p>
+            <w:pPr>
+              <w:spacing w:after="0" w:line="260"/>
+            </w:pPr>
+            <w:r>
+              <w:rPr>
+                <w:rFonts w:ascii="Calibri" w:cs="Calibri" w:eastAsia="Calibri" w:hAnsi="Calibri"/>
+                <w:b/>
+                <w:bCs/>
+                <w:color w:val="FFFFFF"/>
+                <w:sz w:val="19"/>
+                <w:szCs w:val="19"/>
+              </w:rPr>
+              <w:t xml:space="preserve">Fato operacional</w:t>
+            </w:r>
+          </w:p>
+        </w:tc>
+        <w:tc>
+          <w:tcPr>
+            <w:tcW w:type="dxa" w:w="4513"/>
+            <w:shd w:fill="0E3740" w:color="auto" w:val="clear"/>
+            <w:tcMar>
+              <w:top w:type="dxa" w:w="80"/>
+              <w:left w:type="dxa" w:w="120"/>
+              <w:bottom w:type="dxa" w:w="80"/>
+              <w:right w:type="dxa" w:w="120"/>
+            </w:tcMar>
+          </w:tcPr>
+          <w:p>
+            <w:pPr>
+              <w:spacing w:after="0" w:line="260"/>
+            </w:pPr>
+            <w:r>
+              <w:rPr>
+                <w:rFonts w:ascii="Calibri" w:cs="Calibri" w:eastAsia="Calibri" w:hAnsi="Calibri"/>
+                <w:b/>
+                <w:bCs/>
+                <w:color w:val="FFFFFF"/>
+                <w:sz w:val="19"/>
+                <w:szCs w:val="19"/>
+              </w:rPr>
+              <w:t xml:space="preserve">Como se conta</w:t>
+            </w:r>
+          </w:p>
+        </w:tc>
+      </w:tr>
+      <w:tr>
+        <w:tc>
+          <w:tcPr>
+            <w:tcW w:type="dxa" w:w="4513"/>
+            <w:shd w:fill="F2F2F2" w:color="auto" w:val="clear"/>
+            <w:tcMar>
+              <w:top w:type="dxa" w:w="80"/>
+              <w:left w:type="dxa" w:w="120"/>
+              <w:bottom w:type="dxa" w:w="80"/>
+              <w:right w:type="dxa" w:w="120"/>
+            </w:tcMar>
+          </w:tcPr>
+          <w:p>
+            <w:pPr>
+              <w:spacing w:after="0" w:line="260"/>
+            </w:pPr>
+            <w:r>
+              <w:rPr>
+                <w:rFonts w:ascii="Calibri" w:cs="Calibri" w:eastAsia="Calibri" w:hAnsi="Calibri"/>
+                <w:b w:val="false"/>
+                <w:bCs w:val="false"/>
+                <w:color w:val="1A1A1A"/>
+                <w:sz w:val="19"/>
+                <w:szCs w:val="19"/>
+              </w:rPr>
+              <w:t xml:space="preserve">18 suítes</w:t>
+            </w:r>
+          </w:p>
+        </w:tc>
+        <w:tc>
+          <w:tcPr>
+            <w:tcW w:type="dxa" w:w="4513"/>
+            <w:shd w:fill="F2F2F2" w:color="auto" w:val="clear"/>
+            <w:tcMar>
+              <w:top w:type="dxa" w:w="80"/>
+              <w:left w:type="dxa" w:w="120"/>
+              <w:bottom w:type="dxa" w:w="80"/>
+              <w:right w:type="dxa" w:w="120"/>
+            </w:tcMar>
+          </w:tcPr>
+          <w:p>
+            <w:pPr>
+              <w:spacing w:after="0" w:line="260"/>
+            </w:pPr>
+            <w:r>
+              <w:rPr>
+                <w:rFonts w:ascii="Calibri" w:cs="Calibri" w:eastAsia="Calibri" w:hAnsi="Calibri"/>
+                <w:b w:val="false"/>
+                <w:bCs w:val="false"/>
+                <w:color w:val="1A1A1A"/>
+                <w:sz w:val="19"/>
+                <w:szCs w:val="19"/>
+              </w:rPr>
               <w:t xml:space="preserve">"Somos dezoito. Dá para lembrar o nome de todo mundo."</w:t>
+            </w:r>
+          </w:p>
+        </w:tc>
+      </w:tr>
+      <w:tr>
+        <w:tc>
+          <w:tcPr>
+            <w:tcW w:type="dxa" w:w="4513"/>
+            <w:shd w:fill="F2F2F2" w:color="auto" w:val="clear"/>
+            <w:tcMar>
+              <w:top w:type="dxa" w:w="80"/>
+              <w:left w:type="dxa" w:w="120"/>
+              <w:bottom w:type="dxa" w:w="80"/>
+              <w:right w:type="dxa" w:w="120"/>
+            </w:tcMar>
+          </w:tcPr>
+          <w:p>
+            <w:pPr>
+              <w:spacing w:after="0" w:line="260"/>
+            </w:pPr>
+            <w:r>
+              <w:rPr>
+                <w:rFonts w:ascii="Calibri" w:cs="Calibri" w:eastAsia="Calibri" w:hAnsi="Calibri"/>
+                <w:b w:val="false"/>
+                <w:bCs w:val="false"/>
+                <w:color w:val="1A1A1A"/>
+                <w:sz w:val="19"/>
+                <w:szCs w:val="19"/>
+              </w:rPr>
+              <w:t xml:space="preserve">3 suítes com varanda</w:t>
+            </w:r>
+          </w:p>
+        </w:tc>
+        <w:tc>
+          <w:tcPr>
+            <w:tcW w:type="dxa" w:w="4513"/>
+            <w:shd w:fill="F2F2F2" w:color="auto" w:val="clear"/>
+            <w:tcMar>
+              <w:top w:type="dxa" w:w="80"/>
+              <w:left w:type="dxa" w:w="120"/>
+              <w:bottom w:type="dxa" w:w="80"/>
+              <w:right w:type="dxa" w:w="120"/>
+            </w:tcMar>
+          </w:tcPr>
+          <w:p>
+            <w:pPr>
+              <w:spacing w:after="0" w:line="260"/>
+            </w:pPr>
+            <w:r>
+              <w:rPr>
+                <w:rFonts w:ascii="Calibri" w:cs="Calibri" w:eastAsia="Calibri" w:hAnsi="Calibri"/>
+                <w:b w:val="false"/>
+                <w:bCs w:val="false"/>
+                <w:color w:val="1A1A1A"/>
+                <w:sz w:val="19"/>
+                <w:szCs w:val="19"/>
+              </w:rPr>
+              <w:t xml:space="preserve">"Três das dezoito têm varanda. Quem já veio sabe qual pedir."</w:t>
+            </w:r>
+          </w:p>
+        </w:tc>
+      </w:tr>
+      <w:tr>
+        <w:tc>
+          <w:tcPr>
+            <w:tcW w:type="dxa" w:w="4513"/>
+            <w:shd w:fill="F2F2F2" w:color="auto" w:val="clear"/>
+            <w:tcMar>
+              <w:top w:type="dxa" w:w="80"/>
+              <w:left w:type="dxa" w:w="120"/>
+              <w:bottom w:type="dxa" w:w="80"/>
+              <w:right w:type="dxa" w:w="120"/>
+            </w:tcMar>
+          </w:tcPr>
+          <w:p>
+            <w:pPr>
+              <w:spacing w:after="0" w:line="260"/>
+            </w:pPr>
+            <w:r>
+              <w:rPr>
+                <w:rFonts w:ascii="Calibri" w:cs="Calibri" w:eastAsia="Calibri" w:hAnsi="Calibri"/>
+                <w:b w:val="false"/>
+                <w:bCs w:val="false"/>
+                <w:color w:val="1A1A1A"/>
+                <w:sz w:val="19"/>
+                <w:szCs w:val="19"/>
+              </w:rPr>
+              <w:t xml:space="preserve">11 duplos, 5 triplos, 2 quádruplos</w:t>
+            </w:r>
+          </w:p>
+        </w:tc>
+        <w:tc>
+          <w:tcPr>
+            <w:tcW w:type="dxa" w:w="4513"/>
+            <w:shd w:fill="F2F2F2" w:color="auto" w:val="clear"/>
+            <w:tcMar>
+              <w:top w:type="dxa" w:w="80"/>
+              <w:left w:type="dxa" w:w="120"/>
+              <w:bottom w:type="dxa" w:w="80"/>
+              <w:right w:type="dxa" w:w="120"/>
+            </w:tcMar>
+          </w:tcPr>
+          <w:p>
+            <w:pPr>
+              <w:spacing w:after="0" w:line="260"/>
+            </w:pPr>
+            <w:r>
+              <w:rPr>
+                <w:rFonts w:ascii="Calibri" w:cs="Calibri" w:eastAsia="Calibri" w:hAnsi="Calibri"/>
+                <w:b w:val="false"/>
+                <w:bCs w:val="false"/>
+                <w:color w:val="1A1A1A"/>
+                <w:sz w:val="19"/>
+                <w:szCs w:val="19"/>
+              </w:rPr>
+              <w:t xml:space="preserve">"Cabe o casal. Cabe a família inteira. Cabe a avó junto."</w:t>
+            </w:r>
+          </w:p>
+        </w:tc>
+      </w:tr>
+      <w:tr>
+        <w:tc>
+          <w:tcPr>
+            <w:tcW w:type="dxa" w:w="4513"/>
+            <w:shd w:fill="F2F2F2" w:color="auto" w:val="clear"/>
+            <w:tcMar>
+              <w:top w:type="dxa" w:w="80"/>
+              <w:left w:type="dxa" w:w="120"/>
+              <w:bottom w:type="dxa" w:w="80"/>
+              <w:right w:type="dxa" w:w="120"/>
+            </w:tcMar>
+          </w:tcPr>
+          <w:p>
+            <w:pPr>
+              <w:spacing w:after="0" w:line="260"/>
+            </w:pPr>
+            <w:r>
+              <w:rPr>
+                <w:rFonts w:ascii="Calibri" w:cs="Calibri" w:eastAsia="Calibri" w:hAnsi="Calibri"/>
+                <w:b w:val="false"/>
+                <w:bCs w:val="false"/>
+                <w:color w:val="1A1A1A"/>
+                <w:sz w:val="19"/>
+                <w:szCs w:val="19"/>
+              </w:rPr>
+              <w:t xml:space="preserve">Serviço de praia incluso</w:t>
+            </w:r>
+          </w:p>
+        </w:tc>
+        <w:tc>
+          <w:tcPr>
+            <w:tcW w:type="dxa" w:w="4513"/>
+            <w:shd w:fill="F2F2F2" w:color="auto" w:val="clear"/>
+            <w:tcMar>
+              <w:top w:type="dxa" w:w="80"/>
+              <w:left w:type="dxa" w:w="120"/>
+              <w:bottom w:type="dxa" w:w="80"/>
+              <w:right w:type="dxa" w:w="120"/>
+            </w:tcMar>
+          </w:tcPr>
+          <w:p>
+            <w:pPr>
+              <w:spacing w:after="0" w:line="260"/>
+            </w:pPr>
+            <w:r>
+              <w:rPr>
+                <w:rFonts w:ascii="Calibri" w:cs="Calibri" w:eastAsia="Calibri" w:hAnsi="Calibri"/>
+                <w:b w:val="false"/>
+                <w:bCs w:val="false"/>
+                <w:color w:val="1A1A1A"/>
+                <w:sz w:val="19"/>
+                <w:szCs w:val="19"/>
+              </w:rPr>
+              <w:t xml:space="preserve">"Não tem serviço de praia para contratar. Tem serviço de praia montado."</w:t>
+            </w:r>
+          </w:p>
+        </w:tc>
+      </w:tr>
+      <w:tr>
+        <w:tc>
+          <w:tcPr>
+            <w:tcW w:type="dxa" w:w="4513"/>
+            <w:shd w:fill="F2F2F2" w:color="auto" w:val="clear"/>
+            <w:tcMar>
+              <w:top w:type="dxa" w:w="80"/>
+              <w:left w:type="dxa" w:w="120"/>
+              <w:bottom w:type="dxa" w:w="80"/>
+              <w:right w:type="dxa" w:w="120"/>
+            </w:tcMar>
+          </w:tcPr>
+          <w:p>
+            <w:pPr>
+              <w:spacing w:after="0" w:line="260"/>
+            </w:pPr>
+            <w:r>
+              <w:rPr>
+                <w:rFonts w:ascii="Calibri" w:cs="Calibri" w:eastAsia="Calibri" w:hAnsi="Calibri"/>
+                <w:b w:val="false"/>
+                <w:bCs w:val="false"/>
+                <w:color w:val="1A1A1A"/>
+                <w:sz w:val="19"/>
+                <w:szCs w:val="19"/>
+              </w:rPr>
+              <w:t xml:space="preserve">Compra do imóvel em 2015</w:t>
+            </w:r>
+          </w:p>
+        </w:tc>
+        <w:tc>
+          <w:tcPr>
+            <w:tcW w:type="dxa" w:w="4513"/>
+            <w:shd w:fill="F2F2F2" w:color="auto" w:val="clear"/>
+            <w:tcMar>
+              <w:top w:type="dxa" w:w="80"/>
+              <w:left w:type="dxa" w:w="120"/>
+              <w:bottom w:type="dxa" w:w="80"/>
+              <w:right w:type="dxa" w:w="120"/>
+            </w:tcMar>
+          </w:tcPr>
+          <w:p>
+            <w:pPr>
+              <w:spacing w:after="0" w:line="260"/>
+            </w:pPr>
+            <w:r>
+              <w:rPr>
+                <w:rFonts w:ascii="Calibri" w:cs="Calibri" w:eastAsia="Calibri" w:hAnsi="Calibri"/>
+                <w:b w:val="false"/>
+                <w:bCs w:val="false"/>
+                <w:color w:val="1A1A1A"/>
+                <w:sz w:val="19"/>
+                <w:szCs w:val="19"/>
+              </w:rPr>
+              <w:t xml:space="preserve">"Cuidamos desta casa por treze anos antes de ela ser nossa."</w:t>
             </w:r>
           </w:p>
         </w:tc>
@@ -7251,7 +8680,27 @@
           <w:sz w:val="21"/>
           <w:szCs w:val="21"/>
         </w:rPr>
-        <w:t xml:space="preserve">Serviço de praia montado todo dia — ombrelone 2,50m, cadeiras, espreguiçadeira, mesinha</w:t>
+        <w:t xml:space="preserve">Serviço de praia montado todo dia e </w:t>
+      </w:r>
+      <w:r>
+        <w:rPr>
+          <w:rFonts w:ascii="Calibri" w:cs="Calibri" w:eastAsia="Calibri" w:hAnsi="Calibri"/>
+          <w:b/>
+          <w:bCs/>
+          <w:color w:val="1A1A1A"/>
+          <w:sz w:val="21"/>
+          <w:szCs w:val="21"/>
+        </w:rPr>
+        <w:t xml:space="preserve">incluso na diária</w:t>
+      </w:r>
+      <w:r>
+        <w:rPr>
+          <w:rFonts w:ascii="Calibri" w:cs="Calibri" w:eastAsia="Calibri" w:hAnsi="Calibri"/>
+          <w:color w:val="1A1A1A"/>
+          <w:sz w:val="21"/>
+          <w:szCs w:val="21"/>
+        </w:rPr>
+        <w:t xml:space="preserve"> — ombrelone 2,50m, cadeiras, espreguiçadeira, mesinha</w:t>
       </w:r>
     </w:p>
     <w:p>
@@ -13857,7 +15306,7 @@
           <w:sz w:val="25"/>
           <w:szCs w:val="25"/>
         </w:rPr>
-        <w:t xml:space="preserve">Banco de aberturas — 15 primeiras linhas</w:t>
+        <w:t xml:space="preserve">Banco de aberturas — 18 primeiras linhas</w:t>
       </w:r>
     </w:p>
     <w:p>
@@ -14157,6 +15606,63 @@
           <w:szCs w:val="21"/>
         </w:rPr>
         <w:t xml:space="preserve">Alguém acordou antes de você.</w:t>
+      </w:r>
+    </w:p>
+    <w:p>
+      <w:pPr>
+        <w:pStyle w:val="ListParagraph"/>
+        <w:numPr>
+          <w:ilvl w:val="0"/>
+          <w:numId w:val="3"/>
+        </w:numPr>
+        <w:spacing w:after="60" w:line="290"/>
+      </w:pPr>
+      <w:r>
+        <w:rPr>
+          <w:rFonts w:ascii="Calibri" w:cs="Calibri" w:eastAsia="Calibri" w:hAnsi="Calibri"/>
+          <w:color w:val="1A1A1A"/>
+          <w:sz w:val="21"/>
+          <w:szCs w:val="21"/>
+        </w:rPr>
+        <w:t xml:space="preserve">Por treze anos, esta casa não era nossa.</w:t>
+      </w:r>
+    </w:p>
+    <w:p>
+      <w:pPr>
+        <w:pStyle w:val="ListParagraph"/>
+        <w:numPr>
+          <w:ilvl w:val="0"/>
+          <w:numId w:val="3"/>
+        </w:numPr>
+        <w:spacing w:after="60" w:line="290"/>
+      </w:pPr>
+      <w:r>
+        <w:rPr>
+          <w:rFonts w:ascii="Calibri" w:cs="Calibri" w:eastAsia="Calibri" w:hAnsi="Calibri"/>
+          <w:color w:val="1A1A1A"/>
+          <w:sz w:val="21"/>
+          <w:szCs w:val="21"/>
+        </w:rPr>
+        <w:t xml:space="preserve">Três das dezoito têm varanda.</w:t>
+      </w:r>
+    </w:p>
+    <w:p>
+      <w:pPr>
+        <w:pStyle w:val="ListParagraph"/>
+        <w:numPr>
+          <w:ilvl w:val="0"/>
+          <w:numId w:val="3"/>
+        </w:numPr>
+        <w:spacing w:after="60" w:line="290"/>
+      </w:pPr>
+      <w:r>
+        <w:rPr>
+          <w:rFonts w:ascii="Calibri" w:cs="Calibri" w:eastAsia="Calibri" w:hAnsi="Calibri"/>
+          <w:color w:val="1A1A1A"/>
+          <w:sz w:val="21"/>
+          <w:szCs w:val="21"/>
+        </w:rPr>
+        <w:t xml:space="preserve">Não tem serviço de praia para contratar. Tem serviço de praia montado.</w:t>
       </w:r>
     </w:p>
     <w:p>
@@ -14389,7 +15895,7 @@
           <w:sz w:val="30"/>
           <w:szCs w:val="30"/>
         </w:rPr>
-        <w:t xml:space="preserve">4.5 TRINTA PAUTAS PRONTAS</w:t>
+        <w:t xml:space="preserve">4.5 TRINTA E TRÊS PAUTAS PRONTAS</w:t>
       </w:r>
     </w:p>
     <w:p>
@@ -15386,6 +16892,107 @@
           <w:szCs w:val="21"/>
         </w:rPr>
         <w:t xml:space="preserve">(card + legenda fórmula 1)</w:t>
+      </w:r>
+    </w:p>
+    <w:p>
+      <w:pPr>
+        <w:pStyle w:val="ListParagraph"/>
+        <w:numPr>
+          <w:ilvl w:val="0"/>
+          <w:numId w:val="3"/>
+        </w:numPr>
+        <w:spacing w:after="60" w:line="290"/>
+      </w:pPr>
+      <w:r>
+        <w:rPr>
+          <w:rFonts w:ascii="Calibri" w:cs="Calibri" w:eastAsia="Calibri" w:hAnsi="Calibri"/>
+          <w:b/>
+          <w:bCs/>
+          <w:color w:val="1A1A1A"/>
+          <w:sz w:val="21"/>
+          <w:szCs w:val="21"/>
+        </w:rPr>
+        <w:t xml:space="preserve">2015: treze anos cuidando de uma casa antes de ela ser nossa</w:t>
+      </w:r>
+      <w:r>
+        <w:rPr>
+          <w:rFonts w:ascii="Calibri" w:cs="Calibri" w:eastAsia="Calibri" w:hAnsi="Calibri"/>
+          <w:color w:val="1A1A1A"/>
+          <w:sz w:val="21"/>
+          <w:szCs w:val="21"/>
+        </w:rPr>
+        <w:t xml:space="preserve"> — foto antiga + foto de hoje </w:t>
+      </w:r>
+      <w:r>
+        <w:rPr>
+          <w:rFonts w:ascii="Calibri" w:cs="Calibri" w:eastAsia="Calibri" w:hAnsi="Calibri"/>
+          <w:i/>
+          <w:iCs/>
+          <w:color w:val="1A1A1A"/>
+          <w:sz w:val="21"/>
+          <w:szCs w:val="21"/>
+        </w:rPr>
+        <w:t xml:space="preserve">(carrossel, fórmula 1)</w:t>
+      </w:r>
+    </w:p>
+    <w:p>
+      <w:pPr>
+        <w:pStyle w:val="ListParagraph"/>
+        <w:numPr>
+          <w:ilvl w:val="0"/>
+          <w:numId w:val="3"/>
+        </w:numPr>
+        <w:spacing w:after="60" w:line="290"/>
+      </w:pPr>
+      <w:r>
+        <w:rPr>
+          <w:rFonts w:ascii="Calibri" w:cs="Calibri" w:eastAsia="Calibri" w:hAnsi="Calibri"/>
+          <w:color w:val="1A1A1A"/>
+          <w:sz w:val="21"/>
+          <w:szCs w:val="21"/>
+        </w:rPr>
+        <w:t xml:space="preserve">As três suítes com varanda — a categoria mais escassa da casa </w:t>
+      </w:r>
+      <w:r>
+        <w:rPr>
+          <w:rFonts w:ascii="Calibri" w:cs="Calibri" w:eastAsia="Calibri" w:hAnsi="Calibri"/>
+          <w:i/>
+          <w:iCs/>
+          <w:color w:val="1A1A1A"/>
+          <w:sz w:val="21"/>
+          <w:szCs w:val="21"/>
+        </w:rPr>
+        <w:t xml:space="preserve">(foto ou Reels)</w:t>
+      </w:r>
+    </w:p>
+    <w:p>
+      <w:pPr>
+        <w:pStyle w:val="ListParagraph"/>
+        <w:numPr>
+          <w:ilvl w:val="0"/>
+          <w:numId w:val="3"/>
+        </w:numPr>
+        <w:spacing w:after="60" w:line="290"/>
+      </w:pPr>
+      <w:r>
+        <w:rPr>
+          <w:rFonts w:ascii="Calibri" w:cs="Calibri" w:eastAsia="Calibri" w:hAnsi="Calibri"/>
+          <w:color w:val="1A1A1A"/>
+          <w:sz w:val="21"/>
+          <w:szCs w:val="21"/>
+        </w:rPr>
+        <w:t xml:space="preserve">"Nove embaixo, nove em cima" — como a casa é dividida </w:t>
+      </w:r>
+      <w:r>
+        <w:rPr>
+          <w:rFonts w:ascii="Calibri" w:cs="Calibri" w:eastAsia="Calibri" w:hAnsi="Calibri"/>
+          <w:i/>
+          <w:iCs/>
+          <w:color w:val="1A1A1A"/>
+          <w:sz w:val="21"/>
+          <w:szCs w:val="21"/>
+        </w:rPr>
+        <w:t xml:space="preserve">(carrossel de suítes por categoria)</w:t>
       </w:r>
     </w:p>
     <w:p>
@@ -18481,6 +20088,122 @@
     </w:p>
     <w:p>
       <w:pPr>
+        <w:pStyle w:val="ListParagraph"/>
+        <w:numPr>
+          <w:ilvl w:val="0"/>
+          <w:numId w:val="2"/>
+        </w:numPr>
+        <w:spacing w:after="60" w:line="290"/>
+      </w:pPr>
+      <w:r>
+        <w:rPr>
+          <w:rFonts w:ascii="Calibri" w:cs="Calibri" w:eastAsia="Calibri" w:hAnsi="Calibri"/>
+          <w:color w:val="1A1A1A"/>
+          <w:sz w:val="21"/>
+          <w:szCs w:val="21"/>
+        </w:rPr>
+        <w:t xml:space="preserve">☐  </w:t>
+      </w:r>
+      <w:r>
+        <w:rPr>
+          <w:rFonts w:ascii="Calibri" w:cs="Calibri" w:eastAsia="Calibri" w:hAnsi="Calibri"/>
+          <w:b/>
+          <w:bCs/>
+          <w:color w:val="1A1A1A"/>
+          <w:sz w:val="21"/>
+          <w:szCs w:val="21"/>
+        </w:rPr>
+        <w:t xml:space="preserve">Analisar os posts de agosto/2026 (24 anos) e os perfis de referência</w:t>
+      </w:r>
+      <w:r>
+        <w:rPr>
+          <w:rFonts w:ascii="Calibri" w:cs="Calibri" w:eastAsia="Calibri" w:hAnsi="Calibri"/>
+          <w:color w:val="1A1A1A"/>
+          <w:sz w:val="21"/>
+          <w:szCs w:val="21"/>
+        </w:rPr>
+        <w:t xml:space="preserve"> — pendente por bloqueio de rede, ver nota abaixo</w:t>
+      </w:r>
+    </w:p>
+    <w:p>
+      <w:pPr>
+        <w:pBdr>
+          <w:left w:val="single" w:color="04B2D9" w:sz="18" w:space="14"/>
+        </w:pBdr>
+        <w:spacing w:after="200" w:before="160" w:line="320"/>
+        <w:ind w:left="460"/>
+      </w:pPr>
+      <w:r>
+        <w:rPr>
+          <w:rFonts w:ascii="Calibri" w:cs="Calibri" w:eastAsia="Calibri" w:hAnsi="Calibri"/>
+          <w:b/>
+          <w:bCs/>
+          <w:i w:val="false"/>
+          <w:iCs w:val="false"/>
+          <w:color w:val="0E3740"/>
+          <w:sz w:val="22"/>
+          <w:szCs w:val="22"/>
+        </w:rPr>
+        <w:t xml:space="preserve">Nota sobre análise de perfis:</w:t>
+      </w:r>
+      <w:r>
+        <w:rPr>
+          <w:rFonts w:ascii="Calibri" w:cs="Calibri" w:eastAsia="Calibri" w:hAnsi="Calibri"/>
+          <w:i w:val="false"/>
+          <w:iCs w:val="false"/>
+          <w:color w:val="2C3E44"/>
+          <w:sz w:val="22"/>
+          <w:szCs w:val="22"/>
+        </w:rPr>
+        <w:t xml:space="preserve"> o ambiente onde este documento foi produzido tem acesso negado a </w:t>
+      </w:r>
+      <w:r>
+        <w:rPr>
+          <w:rFonts w:ascii="Consolas" w:cs="Consolas" w:eastAsia="Consolas" w:hAnsi="Consolas"/>
+          <w:color w:val="0E3740"/>
+          <w:sz w:val="20"/>
+          <w:szCs w:val="20"/>
+        </w:rPr>
+        <w:t xml:space="preserve">instagram.com</w:t>
+      </w:r>
+      <w:r>
+        <w:rPr>
+          <w:rFonts w:ascii="Calibri" w:cs="Calibri" w:eastAsia="Calibri" w:hAnsi="Calibri"/>
+          <w:i w:val="false"/>
+          <w:iCs w:val="false"/>
+          <w:color w:val="2C3E44"/>
+          <w:sz w:val="22"/>
+          <w:szCs w:val="22"/>
+        </w:rPr>
+        <w:t xml:space="preserve"> pela política de rede. Os posts de agosto/2026 do @pousadacamburioficial e os perfis de referência (@pousadaliteraria e @ocanto.br) </w:t>
+      </w:r>
+      <w:r>
+        <w:rPr>
+          <w:rFonts w:ascii="Calibri" w:cs="Calibri" w:eastAsia="Calibri" w:hAnsi="Calibri"/>
+          <w:b/>
+          <w:bCs/>
+          <w:i w:val="false"/>
+          <w:iCs w:val="false"/>
+          <w:color w:val="0E3740"/>
+          <w:sz w:val="22"/>
+          <w:szCs w:val="22"/>
+        </w:rPr>
+        <w:t xml:space="preserve">não foram analisados diretamente</w:t>
+      </w:r>
+      <w:r>
+        <w:rPr>
+          <w:rFonts w:ascii="Calibri" w:cs="Calibri" w:eastAsia="Calibri" w:hAnsi="Calibri"/>
+          <w:i w:val="false"/>
+          <w:iCs w:val="false"/>
+          <w:color w:val="2C3E44"/>
+          <w:sz w:val="22"/>
+          <w:szCs w:val="22"/>
+        </w:rPr>
+        <w:t xml:space="preserve"> — nenhuma afirmação sobre o conteúdo deles consta neste documento. Para incorporá-los, é preciso liberar o domínio na configuração de rede do ambiente ou fornecer o material (capturas de tela, legendas em texto).</w:t>
+      </w:r>
+    </w:p>
+    <w:p>
+      <w:pPr>
         <w:pBdr>
           <w:bottom w:val="single" w:color="6AC4D9" w:sz="6" w:space="4"/>
         </w:pBdr>
@@ -18576,7 +20299,7 @@
           <w:sz w:val="21"/>
           <w:szCs w:val="21"/>
         </w:rPr>
-        <w:t xml:space="preserve">Quantas suítes de cada categoria (duplo / triplo / quádruplo)?</w:t>
+        <w:t xml:space="preserve">As suítes superiores têm vista? De quê — mar, mata, piscina?</w:t>
       </w:r>
     </w:p>
     <w:p>
@@ -18595,7 +20318,7 @@
           <w:sz w:val="21"/>
           <w:szCs w:val="21"/>
         </w:rPr>
-        <w:t xml:space="preserve">As suítes têm ar-condicionado, varanda, vista? Alguma categoria tem hidromassagem ou vista para o mar?</w:t>
+        <w:t xml:space="preserve">O que mais diferencia térreo de superior, além do andar?</w:t>
       </w:r>
     </w:p>
     <w:p>
@@ -18614,7 +20337,7 @@
           <w:sz w:val="21"/>
           <w:szCs w:val="21"/>
         </w:rPr>
-        <w:t xml:space="preserve">Metragem média das suítes?</w:t>
+        <w:t xml:space="preserve">Metragem média por categoria?</w:t>
       </w:r>
     </w:p>
     <w:p>
@@ -18706,7 +20429,7 @@
           <w:sz w:val="21"/>
           <w:szCs w:val="21"/>
         </w:rPr>
-        <w:t xml:space="preserve">O bar fica na pousada, na praia, ou ambos? O serviço na areia é atendido por quem?</w:t>
+        <w:t xml:space="preserve">O bar fica na pousada, na praia, ou ambos? Quem atende na areia?</w:t>
       </w:r>
     </w:p>
     <w:p>
@@ -18744,7 +20467,23 @@
           <w:sz w:val="21"/>
           <w:szCs w:val="21"/>
         </w:rPr>
-        <w:t xml:space="preserve">O serviço de praia é incluso na diária ou cobrado à parte?</w:t>
+        <w:t xml:space="preserve">Há estacionamento próprio? Quantas vagas?</w:t>
+      </w:r>
+    </w:p>
+    <w:p>
+      <w:pPr>
+        <w:spacing w:after="120" w:line="300"/>
+      </w:pPr>
+      <w:r>
+        <w:rPr>
+          <w:rFonts w:ascii="Calibri" w:cs="Calibri" w:eastAsia="Calibri" w:hAnsi="Calibri"/>
+          <w:b/>
+          <w:bCs/>
+          <w:color w:val="1A1A1A"/>
+          <w:sz w:val="21"/>
+          <w:szCs w:val="21"/>
+        </w:rPr>
+        <w:t xml:space="preserve">Marca</w:t>
       </w:r>
     </w:p>
     <w:p>
@@ -18763,7 +20502,86 @@
           <w:sz w:val="21"/>
           <w:szCs w:val="21"/>
         </w:rPr>
-        <w:t xml:space="preserve">Há estacionamento próprio? Quantas vagas?</w:t>
+        <w:t xml:space="preserve">Rodrigo fundou a pousada sozinho em 2002? Qual o papel da Adriana, e desde quando? </w:t>
+      </w:r>
+      <w:r>
+        <w:rPr>
+          <w:rFonts w:ascii="Calibri" w:cs="Calibri" w:eastAsia="Calibri" w:hAnsi="Calibri"/>
+          <w:i/>
+          <w:iCs/>
+          <w:color w:val="1A1A1A"/>
+          <w:sz w:val="21"/>
+          <w:szCs w:val="21"/>
+        </w:rPr>
+        <w:t xml:space="preserve">(Rodrigo e Adriana são citados nominalmente nas avaliações do TripAdvisor — são ativos de marca ainda não usados.)</w:t>
+      </w:r>
+    </w:p>
+    <w:p>
+      <w:pPr>
+        <w:pStyle w:val="ListParagraph"/>
+        <w:numPr>
+          <w:ilvl w:val="0"/>
+          <w:numId w:val="2"/>
+        </w:numPr>
+        <w:spacing w:after="60" w:line="290"/>
+      </w:pPr>
+      <w:r>
+        <w:rPr>
+          <w:rFonts w:ascii="Calibri" w:cs="Calibri" w:eastAsia="Calibri" w:hAnsi="Calibri"/>
+          <w:color w:val="1A1A1A"/>
+          <w:sz w:val="21"/>
+          <w:szCs w:val="21"/>
+        </w:rPr>
+        <w:t xml:space="preserve">O que Rodrigo fazia antes de 2002, e por que Camburi? </w:t>
+      </w:r>
+      <w:r>
+        <w:rPr>
+          <w:rFonts w:ascii="Calibri" w:cs="Calibri" w:eastAsia="Calibri" w:hAnsi="Calibri"/>
+          <w:i/>
+          <w:iCs/>
+          <w:color w:val="1A1A1A"/>
+          <w:sz w:val="21"/>
+          <w:szCs w:val="21"/>
+        </w:rPr>
+        <w:t xml:space="preserve">(É o "evento catalisador" da história de fundação — sem ele, a narrativa começa no meio.)</w:t>
+      </w:r>
+    </w:p>
+    <w:p>
+      <w:pPr>
+        <w:pStyle w:val="ListParagraph"/>
+        <w:numPr>
+          <w:ilvl w:val="0"/>
+          <w:numId w:val="2"/>
+        </w:numPr>
+        <w:spacing w:after="60" w:line="290"/>
+      </w:pPr>
+      <w:r>
+        <w:rPr>
+          <w:rFonts w:ascii="Calibri" w:cs="Calibri" w:eastAsia="Calibri" w:hAnsi="Calibri"/>
+          <w:color w:val="1A1A1A"/>
+          <w:sz w:val="21"/>
+          <w:szCs w:val="21"/>
+        </w:rPr>
+        <w:t xml:space="preserve">Existe registro fotográfico de 2002 a 2015? É o que viabiliza a pauta 31.</w:t>
+      </w:r>
+    </w:p>
+    <w:p>
+      <w:pPr>
+        <w:pStyle w:val="ListParagraph"/>
+        <w:numPr>
+          <w:ilvl w:val="0"/>
+          <w:numId w:val="2"/>
+        </w:numPr>
+        <w:spacing w:after="60" w:line="290"/>
+      </w:pPr>
+      <w:r>
+        <w:rPr>
+          <w:rFonts w:ascii="Calibri" w:cs="Calibri" w:eastAsia="Calibri" w:hAnsi="Calibri"/>
+          <w:color w:val="1A1A1A"/>
+          <w:sz w:val="21"/>
+          <w:szCs w:val="21"/>
+        </w:rPr>
+        <w:t xml:space="preserve">Por que "Camburi"? Existe história de origem do nome ou do peixe do logo?</w:t>
       </w:r>
     </w:p>
     <w:p>
@@ -18779,7 +20597,7 @@
           <w:sz w:val="21"/>
           <w:szCs w:val="21"/>
         </w:rPr>
-        <w:t xml:space="preserve">Marca</w:t>
+        <w:t xml:space="preserve">Operação de conteúdo</w:t>
       </w:r>
     </w:p>
     <w:p>
@@ -18798,7 +20616,7 @@
           <w:sz w:val="21"/>
           <w:szCs w:val="21"/>
         </w:rPr>
-        <w:t xml:space="preserve">Quem são as pessoas por trás da pousada, e qual o papel de cada um? (Rodrigo e Adriana aparecem nas avaliações — a história de fundação de 2002 ainda não está escrita.)</w:t>
+        <w:t xml:space="preserve">Quem posta hoje? Com que frequência?</w:t>
       </w:r>
     </w:p>
     <w:p>
@@ -18817,7 +20635,7 @@
           <w:sz w:val="21"/>
           <w:szCs w:val="21"/>
         </w:rPr>
-        <w:t xml:space="preserve">Há registro fotográfico antigo, de 2002 em diante? Isso é ouro para o território 5.</w:t>
+        <w:t xml:space="preserve">Existe banco de imagens organizado?</w:t>
       </w:r>
     </w:p>
     <w:p>
@@ -18836,7 +20654,7 @@
           <w:sz w:val="21"/>
           <w:szCs w:val="21"/>
         </w:rPr>
-        <w:t xml:space="preserve">Por que "Camburi"? Existe uma história de origem do nome, do peixe do logo?</w:t>
+        <w:t xml:space="preserve">O WhatsApp de reservas é qual, e quem responde?</w:t>
       </w:r>
     </w:p>
     <w:p>
@@ -18852,7 +20670,7 @@
           <w:sz w:val="21"/>
           <w:szCs w:val="21"/>
         </w:rPr>
-        <w:t xml:space="preserve">Operação de conteúdo</w:t>
+        <w:t xml:space="preserve">Pendente de leitura direta</w:t>
       </w:r>
     </w:p>
     <w:p>
@@ -18871,45 +20689,27 @@
           <w:sz w:val="21"/>
           <w:szCs w:val="21"/>
         </w:rPr>
-        <w:t xml:space="preserve">Quem posta hoje? Com que frequência?</w:t>
-      </w:r>
-    </w:p>
-    <w:p>
-      <w:pPr>
-        <w:pStyle w:val="ListParagraph"/>
-        <w:numPr>
-          <w:ilvl w:val="0"/>
-          <w:numId w:val="2"/>
-        </w:numPr>
-        <w:spacing w:after="60" w:line="290"/>
-      </w:pPr>
-      <w:r>
-        <w:rPr>
-          <w:rFonts w:ascii="Calibri" w:cs="Calibri" w:eastAsia="Calibri" w:hAnsi="Calibri"/>
-          <w:color w:val="1A1A1A"/>
-          <w:sz w:val="21"/>
-          <w:szCs w:val="21"/>
-        </w:rPr>
-        <w:t xml:space="preserve">Existe banco de imagens organizado?</w:t>
-      </w:r>
-    </w:p>
-    <w:p>
-      <w:pPr>
-        <w:pStyle w:val="ListParagraph"/>
-        <w:numPr>
-          <w:ilvl w:val="0"/>
-          <w:numId w:val="2"/>
-        </w:numPr>
-        <w:spacing w:after="60" w:line="290"/>
-      </w:pPr>
-      <w:r>
-        <w:rPr>
-          <w:rFonts w:ascii="Calibri" w:cs="Calibri" w:eastAsia="Calibri" w:hAnsi="Calibri"/>
-          <w:color w:val="1A1A1A"/>
-          <w:sz w:val="21"/>
-          <w:szCs w:val="21"/>
-        </w:rPr>
-        <w:t xml:space="preserve">O WhatsApp de reservas é qual, e quem responde?</w:t>
+        <w:t xml:space="preserve">Os posts de agosto/2026 sobre os 24 anos, no @pousadacamburioficial, </w:t>
+      </w:r>
+      <w:r>
+        <w:rPr>
+          <w:rFonts w:ascii="Calibri" w:cs="Calibri" w:eastAsia="Calibri" w:hAnsi="Calibri"/>
+          <w:b/>
+          <w:bCs/>
+          <w:color w:val="1A1A1A"/>
+          <w:sz w:val="21"/>
+          <w:szCs w:val="21"/>
+        </w:rPr>
+        <w:t xml:space="preserve">não puderam ser analisados</w:t>
+      </w:r>
+      <w:r>
+        <w:rPr>
+          <w:rFonts w:ascii="Calibri" w:cs="Calibri" w:eastAsia="Calibri" w:hAnsi="Calibri"/>
+          <w:color w:val="1A1A1A"/>
+          <w:sz w:val="21"/>
+          <w:szCs w:val="21"/>
+        </w:rPr>
+        <w:t xml:space="preserve"> — a política de rede deste ambiente bloqueia o acesso ao Instagram. Ver nota em 6.3.</w:t>
       </w:r>
     </w:p>
     <w:p>
@@ -19003,7 +20803,7 @@
         <w:sz w:val="16"/>
         <w:szCs w:val="16"/>
       </w:rPr>
-      <w:t xml:space="preserve">Pousada Camburi · v2.0 · setembro 2026 · </w:t>
+      <w:t xml:space="preserve">Pousada Camburi · v2.1 · setembro 2026 · </w:t>
     </w:r>
     <w:r>
       <w:rPr>

--- a/pousada-camburi/Estrategia-Pousada-Camburi-v2.docx
+++ b/pousada-camburi/Estrategia-Pousada-Camburi-v2.docx
@@ -52,7 +52,7 @@
           <w:sz w:val="21"/>
           <w:szCs w:val="21"/>
         </w:rPr>
-        <w:t xml:space="preserve">Versão 2.1 — setembro/2026</w:t>
+        <w:t xml:space="preserve">Versão 2.2 — setembro/2026</w:t>
       </w:r>
     </w:p>
     <w:p>
@@ -82,7 +82,23 @@
           <w:sz w:val="21"/>
           <w:szCs w:val="21"/>
         </w:rPr>
-        <w:t xml:space="preserve">v2.1: distribuição das 18 suítes por categoria, linha do tempo societária (2002–2015–hoje) e confirmação de que o serviço de praia é incluso na diária.</w:t>
+        <w:t xml:space="preserve">v2.1: distribuição das 18 suítes por categoria, linha do tempo (2002–2015–hoje) e confirmação de que o serviço de praia é incluso na diária.</w:t>
+      </w:r>
+    </w:p>
+    <w:p>
+      <w:pPr>
+        <w:spacing w:after="120" w:line="300"/>
+      </w:pPr>
+      <w:r>
+        <w:rPr>
+          <w:rFonts w:ascii="Calibri" w:cs="Calibri" w:eastAsia="Calibri" w:hAnsi="Calibri"/>
+          <w:i/>
+          <w:iCs/>
+          <w:color w:val="1A1A1A"/>
+          <w:sz w:val="21"/>
+          <w:szCs w:val="21"/>
+        </w:rPr>
+        <w:t xml:space="preserve">v2.2: decisão editorial 1.4.1 — a marca é institucional e as pessoas da casa não são nomeadas em conteúdo público.</w:t>
       </w:r>
     </w:p>
     <w:p>
@@ -1650,7 +1666,7 @@
                 <w:sz w:val="19"/>
                 <w:szCs w:val="19"/>
               </w:rPr>
-              <w:t xml:space="preserve">24 anos. Aniversário em 22/08.</w:t>
+              <w:t xml:space="preserve">24 anos. Aniversário em 22/08. Rodrigo e Adriana à frente da operação.</w:t>
             </w:r>
           </w:p>
         </w:tc>
@@ -1662,99 +1678,6 @@
       </w:pPr>
       <w:r>
         <w:t xml:space="preserve"/>
-      </w:r>
-    </w:p>
-    <w:p>
-      <w:pPr>
-        <w:keepNext/>
-        <w:spacing w:after="160" w:before="320"/>
-      </w:pPr>
-      <w:r>
-        <w:rPr>
-          <w:rFonts w:ascii="Calibri" w:cs="Calibri" w:eastAsia="Calibri" w:hAnsi="Calibri"/>
-          <w:b/>
-          <w:bCs/>
-          <w:color w:val="0E3740"/>
-          <w:sz w:val="25"/>
-          <w:szCs w:val="25"/>
-        </w:rPr>
-        <w:t xml:space="preserve">O capítulo de 2015 — a melhor história que a marca ainda não contou</w:t>
-      </w:r>
-    </w:p>
-    <w:p>
-      <w:pPr>
-        <w:spacing w:after="120" w:line="300"/>
-      </w:pPr>
-      <w:r>
-        <w:rPr>
-          <w:rFonts w:ascii="Calibri" w:cs="Calibri" w:eastAsia="Calibri" w:hAnsi="Calibri"/>
-          <w:color w:val="1A1A1A"/>
-          <w:sz w:val="21"/>
-          <w:szCs w:val="21"/>
-        </w:rPr>
-        <w:t xml:space="preserve">Durante treze anos, a Pousada Camburi funcionou numa casa que não era da família. Cada geleia feita, cada temporada aberta, cada hóspede que voltou — tudo isso aconteceu em cima de um contrato que podia acabar.</w:t>
-      </w:r>
-    </w:p>
-    <w:p>
-      <w:pPr>
-        <w:spacing w:after="120" w:line="300"/>
-      </w:pPr>
-      <w:r>
-        <w:rPr>
-          <w:rFonts w:ascii="Calibri" w:cs="Calibri" w:eastAsia="Calibri" w:hAnsi="Calibri"/>
-          <w:color w:val="1A1A1A"/>
-          <w:sz w:val="21"/>
-          <w:szCs w:val="21"/>
-        </w:rPr>
-        <w:t xml:space="preserve">Em 2015, Luiz, tio do Rodrigo, entrou como sócio e comprou o imóvel.</w:t>
-      </w:r>
-    </w:p>
-    <w:p>
-      <w:pPr>
-        <w:spacing w:after="120" w:line="300"/>
-      </w:pPr>
-      <w:r>
-        <w:rPr>
-          <w:rFonts w:ascii="Calibri" w:cs="Calibri" w:eastAsia="Calibri" w:hAnsi="Calibri"/>
-          <w:color w:val="1A1A1A"/>
-          <w:sz w:val="21"/>
-          <w:szCs w:val="21"/>
-        </w:rPr>
-        <w:t xml:space="preserve">Isso não é informação societária. É a prova de constância que a marca precisa: </w:t>
-      </w:r>
-      <w:r>
-        <w:rPr>
-          <w:rFonts w:ascii="Calibri" w:cs="Calibri" w:eastAsia="Calibri" w:hAnsi="Calibri"/>
-          <w:b/>
-          <w:bCs/>
-          <w:color w:val="1A1A1A"/>
-          <w:sz w:val="21"/>
-          <w:szCs w:val="21"/>
-        </w:rPr>
-        <w:t xml:space="preserve">treze anos cuidando de uma casa antes de ela ser sua.</w:t>
-      </w:r>
-      <w:r>
-        <w:rPr>
-          <w:rFonts w:ascii="Calibri" w:cs="Calibri" w:eastAsia="Calibri" w:hAnsi="Calibri"/>
-          <w:color w:val="1A1A1A"/>
-          <w:sz w:val="21"/>
-          <w:szCs w:val="21"/>
-        </w:rPr>
-        <w:t xml:space="preserve"> Ninguém investe assim em algo de passagem. É o momento em que a pousada decidiu ficar.</w:t>
-      </w:r>
-    </w:p>
-    <w:p>
-      <w:pPr>
-        <w:spacing w:after="120" w:line="300"/>
-      </w:pPr>
-      <w:r>
-        <w:rPr>
-          <w:rFonts w:ascii="Calibri" w:cs="Calibri" w:eastAsia="Calibri" w:hAnsi="Calibri"/>
-          <w:color w:val="1A1A1A"/>
-          <w:sz w:val="21"/>
-          <w:szCs w:val="21"/>
-        </w:rPr>
-        <w:t xml:space="preserve">E conversa diretamente com o conceito-âncora: o hóspede que chegou em 2010 nunca soube que a casa era alugada. Ele só viu o café pronto. Mais um esforço que desapareceu antes de ele acordar.</w:t>
       </w:r>
     </w:p>
     <w:p>
@@ -1768,6 +1691,17 @@
       <w:r>
         <w:rPr>
           <w:rFonts w:ascii="Calibri" w:cs="Calibri" w:eastAsia="Calibri" w:hAnsi="Calibri"/>
+          <w:i w:val="false"/>
+          <w:iCs w:val="false"/>
+          <w:color w:val="2C3E44"/>
+          <w:sz w:val="22"/>
+          <w:szCs w:val="22"/>
+        </w:rPr>
+        <w:t xml:space="preserve">Esta tabela é </w:t>
+      </w:r>
+      <w:r>
+        <w:rPr>
+          <w:rFonts w:ascii="Calibri" w:cs="Calibri" w:eastAsia="Calibri" w:hAnsi="Calibri"/>
           <w:b/>
           <w:bCs/>
           <w:i w:val="false"/>
@@ -1776,7 +1710,7 @@
           <w:sz w:val="22"/>
           <w:szCs w:val="22"/>
         </w:rPr>
-        <w:t xml:space="preserve">Sugestão de uso:</w:t>
+        <w:t xml:space="preserve">registro interno</w:t>
       </w:r>
       <w:r>
         <w:rPr>
@@ -1787,7 +1721,742 @@
           <w:sz w:val="22"/>
           <w:szCs w:val="22"/>
         </w:rPr>
-        <w:t xml:space="preserve"> este é o conteúdo do aniversário — de 2027 em diante, e sempre que a pauta pedir profundidade. Não é post de agosto, é post de marca. Formato ideal: carrossel com foto antiga + foto de hoje, legenda na Fórmula 1 (O Bastidor).</w:t>
+        <w:t xml:space="preserve">. Os nomes ficam aqui e não vão para conteúdo público — ver 1.4.1.</w:t>
+      </w:r>
+    </w:p>
+    <w:p>
+      <w:pPr>
+        <w:keepNext/>
+        <w:spacing w:after="160" w:before="320"/>
+      </w:pPr>
+      <w:r>
+        <w:rPr>
+          <w:rFonts w:ascii="Calibri" w:cs="Calibri" w:eastAsia="Calibri" w:hAnsi="Calibri"/>
+          <w:b/>
+          <w:bCs/>
+          <w:color w:val="0E3740"/>
+          <w:sz w:val="25"/>
+          <w:szCs w:val="25"/>
+        </w:rPr>
+        <w:t xml:space="preserve">O capítulo de 2015 — a melhor história que a marca ainda não contou</w:t>
+      </w:r>
+    </w:p>
+    <w:p>
+      <w:pPr>
+        <w:spacing w:after="120" w:line="300"/>
+      </w:pPr>
+      <w:r>
+        <w:rPr>
+          <w:rFonts w:ascii="Calibri" w:cs="Calibri" w:eastAsia="Calibri" w:hAnsi="Calibri"/>
+          <w:color w:val="1A1A1A"/>
+          <w:sz w:val="21"/>
+          <w:szCs w:val="21"/>
+        </w:rPr>
+        <w:t xml:space="preserve">Durante treze anos, a Pousada Camburi funcionou numa casa que não era nossa. Cada geleia feita, cada temporada aberta, cada hóspede que voltou — tudo isso aconteceu em cima de um contrato que podia acabar. Em 2015, a casa foi comprada.</w:t>
+      </w:r>
+    </w:p>
+    <w:p>
+      <w:pPr>
+        <w:spacing w:after="120" w:line="300"/>
+      </w:pPr>
+      <w:r>
+        <w:rPr>
+          <w:rFonts w:ascii="Calibri" w:cs="Calibri" w:eastAsia="Calibri" w:hAnsi="Calibri"/>
+          <w:color w:val="1A1A1A"/>
+          <w:sz w:val="21"/>
+          <w:szCs w:val="21"/>
+        </w:rPr>
+        <w:t xml:space="preserve">Isso não é informação societária. É a prova de constância que a marca precisa: </w:t>
+      </w:r>
+      <w:r>
+        <w:rPr>
+          <w:rFonts w:ascii="Calibri" w:cs="Calibri" w:eastAsia="Calibri" w:hAnsi="Calibri"/>
+          <w:b/>
+          <w:bCs/>
+          <w:color w:val="1A1A1A"/>
+          <w:sz w:val="21"/>
+          <w:szCs w:val="21"/>
+        </w:rPr>
+        <w:t xml:space="preserve">treze anos cuidando de uma casa antes de ela ser nossa.</w:t>
+      </w:r>
+      <w:r>
+        <w:rPr>
+          <w:rFonts w:ascii="Calibri" w:cs="Calibri" w:eastAsia="Calibri" w:hAnsi="Calibri"/>
+          <w:color w:val="1A1A1A"/>
+          <w:sz w:val="21"/>
+          <w:szCs w:val="21"/>
+        </w:rPr>
+        <w:t xml:space="preserve"> Ninguém investe assim em algo de passagem. É o momento em que a pousada decidiu ficar.</w:t>
+      </w:r>
+    </w:p>
+    <w:p>
+      <w:pPr>
+        <w:spacing w:after="120" w:line="300"/>
+      </w:pPr>
+      <w:r>
+        <w:rPr>
+          <w:rFonts w:ascii="Calibri" w:cs="Calibri" w:eastAsia="Calibri" w:hAnsi="Calibri"/>
+          <w:color w:val="1A1A1A"/>
+          <w:sz w:val="21"/>
+          <w:szCs w:val="21"/>
+        </w:rPr>
+        <w:t xml:space="preserve">E conversa diretamente com o conceito-âncora: o hóspede que chegou em 2010 nunca soube que a casa era alugada. Ele só viu o café pronto. Mais um esforço que desapareceu antes de ele acordar.</w:t>
+      </w:r>
+    </w:p>
+    <w:p>
+      <w:pPr>
+        <w:pBdr>
+          <w:left w:val="single" w:color="04B2D9" w:sz="18" w:space="14"/>
+        </w:pBdr>
+        <w:spacing w:after="100" w:before="160" w:line="320"/>
+        <w:ind w:left="460"/>
+      </w:pPr>
+      <w:r>
+        <w:rPr>
+          <w:rFonts w:ascii="Calibri" w:cs="Calibri" w:eastAsia="Calibri" w:hAnsi="Calibri"/>
+          <w:b/>
+          <w:bCs/>
+          <w:i w:val="false"/>
+          <w:iCs w:val="false"/>
+          <w:color w:val="0E3740"/>
+          <w:sz w:val="22"/>
+          <w:szCs w:val="22"/>
+        </w:rPr>
+        <w:t xml:space="preserve">Como contar:</w:t>
+      </w:r>
+      <w:r>
+        <w:rPr>
+          <w:rFonts w:ascii="Calibri" w:cs="Calibri" w:eastAsia="Calibri" w:hAnsi="Calibri"/>
+          <w:i w:val="false"/>
+          <w:iCs w:val="false"/>
+          <w:color w:val="2C3E44"/>
+          <w:sz w:val="22"/>
+          <w:szCs w:val="22"/>
+        </w:rPr>
+        <w:t xml:space="preserve"> sempre em primeira pessoa do plural — </w:t>
+      </w:r>
+      <w:r>
+        <w:rPr>
+          <w:rFonts w:ascii="Calibri" w:cs="Calibri" w:eastAsia="Calibri" w:hAnsi="Calibri"/>
+          <w:i/>
+          <w:iCs/>
+          <w:color w:val="2C3E44"/>
+          <w:sz w:val="22"/>
+          <w:szCs w:val="22"/>
+        </w:rPr>
+        <w:t xml:space="preserve">"esta casa não era nossa"</w:t>
+      </w:r>
+      <w:r>
+        <w:rPr>
+          <w:rFonts w:ascii="Calibri" w:cs="Calibri" w:eastAsia="Calibri" w:hAnsi="Calibri"/>
+          <w:i w:val="false"/>
+          <w:iCs w:val="false"/>
+          <w:color w:val="2C3E44"/>
+          <w:sz w:val="22"/>
+          <w:szCs w:val="22"/>
+        </w:rPr>
+        <w:t xml:space="preserve">. Nunca com nomes. Ver a decisão editorial em 1.4.1.</w:t>
+      </w:r>
+    </w:p>
+    <w:p>
+      <w:pPr>
+        <w:pBdr>
+          <w:left w:val="single" w:color="04B2D9" w:sz="18" w:space="14"/>
+        </w:pBdr>
+        <w:spacing w:after="200" w:before="0" w:line="320"/>
+        <w:ind w:left="460"/>
+      </w:pPr>
+      <w:r>
+        <w:rPr>
+          <w:rFonts w:ascii="Calibri" w:cs="Calibri" w:eastAsia="Calibri" w:hAnsi="Calibri"/>
+          <w:b/>
+          <w:bCs/>
+          <w:i w:val="false"/>
+          <w:iCs w:val="false"/>
+          <w:color w:val="0E3740"/>
+          <w:sz w:val="22"/>
+          <w:szCs w:val="22"/>
+        </w:rPr>
+        <w:t xml:space="preserve">Quando usar:</w:t>
+      </w:r>
+      <w:r>
+        <w:rPr>
+          <w:rFonts w:ascii="Calibri" w:cs="Calibri" w:eastAsia="Calibri" w:hAnsi="Calibri"/>
+          <w:i w:val="false"/>
+          <w:iCs w:val="false"/>
+          <w:color w:val="2C3E44"/>
+          <w:sz w:val="22"/>
+          <w:szCs w:val="22"/>
+        </w:rPr>
+        <w:t xml:space="preserve"> conteúdo de aniversário de 2027 em diante, e sempre que a pauta pedir profundidade. Não é post sazonal, é post de marca. Formato ideal: carrossel com foto antiga + foto de hoje, legenda na Fórmula 1 (O Bastidor).</w:t>
+      </w:r>
+    </w:p>
+    <w:p>
+      <w:pPr>
+        <w:keepNext/>
+        <w:spacing w:after="160" w:before="320"/>
+      </w:pPr>
+      <w:r>
+        <w:rPr>
+          <w:rFonts w:ascii="Calibri" w:cs="Calibri" w:eastAsia="Calibri" w:hAnsi="Calibri"/>
+          <w:b/>
+          <w:bCs/>
+          <w:color w:val="0E3740"/>
+          <w:sz w:val="25"/>
+          <w:szCs w:val="25"/>
+        </w:rPr>
+        <w:t xml:space="preserve">1.4.1 DECISÃO EDITORIAL — as pessoas da casa não têm nome no conteúdo público</w:t>
+      </w:r>
+    </w:p>
+    <w:p>
+      <w:pPr>
+        <w:spacing w:after="120" w:line="300"/>
+      </w:pPr>
+      <w:r>
+        <w:rPr>
+          <w:rFonts w:ascii="Calibri" w:cs="Calibri" w:eastAsia="Calibri" w:hAnsi="Calibri"/>
+          <w:color w:val="1A1A1A"/>
+          <w:sz w:val="21"/>
+          <w:szCs w:val="21"/>
+        </w:rPr>
+        <w:t xml:space="preserve">A Pousada Camburi é uma marca </w:t>
+      </w:r>
+      <w:r>
+        <w:rPr>
+          <w:rFonts w:ascii="Calibri" w:cs="Calibri" w:eastAsia="Calibri" w:hAnsi="Calibri"/>
+          <w:b/>
+          <w:bCs/>
+          <w:color w:val="1A1A1A"/>
+          <w:sz w:val="21"/>
+          <w:szCs w:val="21"/>
+        </w:rPr>
+        <w:t xml:space="preserve">institucional</w:t>
+      </w:r>
+      <w:r>
+        <w:rPr>
+          <w:rFonts w:ascii="Calibri" w:cs="Calibri" w:eastAsia="Calibri" w:hAnsi="Calibri"/>
+          <w:color w:val="1A1A1A"/>
+          <w:sz w:val="21"/>
+          <w:szCs w:val="21"/>
+        </w:rPr>
+        <w:t xml:space="preserve">, não uma marca pessoal. Em todo conteúdo público, quem cuida é </w:t>
+      </w:r>
+      <w:r>
+        <w:rPr>
+          <w:rFonts w:ascii="Calibri" w:cs="Calibri" w:eastAsia="Calibri" w:hAnsi="Calibri"/>
+          <w:b/>
+          <w:bCs/>
+          <w:color w:val="1A1A1A"/>
+          <w:sz w:val="21"/>
+          <w:szCs w:val="21"/>
+        </w:rPr>
+        <w:t xml:space="preserve">"a gente"</w:t>
+      </w:r>
+      <w:r>
+        <w:rPr>
+          <w:rFonts w:ascii="Calibri" w:cs="Calibri" w:eastAsia="Calibri" w:hAnsi="Calibri"/>
+          <w:color w:val="1A1A1A"/>
+          <w:sz w:val="21"/>
+          <w:szCs w:val="21"/>
+        </w:rPr>
+        <w:t xml:space="preserve"> e </w:t>
+      </w:r>
+      <w:r>
+        <w:rPr>
+          <w:rFonts w:ascii="Calibri" w:cs="Calibri" w:eastAsia="Calibri" w:hAnsi="Calibri"/>
+          <w:b/>
+          <w:bCs/>
+          <w:color w:val="1A1A1A"/>
+          <w:sz w:val="21"/>
+          <w:szCs w:val="21"/>
+        </w:rPr>
+        <w:t xml:space="preserve">"alguém"</w:t>
+      </w:r>
+      <w:r>
+        <w:rPr>
+          <w:rFonts w:ascii="Calibri" w:cs="Calibri" w:eastAsia="Calibri" w:hAnsi="Calibri"/>
+          <w:color w:val="1A1A1A"/>
+          <w:sz w:val="21"/>
+          <w:szCs w:val="21"/>
+        </w:rPr>
+        <w:t xml:space="preserve"> — nunca um nome.</w:t>
+      </w:r>
+    </w:p>
+    <w:p>
+      <w:pPr>
+        <w:spacing w:after="120" w:line="300"/>
+      </w:pPr>
+      <w:r>
+        <w:rPr>
+          <w:rFonts w:ascii="Calibri" w:cs="Calibri" w:eastAsia="Calibri" w:hAnsi="Calibri"/>
+          <w:b/>
+          <w:bCs/>
+          <w:color w:val="1A1A1A"/>
+          <w:sz w:val="21"/>
+          <w:szCs w:val="21"/>
+        </w:rPr>
+        <w:t xml:space="preserve">Por quê:</w:t>
+      </w:r>
+    </w:p>
+    <w:p>
+      <w:pPr>
+        <w:pStyle w:val="ListParagraph"/>
+        <w:numPr>
+          <w:ilvl w:val="0"/>
+          <w:numId w:val="3"/>
+        </w:numPr>
+        <w:spacing w:after="60" w:line="290"/>
+      </w:pPr>
+      <w:r>
+        <w:rPr>
+          <w:rFonts w:ascii="Calibri" w:cs="Calibri" w:eastAsia="Calibri" w:hAnsi="Calibri"/>
+          <w:b/>
+          <w:bCs/>
+          <w:color w:val="1A1A1A"/>
+          <w:sz w:val="21"/>
+          <w:szCs w:val="21"/>
+        </w:rPr>
+        <w:t xml:space="preserve">O conceito-âncora depende disso.</w:t>
+      </w:r>
+      <w:r>
+        <w:rPr>
+          <w:rFonts w:ascii="Calibri" w:cs="Calibri" w:eastAsia="Calibri" w:hAnsi="Calibri"/>
+          <w:color w:val="1A1A1A"/>
+          <w:sz w:val="21"/>
+          <w:szCs w:val="21"/>
+        </w:rPr>
+        <w:t xml:space="preserve"> "Alguém acorda antes de você" funciona porque o </w:t>
+      </w:r>
+      <w:r>
+        <w:rPr>
+          <w:rFonts w:ascii="Calibri" w:cs="Calibri" w:eastAsia="Calibri" w:hAnsi="Calibri"/>
+          <w:i/>
+          <w:iCs/>
+          <w:color w:val="1A1A1A"/>
+          <w:sz w:val="21"/>
+          <w:szCs w:val="21"/>
+        </w:rPr>
+        <w:t xml:space="preserve">alguém</w:t>
+      </w:r>
+      <w:r>
+        <w:rPr>
+          <w:rFonts w:ascii="Calibri" w:cs="Calibri" w:eastAsia="Calibri" w:hAnsi="Calibri"/>
+          <w:color w:val="1A1A1A"/>
+          <w:sz w:val="21"/>
+          <w:szCs w:val="21"/>
+        </w:rPr>
+        <w:t xml:space="preserve"> é anônimo — é a casa inteira agindo. Vire isso num nome próprio e a frase deixa de ser sobre a casa: passa a ser sobre uma pessoa, e o hóspede sai de dentro da cena.</w:t>
+      </w:r>
+    </w:p>
+    <w:p>
+      <w:pPr>
+        <w:pStyle w:val="ListParagraph"/>
+        <w:numPr>
+          <w:ilvl w:val="0"/>
+          <w:numId w:val="3"/>
+        </w:numPr>
+        <w:spacing w:after="60" w:line="290"/>
+      </w:pPr>
+      <w:r>
+        <w:rPr>
+          <w:rFonts w:ascii="Calibri" w:cs="Calibri" w:eastAsia="Calibri" w:hAnsi="Calibri"/>
+          <w:b/>
+          <w:bCs/>
+          <w:color w:val="1A1A1A"/>
+          <w:sz w:val="21"/>
+          <w:szCs w:val="21"/>
+        </w:rPr>
+        <w:t xml:space="preserve">O elogio vale mais na boca do hóspede.</w:t>
+      </w:r>
+      <w:r>
+        <w:rPr>
+          <w:rFonts w:ascii="Calibri" w:cs="Calibri" w:eastAsia="Calibri" w:hAnsi="Calibri"/>
+          <w:color w:val="1A1A1A"/>
+          <w:sz w:val="21"/>
+          <w:szCs w:val="21"/>
+        </w:rPr>
+        <w:t xml:space="preserve"> As avaliações do TripAdvisor já citam nominalmente quem atende. Quando o cliente diz o nome e a marca não diz, o elogio é prova social. Quando a marca diz, vira autopromoção.</w:t>
+      </w:r>
+    </w:p>
+    <w:p>
+      <w:pPr>
+        <w:pStyle w:val="ListParagraph"/>
+        <w:numPr>
+          <w:ilvl w:val="0"/>
+          <w:numId w:val="3"/>
+        </w:numPr>
+        <w:spacing w:after="60" w:line="290"/>
+      </w:pPr>
+      <w:r>
+        <w:rPr>
+          <w:rFonts w:ascii="Calibri" w:cs="Calibri" w:eastAsia="Calibri" w:hAnsi="Calibri"/>
+          <w:b/>
+          <w:bCs/>
+          <w:color w:val="1A1A1A"/>
+          <w:sz w:val="21"/>
+          <w:szCs w:val="21"/>
+        </w:rPr>
+        <w:t xml:space="preserve">É o registro da referência que a marca admira.</w:t>
+      </w:r>
+      <w:r>
+        <w:rPr>
+          <w:rFonts w:ascii="Calibri" w:cs="Calibri" w:eastAsia="Calibri" w:hAnsi="Calibri"/>
+          <w:color w:val="1A1A1A"/>
+          <w:sz w:val="21"/>
+          <w:szCs w:val="21"/>
+        </w:rPr>
+        <w:t xml:space="preserve"> Pousadas com narrativa institucional forte não apresentam quem arruma o quarto — e é justamente isso que dá o tom.</w:t>
+      </w:r>
+    </w:p>
+    <w:p>
+      <w:pPr>
+        <w:pStyle w:val="ListParagraph"/>
+        <w:numPr>
+          <w:ilvl w:val="0"/>
+          <w:numId w:val="3"/>
+        </w:numPr>
+        <w:spacing w:after="60" w:line="290"/>
+      </w:pPr>
+      <w:r>
+        <w:rPr>
+          <w:rFonts w:ascii="Calibri" w:cs="Calibri" w:eastAsia="Calibri" w:hAnsi="Calibri"/>
+          <w:b/>
+          <w:bCs/>
+          <w:color w:val="1A1A1A"/>
+          <w:sz w:val="21"/>
+          <w:szCs w:val="21"/>
+        </w:rPr>
+        <w:t xml:space="preserve">Resolve a LGPD por construção.</w:t>
+      </w:r>
+      <w:r>
+        <w:rPr>
+          <w:rFonts w:ascii="Calibri" w:cs="Calibri" w:eastAsia="Calibri" w:hAnsi="Calibri"/>
+          <w:color w:val="1A1A1A"/>
+          <w:sz w:val="21"/>
+          <w:szCs w:val="21"/>
+        </w:rPr>
+        <w:t xml:space="preserve"> Sem nome e sem rosto, a regra deixa de ser uma restrição a contornar e vira o estilo da casa.</w:t>
+      </w:r>
+    </w:p>
+    <w:p>
+      <w:pPr>
+        <w:spacing w:after="120" w:line="300"/>
+      </w:pPr>
+      <w:r>
+        <w:rPr>
+          <w:rFonts w:ascii="Calibri" w:cs="Calibri" w:eastAsia="Calibri" w:hAnsi="Calibri"/>
+          <w:b/>
+          <w:bCs/>
+          <w:color w:val="1A1A1A"/>
+          <w:sz w:val="21"/>
+          <w:szCs w:val="21"/>
+        </w:rPr>
+        <w:t xml:space="preserve">Na prática:</w:t>
+      </w:r>
+    </w:p>
+    <w:tbl>
+      <w:tblPr>
+        <w:tblW w:type="dxa" w:w="9026"/>
+        <w:tblBorders>
+          <w:top w:val="single" w:color="FFFFFF" w:sz="2"/>
+          <w:left w:val="single" w:color="FFFFFF" w:sz="2"/>
+          <w:bottom w:val="single" w:color="FFFFFF" w:sz="2"/>
+          <w:right w:val="single" w:color="FFFFFF" w:sz="2"/>
+          <w:insideH w:val="single" w:color="FFFFFF" w:sz="2"/>
+          <w:insideV w:val="single" w:color="FFFFFF" w:sz="2"/>
+        </w:tblBorders>
+      </w:tblPr>
+      <w:tblGrid>
+        <w:gridCol w:w="4513"/>
+        <w:gridCol w:w="4513"/>
+      </w:tblGrid>
+      <w:tr>
+        <w:trPr>
+          <w:tblHeader/>
+        </w:trPr>
+        <w:tc>
+          <w:tcPr>
+            <w:tcW w:type="dxa" w:w="4513"/>
+            <w:shd w:fill="0E3740" w:color="auto" w:val="clear"/>
+            <w:tcMar>
+              <w:top w:type="dxa" w:w="80"/>
+              <w:left w:type="dxa" w:w="120"/>
+              <w:bottom w:type="dxa" w:w="80"/>
+              <w:right w:type="dxa" w:w="120"/>
+            </w:tcMar>
+          </w:tcPr>
+          <w:p>
+            <w:pPr>
+              <w:spacing w:after="0" w:line="260"/>
+            </w:pPr>
+            <w:r>
+              <w:rPr>
+                <w:rFonts w:ascii="Calibri" w:cs="Calibri" w:eastAsia="Calibri" w:hAnsi="Calibri"/>
+                <w:b/>
+                <w:bCs/>
+                <w:color w:val="FFFFFF"/>
+                <w:sz w:val="19"/>
+                <w:szCs w:val="19"/>
+              </w:rPr>
+              <w:t xml:space="preserve">Não escreva</w:t>
+            </w:r>
+          </w:p>
+        </w:tc>
+        <w:tc>
+          <w:tcPr>
+            <w:tcW w:type="dxa" w:w="4513"/>
+            <w:shd w:fill="0E3740" w:color="auto" w:val="clear"/>
+            <w:tcMar>
+              <w:top w:type="dxa" w:w="80"/>
+              <w:left w:type="dxa" w:w="120"/>
+              <w:bottom w:type="dxa" w:w="80"/>
+              <w:right w:type="dxa" w:w="120"/>
+            </w:tcMar>
+          </w:tcPr>
+          <w:p>
+            <w:pPr>
+              <w:spacing w:after="0" w:line="260"/>
+            </w:pPr>
+            <w:r>
+              <w:rPr>
+                <w:rFonts w:ascii="Calibri" w:cs="Calibri" w:eastAsia="Calibri" w:hAnsi="Calibri"/>
+                <w:b/>
+                <w:bCs/>
+                <w:color w:val="FFFFFF"/>
+                <w:sz w:val="19"/>
+                <w:szCs w:val="19"/>
+              </w:rPr>
+              <w:t xml:space="preserve">Escreva</w:t>
+            </w:r>
+          </w:p>
+        </w:tc>
+      </w:tr>
+      <w:tr>
+        <w:tc>
+          <w:tcPr>
+            <w:tcW w:type="dxa" w:w="4513"/>
+            <w:shd w:fill="F2F2F2" w:color="auto" w:val="clear"/>
+            <w:tcMar>
+              <w:top w:type="dxa" w:w="80"/>
+              <w:left w:type="dxa" w:w="120"/>
+              <w:bottom w:type="dxa" w:w="80"/>
+              <w:right w:type="dxa" w:w="120"/>
+            </w:tcMar>
+          </w:tcPr>
+          <w:p>
+            <w:pPr>
+              <w:spacing w:after="0" w:line="260"/>
+            </w:pPr>
+            <w:r>
+              <w:rPr>
+                <w:rFonts w:ascii="Calibri" w:cs="Calibri" w:eastAsia="Calibri" w:hAnsi="Calibri"/>
+                <w:b w:val="false"/>
+                <w:bCs w:val="false"/>
+                <w:color w:val="1A1A1A"/>
+                <w:sz w:val="19"/>
+                <w:szCs w:val="19"/>
+              </w:rPr>
+              <w:t xml:space="preserve">"O Rodrigo montou o serviço de praia"</w:t>
+            </w:r>
+          </w:p>
+        </w:tc>
+        <w:tc>
+          <w:tcPr>
+            <w:tcW w:type="dxa" w:w="4513"/>
+            <w:shd w:fill="F2F2F2" w:color="auto" w:val="clear"/>
+            <w:tcMar>
+              <w:top w:type="dxa" w:w="80"/>
+              <w:left w:type="dxa" w:w="120"/>
+              <w:bottom w:type="dxa" w:w="80"/>
+              <w:right w:type="dxa" w:w="120"/>
+            </w:tcMar>
+          </w:tcPr>
+          <w:p>
+            <w:pPr>
+              <w:spacing w:after="0" w:line="260"/>
+            </w:pPr>
+            <w:r>
+              <w:rPr>
+                <w:rFonts w:ascii="Calibri" w:cs="Calibri" w:eastAsia="Calibri" w:hAnsi="Calibri"/>
+                <w:b w:val="false"/>
+                <w:bCs w:val="false"/>
+                <w:color w:val="1A1A1A"/>
+                <w:sz w:val="19"/>
+                <w:szCs w:val="19"/>
+              </w:rPr>
+              <w:t xml:space="preserve">"Às sete e meia, alguém montou o serviço de praia"</w:t>
+            </w:r>
+          </w:p>
+        </w:tc>
+      </w:tr>
+      <w:tr>
+        <w:tc>
+          <w:tcPr>
+            <w:tcW w:type="dxa" w:w="4513"/>
+            <w:shd w:fill="F2F2F2" w:color="auto" w:val="clear"/>
+            <w:tcMar>
+              <w:top w:type="dxa" w:w="80"/>
+              <w:left w:type="dxa" w:w="120"/>
+              <w:bottom w:type="dxa" w:w="80"/>
+              <w:right w:type="dxa" w:w="120"/>
+            </w:tcMar>
+          </w:tcPr>
+          <w:p>
+            <w:pPr>
+              <w:spacing w:after="0" w:line="260"/>
+            </w:pPr>
+            <w:r>
+              <w:rPr>
+                <w:rFonts w:ascii="Calibri" w:cs="Calibri" w:eastAsia="Calibri" w:hAnsi="Calibri"/>
+                <w:b w:val="false"/>
+                <w:bCs w:val="false"/>
+                <w:color w:val="1A1A1A"/>
+                <w:sz w:val="19"/>
+                <w:szCs w:val="19"/>
+              </w:rPr>
+              <w:t xml:space="preserve">"Nossa equipe preparou"</w:t>
+            </w:r>
+          </w:p>
+        </w:tc>
+        <w:tc>
+          <w:tcPr>
+            <w:tcW w:type="dxa" w:w="4513"/>
+            <w:shd w:fill="F2F2F2" w:color="auto" w:val="clear"/>
+            <w:tcMar>
+              <w:top w:type="dxa" w:w="80"/>
+              <w:left w:type="dxa" w:w="120"/>
+              <w:bottom w:type="dxa" w:w="80"/>
+              <w:right w:type="dxa" w:w="120"/>
+            </w:tcMar>
+          </w:tcPr>
+          <w:p>
+            <w:pPr>
+              <w:spacing w:after="0" w:line="260"/>
+            </w:pPr>
+            <w:r>
+              <w:rPr>
+                <w:rFonts w:ascii="Calibri" w:cs="Calibri" w:eastAsia="Calibri" w:hAnsi="Calibri"/>
+                <w:b w:val="false"/>
+                <w:bCs w:val="false"/>
+                <w:color w:val="1A1A1A"/>
+                <w:sz w:val="19"/>
+                <w:szCs w:val="19"/>
+              </w:rPr>
+              <w:t xml:space="preserve">"Já estava pronto quando você desceu"</w:t>
+            </w:r>
+          </w:p>
+        </w:tc>
+      </w:tr>
+      <w:tr>
+        <w:tc>
+          <w:tcPr>
+            <w:tcW w:type="dxa" w:w="4513"/>
+            <w:shd w:fill="F2F2F2" w:color="auto" w:val="clear"/>
+            <w:tcMar>
+              <w:top w:type="dxa" w:w="80"/>
+              <w:left w:type="dxa" w:w="120"/>
+              <w:bottom w:type="dxa" w:w="80"/>
+              <w:right w:type="dxa" w:w="120"/>
+            </w:tcMar>
+          </w:tcPr>
+          <w:p>
+            <w:pPr>
+              <w:spacing w:after="0" w:line="260"/>
+            </w:pPr>
+            <w:r>
+              <w:rPr>
+                <w:rFonts w:ascii="Calibri" w:cs="Calibri" w:eastAsia="Calibri" w:hAnsi="Calibri"/>
+                <w:b w:val="false"/>
+                <w:bCs w:val="false"/>
+                <w:color w:val="1A1A1A"/>
+                <w:sz w:val="19"/>
+                <w:szCs w:val="19"/>
+              </w:rPr>
+              <w:t xml:space="preserve">"Conheça os donos da pousada"</w:t>
+            </w:r>
+          </w:p>
+        </w:tc>
+        <w:tc>
+          <w:tcPr>
+            <w:tcW w:type="dxa" w:w="4513"/>
+            <w:shd w:fill="F2F2F2" w:color="auto" w:val="clear"/>
+            <w:tcMar>
+              <w:top w:type="dxa" w:w="80"/>
+              <w:left w:type="dxa" w:w="120"/>
+              <w:bottom w:type="dxa" w:w="80"/>
+              <w:right w:type="dxa" w:w="120"/>
+            </w:tcMar>
+          </w:tcPr>
+          <w:p>
+            <w:pPr>
+              <w:spacing w:after="0" w:line="260"/>
+            </w:pPr>
+            <w:r>
+              <w:rPr>
+                <w:rFonts w:ascii="Calibri" w:cs="Calibri" w:eastAsia="Calibri" w:hAnsi="Calibri"/>
+                <w:b w:val="false"/>
+                <w:bCs w:val="false"/>
+                <w:color w:val="1A1A1A"/>
+                <w:sz w:val="19"/>
+                <w:szCs w:val="19"/>
+              </w:rPr>
+              <w:t xml:space="preserve">"Faz vinte e quatro anos que a gente faz isso"</w:t>
+            </w:r>
+          </w:p>
+        </w:tc>
+      </w:tr>
+    </w:tbl>
+    <w:p>
+      <w:pPr>
+        <w:spacing w:after="200"/>
+      </w:pPr>
+      <w:r>
+        <w:t xml:space="preserve"/>
+      </w:r>
+    </w:p>
+    <w:p>
+      <w:pPr>
+        <w:spacing w:after="120" w:line="300"/>
+      </w:pPr>
+      <w:r>
+        <w:rPr>
+          <w:rFonts w:ascii="Calibri" w:cs="Calibri" w:eastAsia="Calibri" w:hAnsi="Calibri"/>
+          <w:b/>
+          <w:bCs/>
+          <w:color w:val="1A1A1A"/>
+          <w:sz w:val="21"/>
+          <w:szCs w:val="21"/>
+        </w:rPr>
+        <w:t xml:space="preserve">A exceção:</w:t>
+      </w:r>
+      <w:r>
+        <w:rPr>
+          <w:rFonts w:ascii="Calibri" w:cs="Calibri" w:eastAsia="Calibri" w:hAnsi="Calibri"/>
+          <w:color w:val="1A1A1A"/>
+          <w:sz w:val="21"/>
+          <w:szCs w:val="21"/>
+        </w:rPr>
+        <w:t xml:space="preserve"> resposta a avaliação e conversa no direct ou no WhatsApp. Ali é conversa entre pessoas — assinar com o próprio nome é o certo. A regra do anonimato vale para o </w:t>
+      </w:r>
+      <w:r>
+        <w:rPr>
+          <w:rFonts w:ascii="Calibri" w:cs="Calibri" w:eastAsia="Calibri" w:hAnsi="Calibri"/>
+          <w:b/>
+          <w:bCs/>
+          <w:color w:val="1A1A1A"/>
+          <w:sz w:val="21"/>
+          <w:szCs w:val="21"/>
+        </w:rPr>
+        <w:t xml:space="preserve">conteúdo publicado</w:t>
+      </w:r>
+      <w:r>
+        <w:rPr>
+          <w:rFonts w:ascii="Calibri" w:cs="Calibri" w:eastAsia="Calibri" w:hAnsi="Calibri"/>
+          <w:color w:val="1A1A1A"/>
+          <w:sz w:val="21"/>
+          <w:szCs w:val="21"/>
+        </w:rPr>
+        <w:t xml:space="preserve">, não para o atendimento.</w:t>
       </w:r>
     </w:p>
     <w:p>
@@ -3619,6 +4288,36 @@
           <w:szCs w:val="21"/>
         </w:rPr>
         <w:t xml:space="preserve">☐  Mostrar rostos identificáveis de hóspedes ou funcionários sem consentimento escrito explícito (LGPD).</w:t>
+      </w:r>
+    </w:p>
+    <w:p>
+      <w:pPr>
+        <w:pStyle w:val="ListParagraph"/>
+        <w:numPr>
+          <w:ilvl w:val="0"/>
+          <w:numId w:val="2"/>
+        </w:numPr>
+        <w:spacing w:after="60" w:line="290"/>
+      </w:pPr>
+      <w:r>
+        <w:rPr>
+          <w:rFonts w:ascii="Calibri" w:cs="Calibri" w:eastAsia="Calibri" w:hAnsi="Calibri"/>
+          <w:color w:val="1A1A1A"/>
+          <w:sz w:val="21"/>
+          <w:szCs w:val="21"/>
+        </w:rPr>
+        <w:t xml:space="preserve">☐  Citar pelo nome quem trabalha na pousada, sócios incluídos, em conteúdo publicado (ver 1.4.1). </w:t>
+      </w:r>
+      <w:r>
+        <w:rPr>
+          <w:rFonts w:ascii="Calibri" w:cs="Calibri" w:eastAsia="Calibri" w:hAnsi="Calibri"/>
+          <w:i/>
+          <w:iCs/>
+          <w:color w:val="1A1A1A"/>
+          <w:sz w:val="21"/>
+          <w:szCs w:val="21"/>
+        </w:rPr>
+        <w:t xml:space="preserve">Vale para o feed, não para o atendimento.</w:t>
       </w:r>
     </w:p>
     <w:p>
@@ -11565,7 +12264,7 @@
                 <w:sz w:val="19"/>
                 <w:szCs w:val="19"/>
               </w:rPr>
-              <w:t xml:space="preserve">24 anos, história, quem volta, feedbacks, gente da casa</w:t>
+              <w:t xml:space="preserve">24 anos, a história do imóvel, quem volta, feedbacks</w:t>
             </w:r>
           </w:p>
         </w:tc>
@@ -20502,7 +21201,45 @@
           <w:sz w:val="21"/>
           <w:szCs w:val="21"/>
         </w:rPr>
-        <w:t xml:space="preserve">Rodrigo fundou a pousada sozinho em 2002? Qual o papel da Adriana, e desde quando? </w:t>
+        <w:t xml:space="preserve">Existe registro fotográfico de 2002 a 2015? É o que viabiliza a pauta 31.</w:t>
+      </w:r>
+    </w:p>
+    <w:p>
+      <w:pPr>
+        <w:pStyle w:val="ListParagraph"/>
+        <w:numPr>
+          <w:ilvl w:val="0"/>
+          <w:numId w:val="2"/>
+        </w:numPr>
+        <w:spacing w:after="60" w:line="290"/>
+      </w:pPr>
+      <w:r>
+        <w:rPr>
+          <w:rFonts w:ascii="Calibri" w:cs="Calibri" w:eastAsia="Calibri" w:hAnsi="Calibri"/>
+          <w:color w:val="1A1A1A"/>
+          <w:sz w:val="21"/>
+          <w:szCs w:val="21"/>
+        </w:rPr>
+        <w:t xml:space="preserve">Por que "Camburi"? Existe história de origem do nome ou do peixe do logo?</w:t>
+      </w:r>
+    </w:p>
+    <w:p>
+      <w:pPr>
+        <w:pStyle w:val="ListParagraph"/>
+        <w:numPr>
+          <w:ilvl w:val="0"/>
+          <w:numId w:val="2"/>
+        </w:numPr>
+        <w:spacing w:after="60" w:line="290"/>
+      </w:pPr>
+      <w:r>
+        <w:rPr>
+          <w:rFonts w:ascii="Calibri" w:cs="Calibri" w:eastAsia="Calibri" w:hAnsi="Calibri"/>
+          <w:color w:val="1A1A1A"/>
+          <w:sz w:val="21"/>
+          <w:szCs w:val="21"/>
+        </w:rPr>
+        <w:t xml:space="preserve">Alguma mudança física relevante na casa entre 2002 e hoje — a piscina, o restaurante, o salão? </w:t>
       </w:r>
       <w:r>
         <w:rPr>
@@ -20513,75 +21250,40 @@
           <w:sz w:val="21"/>
           <w:szCs w:val="21"/>
         </w:rPr>
-        <w:t xml:space="preserve">(Rodrigo e Adriana são citados nominalmente nas avaliações do TripAdvisor — são ativos de marca ainda não usados.)</w:t>
-      </w:r>
-    </w:p>
-    <w:p>
-      <w:pPr>
-        <w:pStyle w:val="ListParagraph"/>
-        <w:numPr>
-          <w:ilvl w:val="0"/>
-          <w:numId w:val="2"/>
-        </w:numPr>
-        <w:spacing w:after="60" w:line="290"/>
-      </w:pPr>
-      <w:r>
-        <w:rPr>
-          <w:rFonts w:ascii="Calibri" w:cs="Calibri" w:eastAsia="Calibri" w:hAnsi="Calibri"/>
-          <w:color w:val="1A1A1A"/>
-          <w:sz w:val="21"/>
-          <w:szCs w:val="21"/>
-        </w:rPr>
-        <w:t xml:space="preserve">O que Rodrigo fazia antes de 2002, e por que Camburi? </w:t>
-      </w:r>
-      <w:r>
-        <w:rPr>
-          <w:rFonts w:ascii="Calibri" w:cs="Calibri" w:eastAsia="Calibri" w:hAnsi="Calibri"/>
-          <w:i/>
-          <w:iCs/>
-          <w:color w:val="1A1A1A"/>
-          <w:sz w:val="21"/>
-          <w:szCs w:val="21"/>
-        </w:rPr>
-        <w:t xml:space="preserve">(É o "evento catalisador" da história de fundação — sem ele, a narrativa começa no meio.)</w:t>
-      </w:r>
-    </w:p>
-    <w:p>
-      <w:pPr>
-        <w:pStyle w:val="ListParagraph"/>
-        <w:numPr>
-          <w:ilvl w:val="0"/>
-          <w:numId w:val="2"/>
-        </w:numPr>
-        <w:spacing w:after="60" w:line="290"/>
-      </w:pPr>
-      <w:r>
-        <w:rPr>
-          <w:rFonts w:ascii="Calibri" w:cs="Calibri" w:eastAsia="Calibri" w:hAnsi="Calibri"/>
-          <w:color w:val="1A1A1A"/>
-          <w:sz w:val="21"/>
-          <w:szCs w:val="21"/>
-        </w:rPr>
-        <w:t xml:space="preserve">Existe registro fotográfico de 2002 a 2015? É o que viabiliza a pauta 31.</w:t>
-      </w:r>
-    </w:p>
-    <w:p>
-      <w:pPr>
-        <w:pStyle w:val="ListParagraph"/>
-        <w:numPr>
-          <w:ilvl w:val="0"/>
-          <w:numId w:val="2"/>
-        </w:numPr>
-        <w:spacing w:after="60" w:line="290"/>
-      </w:pPr>
-      <w:r>
-        <w:rPr>
-          <w:rFonts w:ascii="Calibri" w:cs="Calibri" w:eastAsia="Calibri" w:hAnsi="Calibri"/>
-          <w:color w:val="1A1A1A"/>
-          <w:sz w:val="21"/>
-          <w:szCs w:val="21"/>
-        </w:rPr>
-        <w:t xml:space="preserve">Por que "Camburi"? Existe história de origem do nome ou do peixe do logo?</w:t>
+        <w:t xml:space="preserve">(A casa é a protagonista da narrativa; o que mudou nela é pauta, o que mudou nas pessoas não.)</w:t>
+      </w:r>
+    </w:p>
+    <w:p>
+      <w:pPr>
+        <w:pBdr>
+          <w:left w:val="single" w:color="04B2D9" w:sz="18" w:space="14"/>
+        </w:pBdr>
+        <w:spacing w:after="200" w:before="160" w:line="320"/>
+        <w:ind w:left="460"/>
+      </w:pPr>
+      <w:r>
+        <w:rPr>
+          <w:rFonts w:ascii="Calibri" w:cs="Calibri" w:eastAsia="Calibri" w:hAnsi="Calibri"/>
+          <w:b/>
+          <w:bCs/>
+          <w:i w:val="false"/>
+          <w:iCs w:val="false"/>
+          <w:color w:val="0E3740"/>
+          <w:sz w:val="22"/>
+          <w:szCs w:val="22"/>
+        </w:rPr>
+        <w:t xml:space="preserve">Fora de escopo por decisão editorial:</w:t>
+      </w:r>
+      <w:r>
+        <w:rPr>
+          <w:rFonts w:ascii="Calibri" w:cs="Calibri" w:eastAsia="Calibri" w:hAnsi="Calibri"/>
+          <w:i w:val="false"/>
+          <w:iCs w:val="false"/>
+          <w:color w:val="2C3E44"/>
+          <w:sz w:val="22"/>
+          <w:szCs w:val="22"/>
+        </w:rPr>
+        <w:t xml:space="preserve"> biografia dos sócios, trajetória anterior a 2002 e apresentação nominal de quem trabalha na pousada. A marca é institucional — ver 1.4.1.</w:t>
       </w:r>
     </w:p>
     <w:p>
@@ -20803,7 +21505,7 @@
         <w:sz w:val="16"/>
         <w:szCs w:val="16"/>
       </w:rPr>
-      <w:t xml:space="preserve">Pousada Camburi · v2.1 · setembro 2026 · </w:t>
+      <w:t xml:space="preserve">Pousada Camburi · v2.2 · setembro 2026 · </w:t>
     </w:r>
     <w:r>
       <w:rPr>

--- a/pousada-camburi/Estrategia-Pousada-Camburi-v2.docx
+++ b/pousada-camburi/Estrategia-Pousada-Camburi-v2.docx
@@ -52,7 +52,7 @@
           <w:sz w:val="21"/>
           <w:szCs w:val="21"/>
         </w:rPr>
-        <w:t xml:space="preserve">Versão 2.2 — setembro/2026</w:t>
+        <w:t xml:space="preserve">Versão 2.3 — setembro/2026</w:t>
       </w:r>
     </w:p>
     <w:p>
@@ -99,6 +99,22 @@
           <w:szCs w:val="21"/>
         </w:rPr>
         <w:t xml:space="preserve">v2.2: decisão editorial 1.4.1 — a marca é institucional e as pessoas da casa não são nomeadas em conteúdo público.</w:t>
+      </w:r>
+    </w:p>
+    <w:p>
+      <w:pPr>
+        <w:spacing w:after="120" w:line="300"/>
+      </w:pPr>
+      <w:r>
+        <w:rPr>
+          <w:rFonts w:ascii="Calibri" w:cs="Calibri" w:eastAsia="Calibri" w:hAnsi="Calibri"/>
+          <w:i/>
+          <w:iCs/>
+          <w:color w:val="1A1A1A"/>
+          <w:sz w:val="21"/>
+          <w:szCs w:val="21"/>
+        </w:rPr>
+        <w:t xml:space="preserve">v2.3: "o bem-estar sem a palavra" incorporado ao conceito (1.1), com técnicas, vocabulário proibido e duas fórmulas de legenda novas. Território 5 posto em repouso: sem conteúdo retrospectivo até 2027.</w:t>
       </w:r>
     </w:p>
     <w:p>
@@ -885,376 +901,6 @@
     </w:p>
     <w:p>
       <w:pPr>
-        <w:pBdr>
-          <w:bottom w:val="single" w:color="6AC4D9" w:sz="6" w:space="4"/>
-        </w:pBdr>
-        <w:spacing w:after="200" w:before="120"/>
-      </w:pPr>
-      <w:r>
-        <w:t xml:space="preserve"/>
-      </w:r>
-    </w:p>
-    <w:p>
-      <w:pPr>
-        <w:keepNext/>
-        <w:spacing w:after="200" w:before="360"/>
-      </w:pPr>
-      <w:r>
-        <w:rPr>
-          <w:rFonts w:ascii="Calibri" w:cs="Calibri" w:eastAsia="Calibri" w:hAnsi="Calibri"/>
-          <w:b/>
-          <w:bCs/>
-          <w:color w:val="049DD9"/>
-          <w:sz w:val="30"/>
-          <w:szCs w:val="30"/>
-        </w:rPr>
-        <w:t xml:space="preserve">1.2 MANIFESTO DA MARCA</w:t>
-      </w:r>
-    </w:p>
-    <w:p>
-      <w:pPr>
-        <w:spacing w:after="120" w:line="300"/>
-      </w:pPr>
-      <w:r>
-        <w:rPr>
-          <w:rFonts w:ascii="Calibri" w:cs="Calibri" w:eastAsia="Calibri" w:hAnsi="Calibri"/>
-          <w:i/>
-          <w:iCs/>
-          <w:color w:val="1A1A1A"/>
-          <w:sz w:val="21"/>
-          <w:szCs w:val="21"/>
-        </w:rPr>
-        <w:t xml:space="preserve">(texto-mãe — use como referência de tom em qualquer peça; pode virar post de aniversário, vídeo institucional, texto do site e bio estendida)</w:t>
-      </w:r>
-    </w:p>
-    <w:p>
-      <w:pPr>
-        <w:pBdr>
-          <w:left w:val="single" w:color="04B2D9" w:sz="18" w:space="14"/>
-        </w:pBdr>
-        <w:spacing w:after="100" w:before="160" w:line="320"/>
-        <w:ind w:left="460"/>
-      </w:pPr>
-      <w:r>
-        <w:rPr>
-          <w:rFonts w:ascii="Calibri" w:cs="Calibri" w:eastAsia="Calibri" w:hAnsi="Calibri"/>
-          <w:b/>
-          <w:bCs/>
-          <w:i w:val="false"/>
-          <w:iCs w:val="false"/>
-          <w:color w:val="0E3740"/>
-          <w:sz w:val="22"/>
-          <w:szCs w:val="22"/>
-        </w:rPr>
-        <w:t xml:space="preserve">ALGUÉM ACORDA ANTES DE VOCÊ</w:t>
-      </w:r>
-    </w:p>
-    <w:p>
-      <w:pPr>
-        <w:pBdr>
-          <w:left w:val="single" w:color="04B2D9" w:sz="18" w:space="14"/>
-        </w:pBdr>
-        <w:spacing w:after="100" w:before="0" w:line="320"/>
-        <w:ind w:left="460"/>
-      </w:pPr>
-      <w:r>
-        <w:rPr>
-          <w:rFonts w:ascii="Calibri" w:cs="Calibri" w:eastAsia="Calibri" w:hAnsi="Calibri"/>
-          <w:i w:val="false"/>
-          <w:iCs w:val="false"/>
-          <w:color w:val="2C3E44"/>
-          <w:sz w:val="22"/>
-          <w:szCs w:val="22"/>
-        </w:rPr>
-        <w:t xml:space="preserve">Existe uma hora em Camburi que quase ninguém vê.</w:t>
-      </w:r>
-    </w:p>
-    <w:p>
-      <w:pPr>
-        <w:pBdr>
-          <w:left w:val="single" w:color="04B2D9" w:sz="18" w:space="14"/>
-        </w:pBdr>
-        <w:spacing w:after="100" w:before="0" w:line="320"/>
-        <w:ind w:left="460"/>
-      </w:pPr>
-      <w:r>
-        <w:rPr>
-          <w:rFonts w:ascii="Calibri" w:cs="Calibri" w:eastAsia="Calibri" w:hAnsi="Calibri"/>
-          <w:i w:val="false"/>
-          <w:iCs w:val="false"/>
-          <w:color w:val="2C3E44"/>
-          <w:sz w:val="22"/>
-          <w:szCs w:val="22"/>
-        </w:rPr>
-        <w:t xml:space="preserve">É quando a coalhada sai do descanso da noite. Quando a geleia de ontem esfria no vidro. Quando alguém carrega o ombrelone de dois metros e meio até a areia e mede a distância entre a cadeira, a espreguiçadeira e a mesinha — porque a sombra precisa cair certa às onze.</w:t>
-      </w:r>
-    </w:p>
-    <w:p>
-      <w:pPr>
-        <w:pBdr>
-          <w:left w:val="single" w:color="04B2D9" w:sz="18" w:space="14"/>
-        </w:pBdr>
-        <w:spacing w:after="100" w:before="0" w:line="320"/>
-        <w:ind w:left="460"/>
-      </w:pPr>
-      <w:r>
-        <w:rPr>
-          <w:rFonts w:ascii="Calibri" w:cs="Calibri" w:eastAsia="Calibri" w:hAnsi="Calibri"/>
-          <w:i w:val="false"/>
-          <w:iCs w:val="false"/>
-          <w:color w:val="2C3E44"/>
-          <w:sz w:val="22"/>
-          <w:szCs w:val="22"/>
-        </w:rPr>
-        <w:t xml:space="preserve">É quando o café expresso é ligado pela primeira vez no dia, sabendo que vai ficar ligado até a noite. Quando a piscina, mesmo em junho, já está na temperatura de quem vai entrar sem pensar duas vezes.</w:t>
-      </w:r>
-    </w:p>
-    <w:p>
-      <w:pPr>
-        <w:pBdr>
-          <w:left w:val="single" w:color="04B2D9" w:sz="18" w:space="14"/>
-        </w:pBdr>
-        <w:spacing w:after="100" w:before="0" w:line="320"/>
-        <w:ind w:left="460"/>
-      </w:pPr>
-      <w:r>
-        <w:rPr>
-          <w:rFonts w:ascii="Calibri" w:cs="Calibri" w:eastAsia="Calibri" w:hAnsi="Calibri"/>
-          <w:i w:val="false"/>
-          <w:iCs w:val="false"/>
-          <w:color w:val="2C3E44"/>
-          <w:sz w:val="22"/>
-          <w:szCs w:val="22"/>
-        </w:rPr>
-        <w:t xml:space="preserve">Quando você acorda, nada disso existe mais.</w:t>
-      </w:r>
-    </w:p>
-    <w:p>
-      <w:pPr>
-        <w:pBdr>
-          <w:left w:val="single" w:color="04B2D9" w:sz="18" w:space="14"/>
-        </w:pBdr>
-        <w:spacing w:after="100" w:before="0" w:line="320"/>
-        <w:ind w:left="460"/>
-      </w:pPr>
-      <w:r>
-        <w:rPr>
-          <w:rFonts w:ascii="Calibri" w:cs="Calibri" w:eastAsia="Calibri" w:hAnsi="Calibri"/>
-          <w:i w:val="false"/>
-          <w:iCs w:val="false"/>
-          <w:color w:val="2C3E44"/>
-          <w:sz w:val="22"/>
-          <w:szCs w:val="22"/>
-        </w:rPr>
-        <w:t xml:space="preserve">Existe só o café pronto, a fruta na mesa, a praia montada a cento e setenta metros.</w:t>
-      </w:r>
-    </w:p>
-    <w:p>
-      <w:pPr>
-        <w:pBdr>
-          <w:left w:val="single" w:color="04B2D9" w:sz="18" w:space="14"/>
-        </w:pBdr>
-        <w:spacing w:after="100" w:before="0" w:line="320"/>
-        <w:ind w:left="460"/>
-      </w:pPr>
-      <w:r>
-        <w:rPr>
-          <w:rFonts w:ascii="Calibri" w:cs="Calibri" w:eastAsia="Calibri" w:hAnsi="Calibri"/>
-          <w:i w:val="false"/>
-          <w:iCs w:val="false"/>
-          <w:color w:val="2C3E44"/>
-          <w:sz w:val="22"/>
-          <w:szCs w:val="22"/>
-        </w:rPr>
-        <w:t xml:space="preserve">É esse o nosso trabalho: fazer o esforço desaparecer.</w:t>
-      </w:r>
-    </w:p>
-    <w:p>
-      <w:pPr>
-        <w:pBdr>
-          <w:left w:val="single" w:color="04B2D9" w:sz="18" w:space="14"/>
-        </w:pBdr>
-        <w:spacing w:after="100" w:before="0" w:line="320"/>
-        <w:ind w:left="460"/>
-      </w:pPr>
-      <w:r>
-        <w:rPr>
-          <w:rFonts w:ascii="Calibri" w:cs="Calibri" w:eastAsia="Calibri" w:hAnsi="Calibri"/>
-          <w:i w:val="false"/>
-          <w:iCs w:val="false"/>
-          <w:color w:val="2C3E44"/>
-          <w:sz w:val="22"/>
-          <w:szCs w:val="22"/>
-        </w:rPr>
-        <w:t xml:space="preserve">Desde 2002, a Pousada Camburi não vende hospedagem. Vende a certeza de que, enquanto você dormia, alguém já tinha cuidado de tudo.</w:t>
-      </w:r>
-    </w:p>
-    <w:p>
-      <w:pPr>
-        <w:pBdr>
-          <w:left w:val="single" w:color="04B2D9" w:sz="18" w:space="14"/>
-        </w:pBdr>
-        <w:spacing w:after="200" w:before="0" w:line="320"/>
-        <w:ind w:left="460"/>
-      </w:pPr>
-      <w:r>
-        <w:rPr>
-          <w:rFonts w:ascii="Calibri" w:cs="Calibri" w:eastAsia="Calibri" w:hAnsi="Calibri"/>
-          <w:b/>
-          <w:bCs/>
-          <w:i w:val="false"/>
-          <w:iCs w:val="false"/>
-          <w:color w:val="0E3740"/>
-          <w:sz w:val="22"/>
-          <w:szCs w:val="22"/>
-        </w:rPr>
-        <w:t xml:space="preserve">Você chegou. Agora deixe que a gente cuide do resto.</w:t>
-      </w:r>
-    </w:p>
-    <w:p>
-      <w:pPr>
-        <w:pBdr>
-          <w:bottom w:val="single" w:color="6AC4D9" w:sz="6" w:space="4"/>
-        </w:pBdr>
-        <w:spacing w:after="200" w:before="120"/>
-      </w:pPr>
-      <w:r>
-        <w:t xml:space="preserve"/>
-      </w:r>
-    </w:p>
-    <w:p>
-      <w:pPr>
-        <w:keepNext/>
-        <w:spacing w:after="200" w:before="360"/>
-      </w:pPr>
-      <w:r>
-        <w:rPr>
-          <w:rFonts w:ascii="Calibri" w:cs="Calibri" w:eastAsia="Calibri" w:hAnsi="Calibri"/>
-          <w:b/>
-          <w:bCs/>
-          <w:color w:val="049DD9"/>
-          <w:sz w:val="30"/>
-          <w:szCs w:val="30"/>
-        </w:rPr>
-        <w:t xml:space="preserve">1.3 A PROMESSA</w:t>
-      </w:r>
-    </w:p>
-    <w:p>
-      <w:pPr>
-        <w:pBdr>
-          <w:left w:val="single" w:color="04B2D9" w:sz="18" w:space="14"/>
-        </w:pBdr>
-        <w:spacing w:after="200" w:before="160" w:line="320"/>
-        <w:ind w:left="460"/>
-      </w:pPr>
-      <w:r>
-        <w:rPr>
-          <w:rFonts w:ascii="Calibri" w:cs="Calibri" w:eastAsia="Calibri" w:hAnsi="Calibri"/>
-          <w:b/>
-          <w:bCs/>
-          <w:i w:val="false"/>
-          <w:iCs w:val="false"/>
-          <w:color w:val="0E3740"/>
-          <w:sz w:val="22"/>
-          <w:szCs w:val="22"/>
-        </w:rPr>
-        <w:t xml:space="preserve">Você chegou. Agora deixe que a gente cuide do resto.</w:t>
-      </w:r>
-    </w:p>
-    <w:p>
-      <w:pPr>
-        <w:spacing w:after="120" w:line="300"/>
-      </w:pPr>
-      <w:r>
-        <w:rPr>
-          <w:rFonts w:ascii="Calibri" w:cs="Calibri" w:eastAsia="Calibri" w:hAnsi="Calibri"/>
-          <w:color w:val="1A1A1A"/>
-          <w:sz w:val="21"/>
-          <w:szCs w:val="21"/>
-        </w:rPr>
-        <w:t xml:space="preserve">Toda publicação reforça essa promessa. A comunicação da Pousada Camburi não existe para divulgar quartos ou empurrar reservas — existe para construir uma marca memorável, capaz de despertar desejo antes mesmo da decisão de viajar.</w:t>
-      </w:r>
-    </w:p>
-    <w:p>
-      <w:pPr>
-        <w:spacing w:after="120" w:line="300"/>
-      </w:pPr>
-      <w:r>
-        <w:rPr>
-          <w:rFonts w:ascii="Calibri" w:cs="Calibri" w:eastAsia="Calibri" w:hAnsi="Calibri"/>
-          <w:b/>
-          <w:bCs/>
-          <w:color w:val="1A1A1A"/>
-          <w:sz w:val="21"/>
-          <w:szCs w:val="21"/>
-        </w:rPr>
-        <w:t xml:space="preserve">Não vendemos hospedagem. Vendemos a sensação de chegar a um lugar onde alguém já cuidou de tudo.</w:t>
-      </w:r>
-    </w:p>
-    <w:p>
-      <w:pPr>
-        <w:spacing w:after="120" w:line="300"/>
-      </w:pPr>
-      <w:r>
-        <w:rPr>
-          <w:rFonts w:ascii="Calibri" w:cs="Calibri" w:eastAsia="Calibri" w:hAnsi="Calibri"/>
-          <w:color w:val="1A1A1A"/>
-          <w:sz w:val="21"/>
-          <w:szCs w:val="21"/>
-        </w:rPr>
-        <w:t xml:space="preserve">Queremos que a pessoa pense:</w:t>
-      </w:r>
-    </w:p>
-    <w:p>
-      <w:pPr>
-        <w:pBdr>
-          <w:left w:val="single" w:color="04B2D9" w:sz="18" w:space="14"/>
-        </w:pBdr>
-        <w:spacing w:after="200" w:before="160" w:line="320"/>
-        <w:ind w:left="460"/>
-      </w:pPr>
-      <w:r>
-        <w:rPr>
-          <w:rFonts w:ascii="Calibri" w:cs="Calibri" w:eastAsia="Calibri" w:hAnsi="Calibri"/>
-          <w:i/>
-          <w:iCs/>
-          <w:color w:val="2C3E44"/>
-          <w:sz w:val="22"/>
-          <w:szCs w:val="22"/>
-        </w:rPr>
-        <w:t xml:space="preserve">"Não sei explicar o motivo… mas eu quero me hospedar aí."</w:t>
-      </w:r>
-    </w:p>
-    <w:p>
-      <w:pPr>
-        <w:pBdr>
-          <w:bottom w:val="single" w:color="6AC4D9" w:sz="6" w:space="4"/>
-        </w:pBdr>
-        <w:spacing w:after="200" w:before="120"/>
-      </w:pPr>
-      <w:r>
-        <w:t xml:space="preserve"/>
-      </w:r>
-    </w:p>
-    <w:p>
-      <w:pPr>
-        <w:keepNext/>
-        <w:spacing w:after="200" w:before="360"/>
-      </w:pPr>
-      <w:r>
-        <w:rPr>
-          <w:rFonts w:ascii="Calibri" w:cs="Calibri" w:eastAsia="Calibri" w:hAnsi="Calibri"/>
-          <w:b/>
-          <w:bCs/>
-          <w:color w:val="049DD9"/>
-          <w:sz w:val="30"/>
-          <w:szCs w:val="30"/>
-        </w:rPr>
-        <w:t xml:space="preserve">1.4 A NARRATIVA</w:t>
-      </w:r>
-    </w:p>
-    <w:p>
-      <w:pPr>
         <w:keepNext/>
         <w:spacing w:after="160" w:before="320"/>
       </w:pPr>
@@ -1267,7 +913,7 @@
           <w:sz w:val="25"/>
           <w:szCs w:val="25"/>
         </w:rPr>
-        <w:t xml:space="preserve">A história</w:t>
+        <w:t xml:space="preserve">O outro lado do conceito — o bem-estar sem a palavra</w:t>
       </w:r>
     </w:p>
     <w:p>
@@ -1281,52 +927,7 @@
           <w:sz w:val="21"/>
           <w:szCs w:val="21"/>
         </w:rPr>
-        <w:t xml:space="preserve">A Pousada Camburi nasceu em 2002. São 24 anos — e 24 anos, numa praia que muda de dono, de moda e até de rio de lugar, não é tempo: é constância.</w:t>
-      </w:r>
-    </w:p>
-    <w:p>
-      <w:pPr>
-        <w:spacing w:after="120" w:line="300"/>
-      </w:pPr>
-      <w:r>
-        <w:rPr>
-          <w:rFonts w:ascii="Calibri" w:cs="Calibri" w:eastAsia="Calibri" w:hAnsi="Calibri"/>
-          <w:color w:val="1A1A1A"/>
-          <w:sz w:val="21"/>
-          <w:szCs w:val="21"/>
-        </w:rPr>
-        <w:t xml:space="preserve">Em meio à Mata Atlântica de Camburi, a rusticidade da arquitetura se entrelaça com a sofisticação dos detalhes. Aqui, o luxo não está no excesso — está na harmonia entre natureza, conforto e cuidado. Está no ovo feito na hora, do jeito que cada um gosta. Na geleia e na coalhada artesanais. No serviço de praia montado todas as manhãs. Na piscina climatizada em pleno inverno. No silêncio das noites.</w:t>
-      </w:r>
-    </w:p>
-    <w:p>
-      <w:pPr>
-        <w:spacing w:after="120" w:line="300"/>
-      </w:pPr>
-      <w:r>
-        <w:rPr>
-          <w:rFonts w:ascii="Calibri" w:cs="Calibri" w:eastAsia="Calibri" w:hAnsi="Calibri"/>
-          <w:color w:val="1A1A1A"/>
-          <w:sz w:val="21"/>
-          <w:szCs w:val="21"/>
-        </w:rPr>
-        <w:t xml:space="preserve">Aqui o tempo ganha outro ritmo, e a simplicidade se revela a mais pura forma de luxo. Uma tradição de acolhimento que se aprimora a cada dia, transformando estadias em memórias e na sensação de estar exatamente onde se deveria estar.</w:t>
-      </w:r>
-    </w:p>
-    <w:p>
-      <w:pPr>
-        <w:keepNext/>
-        <w:spacing w:after="160" w:before="320"/>
-      </w:pPr>
-      <w:r>
-        <w:rPr>
-          <w:rFonts w:ascii="Calibri" w:cs="Calibri" w:eastAsia="Calibri" w:hAnsi="Calibri"/>
-          <w:b/>
-          <w:bCs/>
-          <w:color w:val="0E3740"/>
-          <w:sz w:val="25"/>
-          <w:szCs w:val="25"/>
-        </w:rPr>
-        <w:t xml:space="preserve">Linha do tempo</w:t>
+        <w:t xml:space="preserve">O conceito tem duas metades, e a segunda é a que mais vende:</w:t>
       </w:r>
     </w:p>
     <w:tbl>
@@ -1373,7 +974,7 @@
                 <w:sz w:val="19"/>
                 <w:szCs w:val="19"/>
               </w:rPr>
-              <w:t xml:space="preserve">Ano</w:t>
+              <w:t xml:space="preserve">O que a casa faz</w:t>
             </w:r>
           </w:p>
         </w:tc>
@@ -1401,7 +1002,7 @@
                 <w:sz w:val="19"/>
                 <w:szCs w:val="19"/>
               </w:rPr>
-              <w:t xml:space="preserve">O que aconteceu</w:t>
+              <w:t xml:space="preserve">Alguém acorda antes de você. O esforço desaparece.</w:t>
             </w:r>
           </w:p>
         </w:tc>
@@ -1431,57 +1032,303 @@
                 <w:sz w:val="19"/>
                 <w:szCs w:val="19"/>
               </w:rPr>
-              <w:t xml:space="preserve">2002</w:t>
-            </w:r>
-          </w:p>
-        </w:tc>
-        <w:tc>
-          <w:tcPr>
-            <w:tcW w:type="dxa" w:w="4513"/>
-            <w:shd w:fill="F2F2F2" w:color="auto" w:val="clear"/>
-            <w:tcMar>
-              <w:top w:type="dxa" w:w="80"/>
-              <w:left w:type="dxa" w:w="120"/>
-              <w:bottom w:type="dxa" w:w="80"/>
-              <w:right w:type="dxa" w:w="120"/>
-            </w:tcMar>
-          </w:tcPr>
-          <w:p>
-            <w:pPr>
-              <w:spacing w:after="0" w:line="260"/>
-            </w:pPr>
-            <w:r>
-              <w:rPr>
-                <w:rFonts w:ascii="Calibri" w:cs="Calibri" w:eastAsia="Calibri" w:hAnsi="Calibri"/>
-                <w:b w:val="false"/>
-                <w:bCs w:val="false"/>
-                <w:color w:val="1A1A1A"/>
-                <w:sz w:val="19"/>
-                <w:szCs w:val="19"/>
-              </w:rPr>
-              <w:t xml:space="preserve">Rodrigo abre a Pousada Camburi. O imóvel é </w:t>
-            </w:r>
+              <w:t xml:space="preserve">O que acontece com quem chega</w:t>
+            </w:r>
+          </w:p>
+        </w:tc>
+        <w:tc>
+          <w:tcPr>
+            <w:tcW w:type="dxa" w:w="4513"/>
+            <w:shd w:fill="F2F2F2" w:color="auto" w:val="clear"/>
+            <w:tcMar>
+              <w:top w:type="dxa" w:w="80"/>
+              <w:left w:type="dxa" w:w="120"/>
+              <w:bottom w:type="dxa" w:w="80"/>
+              <w:right w:type="dxa" w:w="120"/>
+            </w:tcMar>
+          </w:tcPr>
+          <w:p>
+            <w:pPr>
+              <w:spacing w:after="0" w:line="260"/>
+            </w:pPr>
+            <w:r>
+              <w:rPr>
+                <w:rFonts w:ascii="Calibri" w:cs="Calibri" w:eastAsia="Calibri" w:hAnsi="Calibri"/>
+                <w:b w:val="false"/>
+                <w:bCs w:val="false"/>
+                <w:color w:val="1A1A1A"/>
+                <w:sz w:val="19"/>
+                <w:szCs w:val="19"/>
+              </w:rPr>
+              <w:t xml:space="preserve">O corpo desacelera porque não sobrou nada para resolver.</w:t>
+            </w:r>
+          </w:p>
+        </w:tc>
+      </w:tr>
+    </w:tbl>
+    <w:p>
+      <w:pPr>
+        <w:spacing w:after="200"/>
+      </w:pPr>
+      <w:r>
+        <w:t xml:space="preserve"/>
+      </w:r>
+    </w:p>
+    <w:p>
+      <w:pPr>
+        <w:spacing w:after="120" w:line="300"/>
+      </w:pPr>
+      <w:r>
+        <w:rPr>
+          <w:rFonts w:ascii="Calibri" w:cs="Calibri" w:eastAsia="Calibri" w:hAnsi="Calibri"/>
+          <w:color w:val="1A1A1A"/>
+          <w:sz w:val="21"/>
+          <w:szCs w:val="21"/>
+        </w:rPr>
+        <w:t xml:space="preserve">A segunda metade é o que o mercado chama de </w:t>
+      </w:r>
+      <w:r>
+        <w:rPr>
+          <w:rFonts w:ascii="Calibri" w:cs="Calibri" w:eastAsia="Calibri" w:hAnsi="Calibri"/>
+          <w:i/>
+          <w:iCs/>
+          <w:color w:val="1A1A1A"/>
+          <w:sz w:val="21"/>
+          <w:szCs w:val="21"/>
+        </w:rPr>
+        <w:t xml:space="preserve">wellness</w:t>
+      </w:r>
+      <w:r>
+        <w:rPr>
+          <w:rFonts w:ascii="Calibri" w:cs="Calibri" w:eastAsia="Calibri" w:hAnsi="Calibri"/>
+          <w:color w:val="1A1A1A"/>
+          <w:sz w:val="21"/>
+          <w:szCs w:val="21"/>
+        </w:rPr>
+        <w:t xml:space="preserve">. </w:t>
+      </w:r>
+      <w:r>
+        <w:rPr>
+          <w:rFonts w:ascii="Calibri" w:cs="Calibri" w:eastAsia="Calibri" w:hAnsi="Calibri"/>
+          <w:b/>
+          <w:bCs/>
+          <w:color w:val="1A1A1A"/>
+          <w:sz w:val="21"/>
+          <w:szCs w:val="21"/>
+        </w:rPr>
+        <w:t xml:space="preserve">Nós nunca chamamos.</w:t>
+      </w:r>
+    </w:p>
+    <w:p>
+      <w:pPr>
+        <w:spacing w:after="120" w:line="300"/>
+      </w:pPr>
+      <w:r>
+        <w:rPr>
+          <w:rFonts w:ascii="Calibri" w:cs="Calibri" w:eastAsia="Calibri" w:hAnsi="Calibri"/>
+          <w:b/>
+          <w:bCs/>
+          <w:color w:val="1A1A1A"/>
+          <w:sz w:val="21"/>
+          <w:szCs w:val="21"/>
+        </w:rPr>
+        <w:t xml:space="preserve">Por que a palavra é proibida:</w:t>
+      </w:r>
+      <w:r>
+        <w:rPr>
+          <w:rFonts w:ascii="Calibri" w:cs="Calibri" w:eastAsia="Calibri" w:hAnsi="Calibri"/>
+          <w:color w:val="1A1A1A"/>
+          <w:sz w:val="21"/>
+          <w:szCs w:val="21"/>
+        </w:rPr>
+        <w:t xml:space="preserve"> "bem-estar", "relaxar", "recarregar as energias", "desconectar", "autocuidado", "renovar" — esse vocabulário está em todo hotel do litoral norte. Ele é abstrato, é intercambiável e, pior, é uma </w:t>
+      </w:r>
+      <w:r>
+        <w:rPr>
+          <w:rFonts w:ascii="Calibri" w:cs="Calibri" w:eastAsia="Calibri" w:hAnsi="Calibri"/>
+          <w:b/>
+          <w:bCs/>
+          <w:color w:val="1A1A1A"/>
+          <w:sz w:val="21"/>
+          <w:szCs w:val="21"/>
+        </w:rPr>
+        <w:t xml:space="preserve">promessa</w:t>
+      </w:r>
+      <w:r>
+        <w:rPr>
+          <w:rFonts w:ascii="Calibri" w:cs="Calibri" w:eastAsia="Calibri" w:hAnsi="Calibri"/>
+          <w:color w:val="1A1A1A"/>
+          <w:sz w:val="21"/>
+          <w:szCs w:val="21"/>
+        </w:rPr>
+        <w:t xml:space="preserve">: quando a marca diz "você vai relaxar", ela assume a responsabilidade por um sentimento que não controla. E o leitor não sente nada, porque ninguém sente uma abstração.</w:t>
+      </w:r>
+    </w:p>
+    <w:p>
+      <w:pPr>
+        <w:spacing w:after="120" w:line="300"/>
+      </w:pPr>
+      <w:r>
+        <w:rPr>
+          <w:rFonts w:ascii="Calibri" w:cs="Calibri" w:eastAsia="Calibri" w:hAnsi="Calibri"/>
+          <w:b/>
+          <w:bCs/>
+          <w:color w:val="1A1A1A"/>
+          <w:sz w:val="21"/>
+          <w:szCs w:val="21"/>
+        </w:rPr>
+        <w:t xml:space="preserve">A regra:</w:t>
+      </w:r>
+      <w:r>
+        <w:rPr>
+          <w:rFonts w:ascii="Calibri" w:cs="Calibri" w:eastAsia="Calibri" w:hAnsi="Calibri"/>
+          <w:color w:val="1A1A1A"/>
+          <w:sz w:val="21"/>
+          <w:szCs w:val="21"/>
+        </w:rPr>
+        <w:t xml:space="preserve"> a marca </w:t>
+      </w:r>
+      <w:r>
+        <w:rPr>
+          <w:rFonts w:ascii="Calibri" w:cs="Calibri" w:eastAsia="Calibri" w:hAnsi="Calibri"/>
+          <w:b/>
+          <w:bCs/>
+          <w:color w:val="1A1A1A"/>
+          <w:sz w:val="21"/>
+          <w:szCs w:val="21"/>
+        </w:rPr>
+        <w:t xml:space="preserve">descreve</w:t>
+      </w:r>
+      <w:r>
+        <w:rPr>
+          <w:rFonts w:ascii="Calibri" w:cs="Calibri" w:eastAsia="Calibri" w:hAnsi="Calibri"/>
+          <w:color w:val="1A1A1A"/>
+          <w:sz w:val="21"/>
+          <w:szCs w:val="21"/>
+        </w:rPr>
+        <w:t xml:space="preserve">; quem sente é o leitor.</w:t>
+      </w:r>
+    </w:p>
+    <w:p>
+      <w:pPr>
+        <w:keepNext/>
+        <w:spacing w:after="160" w:before="320"/>
+      </w:pPr>
+      <w:r>
+        <w:rPr>
+          <w:rFonts w:ascii="Calibri" w:cs="Calibri" w:eastAsia="Calibri" w:hAnsi="Calibri"/>
+          <w:b/>
+          <w:bCs/>
+          <w:color w:val="0E3740"/>
+          <w:sz w:val="25"/>
+          <w:szCs w:val="25"/>
+        </w:rPr>
+        <w:t xml:space="preserve">As cinco técnicas</w:t>
+      </w:r>
+    </w:p>
+    <w:p>
+      <w:pPr>
+        <w:spacing w:after="120" w:line="300"/>
+      </w:pPr>
+      <w:r>
+        <w:rPr>
+          <w:rFonts w:ascii="Calibri" w:cs="Calibri" w:eastAsia="Calibri" w:hAnsi="Calibri"/>
+          <w:b/>
+          <w:bCs/>
+          <w:color w:val="1A1A1A"/>
+          <w:sz w:val="21"/>
+          <w:szCs w:val="21"/>
+        </w:rPr>
+        <w:t xml:space="preserve">1. Escreva o corpo, não o sentimento.</w:t>
+      </w:r>
+    </w:p>
+    <w:p>
+      <w:pPr>
+        <w:spacing w:after="120" w:line="300"/>
+      </w:pPr>
+      <w:r>
+        <w:rPr>
+          <w:rFonts w:ascii="Calibri" w:cs="Calibri" w:eastAsia="Calibri" w:hAnsi="Calibri"/>
+          <w:color w:val="1A1A1A"/>
+          <w:sz w:val="21"/>
+          <w:szCs w:val="21"/>
+        </w:rPr>
+        <w:t xml:space="preserve">Não descreva o estado emocional — descreva a evidência física dele.</w:t>
+      </w:r>
+    </w:p>
+    <w:tbl>
+      <w:tblPr>
+        <w:tblW w:type="dxa" w:w="9026"/>
+        <w:tblBorders>
+          <w:top w:val="single" w:color="FFFFFF" w:sz="2"/>
+          <w:left w:val="single" w:color="FFFFFF" w:sz="2"/>
+          <w:bottom w:val="single" w:color="FFFFFF" w:sz="2"/>
+          <w:right w:val="single" w:color="FFFFFF" w:sz="2"/>
+          <w:insideH w:val="single" w:color="FFFFFF" w:sz="2"/>
+          <w:insideV w:val="single" w:color="FFFFFF" w:sz="2"/>
+        </w:tblBorders>
+      </w:tblPr>
+      <w:tblGrid>
+        <w:gridCol w:w="4513"/>
+        <w:gridCol w:w="4513"/>
+      </w:tblGrid>
+      <w:tr>
+        <w:trPr>
+          <w:tblHeader/>
+        </w:trPr>
+        <w:tc>
+          <w:tcPr>
+            <w:tcW w:type="dxa" w:w="4513"/>
+            <w:shd w:fill="0E3740" w:color="auto" w:val="clear"/>
+            <w:tcMar>
+              <w:top w:type="dxa" w:w="80"/>
+              <w:left w:type="dxa" w:w="120"/>
+              <w:bottom w:type="dxa" w:w="80"/>
+              <w:right w:type="dxa" w:w="120"/>
+            </w:tcMar>
+          </w:tcPr>
+          <w:p>
+            <w:pPr>
+              <w:spacing w:after="0" w:line="260"/>
+            </w:pPr>
             <w:r>
               <w:rPr>
                 <w:rFonts w:ascii="Calibri" w:cs="Calibri" w:eastAsia="Calibri" w:hAnsi="Calibri"/>
                 <w:b/>
                 <w:bCs/>
-                <w:color w:val="0E3740"/>
-                <w:sz w:val="19"/>
-                <w:szCs w:val="19"/>
-              </w:rPr>
-              <w:t xml:space="preserve">arrendado</w:t>
-            </w:r>
-            <w:r>
-              <w:rPr>
-                <w:rFonts w:ascii="Calibri" w:cs="Calibri" w:eastAsia="Calibri" w:hAnsi="Calibri"/>
-                <w:b w:val="false"/>
-                <w:bCs w:val="false"/>
-                <w:color w:val="1A1A1A"/>
-                <w:sz w:val="19"/>
-                <w:szCs w:val="19"/>
-              </w:rPr>
-              <w:t xml:space="preserve">.</w:t>
+                <w:color w:val="FFFFFF"/>
+                <w:sz w:val="19"/>
+                <w:szCs w:val="19"/>
+              </w:rPr>
+              <w:t xml:space="preserve">Abstrato (proibido)</w:t>
+            </w:r>
+          </w:p>
+        </w:tc>
+        <w:tc>
+          <w:tcPr>
+            <w:tcW w:type="dxa" w:w="4513"/>
+            <w:shd w:fill="0E3740" w:color="auto" w:val="clear"/>
+            <w:tcMar>
+              <w:top w:type="dxa" w:w="80"/>
+              <w:left w:type="dxa" w:w="120"/>
+              <w:bottom w:type="dxa" w:w="80"/>
+              <w:right w:type="dxa" w:w="120"/>
+            </w:tcMar>
+          </w:tcPr>
+          <w:p>
+            <w:pPr>
+              <w:spacing w:after="0" w:line="260"/>
+            </w:pPr>
+            <w:r>
+              <w:rPr>
+                <w:rFonts w:ascii="Calibri" w:cs="Calibri" w:eastAsia="Calibri" w:hAnsi="Calibri"/>
+                <w:b/>
+                <w:bCs/>
+                <w:color w:val="FFFFFF"/>
+                <w:sz w:val="19"/>
+                <w:szCs w:val="19"/>
+              </w:rPr>
+              <w:t xml:space="preserve">Corporal (certo)</w:t>
             </w:r>
           </w:p>
         </w:tc>
@@ -1505,41 +1352,650 @@
             <w:r>
               <w:rPr>
                 <w:rFonts w:ascii="Calibri" w:cs="Calibri" w:eastAsia="Calibri" w:hAnsi="Calibri"/>
+                <w:b w:val="false"/>
+                <w:bCs w:val="false"/>
+                <w:color w:val="1A1A1A"/>
+                <w:sz w:val="19"/>
+                <w:szCs w:val="19"/>
+              </w:rPr>
+              <w:t xml:space="preserve">Um lugar para relaxar</w:t>
+            </w:r>
+          </w:p>
+        </w:tc>
+        <w:tc>
+          <w:tcPr>
+            <w:tcW w:type="dxa" w:w="4513"/>
+            <w:shd w:fill="F2F2F2" w:color="auto" w:val="clear"/>
+            <w:tcMar>
+              <w:top w:type="dxa" w:w="80"/>
+              <w:left w:type="dxa" w:w="120"/>
+              <w:bottom w:type="dxa" w:w="80"/>
+              <w:right w:type="dxa" w:w="120"/>
+            </w:tcMar>
+          </w:tcPr>
+          <w:p>
+            <w:pPr>
+              <w:spacing w:after="0" w:line="260"/>
+            </w:pPr>
+            <w:r>
+              <w:rPr>
+                <w:rFonts w:ascii="Calibri" w:cs="Calibri" w:eastAsia="Calibri" w:hAnsi="Calibri"/>
+                <w:b w:val="false"/>
+                <w:bCs w:val="false"/>
+                <w:color w:val="1A1A1A"/>
+                <w:sz w:val="19"/>
+                <w:szCs w:val="19"/>
+              </w:rPr>
+              <w:t xml:space="preserve">No terceiro dia, você acorda sem alarme e demora para saber que horas são</w:t>
+            </w:r>
+          </w:p>
+        </w:tc>
+      </w:tr>
+      <w:tr>
+        <w:tc>
+          <w:tcPr>
+            <w:tcW w:type="dxa" w:w="4513"/>
+            <w:shd w:fill="F2F2F2" w:color="auto" w:val="clear"/>
+            <w:tcMar>
+              <w:top w:type="dxa" w:w="80"/>
+              <w:left w:type="dxa" w:w="120"/>
+              <w:bottom w:type="dxa" w:w="80"/>
+              <w:right w:type="dxa" w:w="120"/>
+            </w:tcMar>
+          </w:tcPr>
+          <w:p>
+            <w:pPr>
+              <w:spacing w:after="0" w:line="260"/>
+            </w:pPr>
+            <w:r>
+              <w:rPr>
+                <w:rFonts w:ascii="Calibri" w:cs="Calibri" w:eastAsia="Calibri" w:hAnsi="Calibri"/>
+                <w:b w:val="false"/>
+                <w:bCs w:val="false"/>
+                <w:color w:val="1A1A1A"/>
+                <w:sz w:val="19"/>
+                <w:szCs w:val="19"/>
+              </w:rPr>
+              <w:t xml:space="preserve">Desconecte-se da rotina</w:t>
+            </w:r>
+          </w:p>
+        </w:tc>
+        <w:tc>
+          <w:tcPr>
+            <w:tcW w:type="dxa" w:w="4513"/>
+            <w:shd w:fill="F2F2F2" w:color="auto" w:val="clear"/>
+            <w:tcMar>
+              <w:top w:type="dxa" w:w="80"/>
+              <w:left w:type="dxa" w:w="120"/>
+              <w:bottom w:type="dxa" w:w="80"/>
+              <w:right w:type="dxa" w:w="120"/>
+            </w:tcMar>
+          </w:tcPr>
+          <w:p>
+            <w:pPr>
+              <w:spacing w:after="0" w:line="260"/>
+            </w:pPr>
+            <w:r>
+              <w:rPr>
+                <w:rFonts w:ascii="Calibri" w:cs="Calibri" w:eastAsia="Calibri" w:hAnsi="Calibri"/>
+                <w:b w:val="false"/>
+                <w:bCs w:val="false"/>
+                <w:color w:val="1A1A1A"/>
+                <w:sz w:val="19"/>
+                <w:szCs w:val="19"/>
+              </w:rPr>
+              <w:t xml:space="preserve">O celular fica na mesa de cabeceira o dia inteiro, e ninguém procura</w:t>
+            </w:r>
+          </w:p>
+        </w:tc>
+      </w:tr>
+      <w:tr>
+        <w:tc>
+          <w:tcPr>
+            <w:tcW w:type="dxa" w:w="4513"/>
+            <w:shd w:fill="F2F2F2" w:color="auto" w:val="clear"/>
+            <w:tcMar>
+              <w:top w:type="dxa" w:w="80"/>
+              <w:left w:type="dxa" w:w="120"/>
+              <w:bottom w:type="dxa" w:w="80"/>
+              <w:right w:type="dxa" w:w="120"/>
+            </w:tcMar>
+          </w:tcPr>
+          <w:p>
+            <w:pPr>
+              <w:spacing w:after="0" w:line="260"/>
+            </w:pPr>
+            <w:r>
+              <w:rPr>
+                <w:rFonts w:ascii="Calibri" w:cs="Calibri" w:eastAsia="Calibri" w:hAnsi="Calibri"/>
+                <w:b w:val="false"/>
+                <w:bCs w:val="false"/>
+                <w:color w:val="1A1A1A"/>
+                <w:sz w:val="19"/>
+                <w:szCs w:val="19"/>
+              </w:rPr>
+              <w:t xml:space="preserve">Renove suas energias</w:t>
+            </w:r>
+          </w:p>
+        </w:tc>
+        <w:tc>
+          <w:tcPr>
+            <w:tcW w:type="dxa" w:w="4513"/>
+            <w:shd w:fill="F2F2F2" w:color="auto" w:val="clear"/>
+            <w:tcMar>
+              <w:top w:type="dxa" w:w="80"/>
+              <w:left w:type="dxa" w:w="120"/>
+              <w:bottom w:type="dxa" w:w="80"/>
+              <w:right w:type="dxa" w:w="120"/>
+            </w:tcMar>
+          </w:tcPr>
+          <w:p>
+            <w:pPr>
+              <w:spacing w:after="0" w:line="260"/>
+            </w:pPr>
+            <w:r>
+              <w:rPr>
+                <w:rFonts w:ascii="Calibri" w:cs="Calibri" w:eastAsia="Calibri" w:hAnsi="Calibri"/>
+                <w:b w:val="false"/>
+                <w:bCs w:val="false"/>
+                <w:color w:val="1A1A1A"/>
+                <w:sz w:val="19"/>
+                <w:szCs w:val="19"/>
+              </w:rPr>
+              <w:t xml:space="preserve">Você volta da praia com a toalha pesada de sol</w:t>
+            </w:r>
+          </w:p>
+        </w:tc>
+      </w:tr>
+      <w:tr>
+        <w:tc>
+          <w:tcPr>
+            <w:tcW w:type="dxa" w:w="4513"/>
+            <w:shd w:fill="F2F2F2" w:color="auto" w:val="clear"/>
+            <w:tcMar>
+              <w:top w:type="dxa" w:w="80"/>
+              <w:left w:type="dxa" w:w="120"/>
+              <w:bottom w:type="dxa" w:w="80"/>
+              <w:right w:type="dxa" w:w="120"/>
+            </w:tcMar>
+          </w:tcPr>
+          <w:p>
+            <w:pPr>
+              <w:spacing w:after="0" w:line="260"/>
+            </w:pPr>
+            <w:r>
+              <w:rPr>
+                <w:rFonts w:ascii="Calibri" w:cs="Calibri" w:eastAsia="Calibri" w:hAnsi="Calibri"/>
+                <w:b w:val="false"/>
+                <w:bCs w:val="false"/>
+                <w:color w:val="1A1A1A"/>
+                <w:sz w:val="19"/>
+                <w:szCs w:val="19"/>
+              </w:rPr>
+              <w:t xml:space="preserve">Momentos de puro bem-estar</w:t>
+            </w:r>
+          </w:p>
+        </w:tc>
+        <w:tc>
+          <w:tcPr>
+            <w:tcW w:type="dxa" w:w="4513"/>
+            <w:shd w:fill="F2F2F2" w:color="auto" w:val="clear"/>
+            <w:tcMar>
+              <w:top w:type="dxa" w:w="80"/>
+              <w:left w:type="dxa" w:w="120"/>
+              <w:bottom w:type="dxa" w:w="80"/>
+              <w:right w:type="dxa" w:w="120"/>
+            </w:tcMar>
+          </w:tcPr>
+          <w:p>
+            <w:pPr>
+              <w:spacing w:after="0" w:line="260"/>
+            </w:pPr>
+            <w:r>
+              <w:rPr>
+                <w:rFonts w:ascii="Calibri" w:cs="Calibri" w:eastAsia="Calibri" w:hAnsi="Calibri"/>
+                <w:b w:val="false"/>
+                <w:bCs w:val="false"/>
+                <w:color w:val="1A1A1A"/>
+                <w:sz w:val="19"/>
+                <w:szCs w:val="19"/>
+              </w:rPr>
+              <w:t xml:space="preserve">A água está em ___ graus. Em julho. </w:t>
+            </w:r>
+            <w:r>
+              <w:rPr>
+                <w:rFonts w:ascii="Calibri" w:cs="Calibri" w:eastAsia="Calibri" w:hAnsi="Calibri"/>
+                <w:b w:val="false"/>
+                <w:bCs w:val="false"/>
+                <w:i/>
+                <w:iCs/>
+                <w:color w:val="1A1A1A"/>
+                <w:sz w:val="19"/>
+                <w:szCs w:val="19"/>
+              </w:rPr>
+              <w:t xml:space="preserve">(preencher com a temperatura real — ver Anexo)</w:t>
+            </w:r>
+          </w:p>
+        </w:tc>
+      </w:tr>
+    </w:tbl>
+    <w:p>
+      <w:pPr>
+        <w:spacing w:after="200"/>
+      </w:pPr>
+      <w:r>
+        <w:t xml:space="preserve"/>
+      </w:r>
+    </w:p>
+    <w:p>
+      <w:pPr>
+        <w:spacing w:after="120" w:line="300"/>
+      </w:pPr>
+      <w:r>
+        <w:rPr>
+          <w:rFonts w:ascii="Calibri" w:cs="Calibri" w:eastAsia="Calibri" w:hAnsi="Calibri"/>
+          <w:b/>
+          <w:bCs/>
+          <w:color w:val="1A1A1A"/>
+          <w:sz w:val="21"/>
+          <w:szCs w:val="21"/>
+        </w:rPr>
+        <w:t xml:space="preserve">2. Escreva a ausência.</w:t>
+      </w:r>
+    </w:p>
+    <w:p>
+      <w:pPr>
+        <w:spacing w:after="120" w:line="300"/>
+      </w:pPr>
+      <w:r>
+        <w:rPr>
+          <w:rFonts w:ascii="Calibri" w:cs="Calibri" w:eastAsia="Calibri" w:hAnsi="Calibri"/>
+          <w:color w:val="1A1A1A"/>
+          <w:sz w:val="21"/>
+          <w:szCs w:val="21"/>
+        </w:rPr>
+        <w:t xml:space="preserve">Aqui, o bem-estar é feito do que </w:t>
+      </w:r>
+      <w:r>
+        <w:rPr>
+          <w:rFonts w:ascii="Calibri" w:cs="Calibri" w:eastAsia="Calibri" w:hAnsi="Calibri"/>
+          <w:b/>
+          <w:bCs/>
+          <w:color w:val="1A1A1A"/>
+          <w:sz w:val="21"/>
+          <w:szCs w:val="21"/>
+        </w:rPr>
+        <w:t xml:space="preserve">não</w:t>
+      </w:r>
+      <w:r>
+        <w:rPr>
+          <w:rFonts w:ascii="Calibri" w:cs="Calibri" w:eastAsia="Calibri" w:hAnsi="Calibri"/>
+          <w:color w:val="1A1A1A"/>
+          <w:sz w:val="21"/>
+          <w:szCs w:val="21"/>
+        </w:rPr>
+        <w:t xml:space="preserve"> acontece. E a lista do que não existe é mais forte que a lista do que existe:</w:t>
+      </w:r>
+    </w:p>
+    <w:p>
+      <w:pPr>
+        <w:pStyle w:val="ListParagraph"/>
+        <w:numPr>
+          <w:ilvl w:val="0"/>
+          <w:numId w:val="2"/>
+        </w:numPr>
+        <w:spacing w:after="60" w:line="290"/>
+      </w:pPr>
+      <w:r>
+        <w:rPr>
+          <w:rFonts w:ascii="Calibri" w:cs="Calibri" w:eastAsia="Calibri" w:hAnsi="Calibri"/>
+          <w:color w:val="1A1A1A"/>
+          <w:sz w:val="21"/>
+          <w:szCs w:val="21"/>
+        </w:rPr>
+        <w:t xml:space="preserve">Não tem horário do café. Tem café.</w:t>
+      </w:r>
+    </w:p>
+    <w:p>
+      <w:pPr>
+        <w:pStyle w:val="ListParagraph"/>
+        <w:numPr>
+          <w:ilvl w:val="0"/>
+          <w:numId w:val="2"/>
+        </w:numPr>
+        <w:spacing w:after="60" w:line="290"/>
+      </w:pPr>
+      <w:r>
+        <w:rPr>
+          <w:rFonts w:ascii="Calibri" w:cs="Calibri" w:eastAsia="Calibri" w:hAnsi="Calibri"/>
+          <w:color w:val="1A1A1A"/>
+          <w:sz w:val="21"/>
+          <w:szCs w:val="21"/>
+        </w:rPr>
+        <w:t xml:space="preserve">Não tem serviço de praia para contratar. Já está montado.</w:t>
+      </w:r>
+    </w:p>
+    <w:p>
+      <w:pPr>
+        <w:pStyle w:val="ListParagraph"/>
+        <w:numPr>
+          <w:ilvl w:val="0"/>
+          <w:numId w:val="2"/>
+        </w:numPr>
+        <w:spacing w:after="60" w:line="290"/>
+      </w:pPr>
+      <w:r>
+        <w:rPr>
+          <w:rFonts w:ascii="Calibri" w:cs="Calibri" w:eastAsia="Calibri" w:hAnsi="Calibri"/>
+          <w:color w:val="1A1A1A"/>
+          <w:sz w:val="21"/>
+          <w:szCs w:val="21"/>
+        </w:rPr>
+        <w:t xml:space="preserve">Não tem taxa de serviço na areia.</w:t>
+      </w:r>
+    </w:p>
+    <w:p>
+      <w:pPr>
+        <w:pStyle w:val="ListParagraph"/>
+        <w:numPr>
+          <w:ilvl w:val="0"/>
+          <w:numId w:val="2"/>
+        </w:numPr>
+        <w:spacing w:after="60" w:line="290"/>
+      </w:pPr>
+      <w:r>
+        <w:rPr>
+          <w:rFonts w:ascii="Calibri" w:cs="Calibri" w:eastAsia="Calibri" w:hAnsi="Calibri"/>
+          <w:color w:val="1A1A1A"/>
+          <w:sz w:val="21"/>
+          <w:szCs w:val="21"/>
+        </w:rPr>
+        <w:t xml:space="preserve">Não tem carro para tirar da garagem — o jantar fica a quatrocentos metros.</w:t>
+      </w:r>
+    </w:p>
+    <w:p>
+      <w:pPr>
+        <w:pStyle w:val="ListParagraph"/>
+        <w:numPr>
+          <w:ilvl w:val="0"/>
+          <w:numId w:val="2"/>
+        </w:numPr>
+        <w:spacing w:after="60" w:line="290"/>
+      </w:pPr>
+      <w:r>
+        <w:rPr>
+          <w:rFonts w:ascii="Calibri" w:cs="Calibri" w:eastAsia="Calibri" w:hAnsi="Calibri"/>
+          <w:color w:val="1A1A1A"/>
+          <w:sz w:val="21"/>
+          <w:szCs w:val="21"/>
+        </w:rPr>
+        <w:t xml:space="preserve">Não tem o que decidir de manhã.</w:t>
+      </w:r>
+    </w:p>
+    <w:p>
+      <w:pPr>
+        <w:pStyle w:val="ListParagraph"/>
+        <w:numPr>
+          <w:ilvl w:val="0"/>
+          <w:numId w:val="2"/>
+        </w:numPr>
+        <w:spacing w:after="60" w:line="290"/>
+      </w:pPr>
+      <w:r>
+        <w:rPr>
+          <w:rFonts w:ascii="Calibri" w:cs="Calibri" w:eastAsia="Calibri" w:hAnsi="Calibri"/>
+          <w:color w:val="1A1A1A"/>
+          <w:sz w:val="21"/>
+          <w:szCs w:val="21"/>
+        </w:rPr>
+        <w:t xml:space="preserve">Não tem apagão. Nem quando a rua inteira apaga.</w:t>
+      </w:r>
+    </w:p>
+    <w:p>
+      <w:pPr>
+        <w:spacing w:after="120" w:line="300"/>
+      </w:pPr>
+      <w:r>
+        <w:rPr>
+          <w:rFonts w:ascii="Calibri" w:cs="Calibri" w:eastAsia="Calibri" w:hAnsi="Calibri"/>
+          <w:b/>
+          <w:bCs/>
+          <w:color w:val="1A1A1A"/>
+          <w:sz w:val="21"/>
+          <w:szCs w:val="21"/>
+        </w:rPr>
+        <w:t xml:space="preserve">3. Use temperatura, som e peso.</w:t>
+      </w:r>
+    </w:p>
+    <w:p>
+      <w:pPr>
+        <w:spacing w:after="120" w:line="300"/>
+      </w:pPr>
+      <w:r>
+        <w:rPr>
+          <w:rFonts w:ascii="Calibri" w:cs="Calibri" w:eastAsia="Calibri" w:hAnsi="Calibri"/>
+          <w:color w:val="1A1A1A"/>
+          <w:sz w:val="21"/>
+          <w:szCs w:val="21"/>
+        </w:rPr>
+        <w:t xml:space="preserve">Sensação mensurável em vez de sensação genérica: a temperatura da piscina em número, o mar às seis da manhã, a sombra de dois metros e meio, a toalha quente, o vapor da água em junho, o silêncio das noites.</w:t>
+      </w:r>
+    </w:p>
+    <w:p>
+      <w:pPr>
+        <w:spacing w:after="120" w:line="300"/>
+      </w:pPr>
+      <w:r>
+        <w:rPr>
+          <w:rFonts w:ascii="Calibri" w:cs="Calibri" w:eastAsia="Calibri" w:hAnsi="Calibri"/>
+          <w:b/>
+          <w:bCs/>
+          <w:color w:val="1A1A1A"/>
+          <w:sz w:val="21"/>
+          <w:szCs w:val="21"/>
+        </w:rPr>
+        <w:t xml:space="preserve">4. Deixe o verbo lento.</w:t>
+      </w:r>
+    </w:p>
+    <w:p>
+      <w:pPr>
+        <w:spacing w:after="120" w:line="300"/>
+      </w:pPr>
+      <w:r>
+        <w:rPr>
+          <w:rFonts w:ascii="Calibri" w:cs="Calibri" w:eastAsia="Calibri" w:hAnsi="Calibri"/>
+          <w:color w:val="1A1A1A"/>
+          <w:sz w:val="21"/>
+          <w:szCs w:val="21"/>
+        </w:rPr>
+        <w:t xml:space="preserve">Frase curta. Sem advérbio. Sem exclamação. Sem "incrível", "maravilhoso", "imperdível". O ritmo do texto </w:t>
+      </w:r>
+      <w:r>
+        <w:rPr>
+          <w:rFonts w:ascii="Calibri" w:cs="Calibri" w:eastAsia="Calibri" w:hAnsi="Calibri"/>
+          <w:b/>
+          <w:bCs/>
+          <w:color w:val="1A1A1A"/>
+          <w:sz w:val="21"/>
+          <w:szCs w:val="21"/>
+        </w:rPr>
+        <w:t xml:space="preserve">é</w:t>
+      </w:r>
+      <w:r>
+        <w:rPr>
+          <w:rFonts w:ascii="Calibri" w:cs="Calibri" w:eastAsia="Calibri" w:hAnsi="Calibri"/>
+          <w:color w:val="1A1A1A"/>
+          <w:sz w:val="21"/>
+          <w:szCs w:val="21"/>
+        </w:rPr>
+        <w:t xml:space="preserve"> a mensagem: um parágrafo apressado desmente qualquer texto sobre desacelerar.</w:t>
+      </w:r>
+    </w:p>
+    <w:p>
+      <w:pPr>
+        <w:spacing w:after="120" w:line="300"/>
+      </w:pPr>
+      <w:r>
+        <w:rPr>
+          <w:rFonts w:ascii="Calibri" w:cs="Calibri" w:eastAsia="Calibri" w:hAnsi="Calibri"/>
+          <w:b/>
+          <w:bCs/>
+          <w:color w:val="1A1A1A"/>
+          <w:sz w:val="21"/>
+          <w:szCs w:val="21"/>
+        </w:rPr>
+        <w:t xml:space="preserve">5. Nunca prometa o efeito.</w:t>
+      </w:r>
+    </w:p>
+    <w:p>
+      <w:pPr>
+        <w:spacing w:after="120" w:line="300"/>
+      </w:pPr>
+      <w:r>
+        <w:rPr>
+          <w:rFonts w:ascii="Calibri" w:cs="Calibri" w:eastAsia="Calibri" w:hAnsi="Calibri"/>
+          <w:i/>
+          <w:iCs/>
+          <w:color w:val="1A1A1A"/>
+          <w:sz w:val="21"/>
+          <w:szCs w:val="21"/>
+        </w:rPr>
+        <w:t xml:space="preserve">"Você vai sair renovado"</w:t>
+      </w:r>
+      <w:r>
+        <w:rPr>
+          <w:rFonts w:ascii="Calibri" w:cs="Calibri" w:eastAsia="Calibri" w:hAnsi="Calibri"/>
+          <w:color w:val="1A1A1A"/>
+          <w:sz w:val="21"/>
+          <w:szCs w:val="21"/>
+        </w:rPr>
+        <w:t xml:space="preserve"> é promessa. </w:t>
+      </w:r>
+      <w:r>
+        <w:rPr>
+          <w:rFonts w:ascii="Calibri" w:cs="Calibri" w:eastAsia="Calibri" w:hAnsi="Calibri"/>
+          <w:i/>
+          <w:iCs/>
+          <w:color w:val="1A1A1A"/>
+          <w:sz w:val="21"/>
+          <w:szCs w:val="21"/>
+        </w:rPr>
+        <w:t xml:space="preserve">"No terceiro dia, você acorda sem alarme"</w:t>
+      </w:r>
+      <w:r>
+        <w:rPr>
+          <w:rFonts w:ascii="Calibri" w:cs="Calibri" w:eastAsia="Calibri" w:hAnsi="Calibri"/>
+          <w:color w:val="1A1A1A"/>
+          <w:sz w:val="21"/>
+          <w:szCs w:val="21"/>
+        </w:rPr>
+        <w:t xml:space="preserve"> é cena. A cena convence; a promessa soa como anúncio de spa.</w:t>
+      </w:r>
+    </w:p>
+    <w:p>
+      <w:pPr>
+        <w:keepNext/>
+        <w:spacing w:after="160" w:before="320"/>
+      </w:pPr>
+      <w:r>
+        <w:rPr>
+          <w:rFonts w:ascii="Calibri" w:cs="Calibri" w:eastAsia="Calibri" w:hAnsi="Calibri"/>
+          <w:b/>
+          <w:bCs/>
+          <w:color w:val="0E3740"/>
+          <w:sz w:val="25"/>
+          <w:szCs w:val="25"/>
+        </w:rPr>
+        <w:t xml:space="preserve">As provas de bem-estar que já existem na casa</w:t>
+      </w:r>
+    </w:p>
+    <w:p>
+      <w:pPr>
+        <w:spacing w:after="120" w:line="300"/>
+      </w:pPr>
+      <w:r>
+        <w:rPr>
+          <w:rFonts w:ascii="Calibri" w:cs="Calibri" w:eastAsia="Calibri" w:hAnsi="Calibri"/>
+          <w:color w:val="1A1A1A"/>
+          <w:sz w:val="21"/>
+          <w:szCs w:val="21"/>
+        </w:rPr>
+        <w:t xml:space="preserve">Todas verdadeiras, todas operacionais, nenhuma precisa da palavra:</w:t>
+      </w:r>
+    </w:p>
+    <w:tbl>
+      <w:tblPr>
+        <w:tblW w:type="dxa" w:w="9026"/>
+        <w:tblBorders>
+          <w:top w:val="single" w:color="FFFFFF" w:sz="2"/>
+          <w:left w:val="single" w:color="FFFFFF" w:sz="2"/>
+          <w:bottom w:val="single" w:color="FFFFFF" w:sz="2"/>
+          <w:right w:val="single" w:color="FFFFFF" w:sz="2"/>
+          <w:insideH w:val="single" w:color="FFFFFF" w:sz="2"/>
+          <w:insideV w:val="single" w:color="FFFFFF" w:sz="2"/>
+        </w:tblBorders>
+      </w:tblPr>
+      <w:tblGrid>
+        <w:gridCol w:w="4513"/>
+        <w:gridCol w:w="4513"/>
+      </w:tblGrid>
+      <w:tr>
+        <w:trPr>
+          <w:tblHeader/>
+        </w:trPr>
+        <w:tc>
+          <w:tcPr>
+            <w:tcW w:type="dxa" w:w="4513"/>
+            <w:shd w:fill="0E3740" w:color="auto" w:val="clear"/>
+            <w:tcMar>
+              <w:top w:type="dxa" w:w="80"/>
+              <w:left w:type="dxa" w:w="120"/>
+              <w:bottom w:type="dxa" w:w="80"/>
+              <w:right w:type="dxa" w:w="120"/>
+            </w:tcMar>
+          </w:tcPr>
+          <w:p>
+            <w:pPr>
+              <w:spacing w:after="0" w:line="260"/>
+            </w:pPr>
+            <w:r>
+              <w:rPr>
+                <w:rFonts w:ascii="Calibri" w:cs="Calibri" w:eastAsia="Calibri" w:hAnsi="Calibri"/>
                 <w:b/>
                 <w:bCs/>
-                <w:color w:val="0E3740"/>
-                <w:sz w:val="19"/>
-                <w:szCs w:val="19"/>
-              </w:rPr>
-              <w:t xml:space="preserve">2002–2015</w:t>
-            </w:r>
-          </w:p>
-        </w:tc>
-        <w:tc>
-          <w:tcPr>
-            <w:tcW w:type="dxa" w:w="4513"/>
-            <w:shd w:fill="F2F2F2" w:color="auto" w:val="clear"/>
-            <w:tcMar>
-              <w:top w:type="dxa" w:w="80"/>
-              <w:left w:type="dxa" w:w="120"/>
-              <w:bottom w:type="dxa" w:w="80"/>
-              <w:right w:type="dxa" w:w="120"/>
-            </w:tcMar>
-          </w:tcPr>
-          <w:p>
-            <w:pPr>
-              <w:spacing w:after="0" w:line="260"/>
-            </w:pPr>
-            <w:r>
-              <w:rPr>
-                <w:rFonts w:ascii="Calibri" w:cs="Calibri" w:eastAsia="Calibri" w:hAnsi="Calibri"/>
-                <w:b w:val="false"/>
-                <w:bCs w:val="false"/>
-                <w:color w:val="1A1A1A"/>
-                <w:sz w:val="19"/>
-                <w:szCs w:val="19"/>
-              </w:rPr>
-              <w:t xml:space="preserve">Treze anos de operação numa casa que ainda não era da família.</w:t>
+                <w:color w:val="FFFFFF"/>
+                <w:sz w:val="19"/>
+                <w:szCs w:val="19"/>
+              </w:rPr>
+              <w:t xml:space="preserve">Prova</w:t>
+            </w:r>
+          </w:p>
+        </w:tc>
+        <w:tc>
+          <w:tcPr>
+            <w:tcW w:type="dxa" w:w="4513"/>
+            <w:shd w:fill="0E3740" w:color="auto" w:val="clear"/>
+            <w:tcMar>
+              <w:top w:type="dxa" w:w="80"/>
+              <w:left w:type="dxa" w:w="120"/>
+              <w:bottom w:type="dxa" w:w="80"/>
+              <w:right w:type="dxa" w:w="120"/>
+            </w:tcMar>
+          </w:tcPr>
+          <w:p>
+            <w:pPr>
+              <w:spacing w:after="0" w:line="260"/>
+            </w:pPr>
+            <w:r>
+              <w:rPr>
+                <w:rFonts w:ascii="Calibri" w:cs="Calibri" w:eastAsia="Calibri" w:hAnsi="Calibri"/>
+                <w:b/>
+                <w:bCs/>
+                <w:color w:val="FFFFFF"/>
+                <w:sz w:val="19"/>
+                <w:szCs w:val="19"/>
+              </w:rPr>
+              <w:t xml:space="preserve">O que ela comunica sem dizer</w:t>
             </w:r>
           </w:p>
         </w:tc>
@@ -1563,52 +2019,41 @@
             <w:r>
               <w:rPr>
                 <w:rFonts w:ascii="Calibri" w:cs="Calibri" w:eastAsia="Calibri" w:hAnsi="Calibri"/>
-                <w:b/>
-                <w:bCs/>
-                <w:color w:val="0E3740"/>
-                <w:sz w:val="19"/>
-                <w:szCs w:val="19"/>
-              </w:rPr>
-              <w:t xml:space="preserve">2015</w:t>
-            </w:r>
-          </w:p>
-        </w:tc>
-        <w:tc>
-          <w:tcPr>
-            <w:tcW w:type="dxa" w:w="4513"/>
-            <w:shd w:fill="F2F2F2" w:color="auto" w:val="clear"/>
-            <w:tcMar>
-              <w:top w:type="dxa" w:w="80"/>
-              <w:left w:type="dxa" w:w="120"/>
-              <w:bottom w:type="dxa" w:w="80"/>
-              <w:right w:type="dxa" w:w="120"/>
-            </w:tcMar>
-          </w:tcPr>
-          <w:p>
-            <w:pPr>
-              <w:spacing w:after="0" w:line="260"/>
-            </w:pPr>
-            <w:r>
-              <w:rPr>
-                <w:rFonts w:ascii="Calibri" w:cs="Calibri" w:eastAsia="Calibri" w:hAnsi="Calibri"/>
-                <w:b/>
-                <w:bCs/>
-                <w:color w:val="0E3740"/>
-                <w:sz w:val="19"/>
-                <w:szCs w:val="19"/>
-              </w:rPr>
-              <w:t xml:space="preserve">Luiz, tio do Rodrigo, torna-se sócio e compra o imóvel.</w:t>
-            </w:r>
-            <w:r>
-              <w:rPr>
-                <w:rFonts w:ascii="Calibri" w:cs="Calibri" w:eastAsia="Calibri" w:hAnsi="Calibri"/>
-                <w:b w:val="false"/>
-                <w:bCs w:val="false"/>
-                <w:color w:val="1A1A1A"/>
-                <w:sz w:val="19"/>
-                <w:szCs w:val="19"/>
-              </w:rPr>
-              <w:t xml:space="preserve"> A pousada deixa de ser arrendada.</w:t>
+                <w:b w:val="false"/>
+                <w:bCs w:val="false"/>
+                <w:color w:val="1A1A1A"/>
+                <w:sz w:val="19"/>
+                <w:szCs w:val="19"/>
+              </w:rPr>
+              <w:t xml:space="preserve">Café, chá e fruta o dia todo</w:t>
+            </w:r>
+          </w:p>
+        </w:tc>
+        <w:tc>
+          <w:tcPr>
+            <w:tcW w:type="dxa" w:w="4513"/>
+            <w:shd w:fill="F2F2F2" w:color="auto" w:val="clear"/>
+            <w:tcMar>
+              <w:top w:type="dxa" w:w="80"/>
+              <w:left w:type="dxa" w:w="120"/>
+              <w:bottom w:type="dxa" w:w="80"/>
+              <w:right w:type="dxa" w:w="120"/>
+            </w:tcMar>
+          </w:tcPr>
+          <w:p>
+            <w:pPr>
+              <w:spacing w:after="0" w:line="260"/>
+            </w:pPr>
+            <w:r>
+              <w:rPr>
+                <w:rFonts w:ascii="Calibri" w:cs="Calibri" w:eastAsia="Calibri" w:hAnsi="Calibri"/>
+                <w:b w:val="false"/>
+                <w:bCs w:val="false"/>
+                <w:color w:val="1A1A1A"/>
+                <w:sz w:val="19"/>
+                <w:szCs w:val="19"/>
+              </w:rPr>
+              <w:t xml:space="preserve">A ausência de horário — ninguém está controlando seu tempo</w:t>
             </w:r>
           </w:p>
         </w:tc>
@@ -1632,41 +2077,447 @@
             <w:r>
               <w:rPr>
                 <w:rFonts w:ascii="Calibri" w:cs="Calibri" w:eastAsia="Calibri" w:hAnsi="Calibri"/>
-                <w:b/>
-                <w:bCs/>
-                <w:color w:val="0E3740"/>
-                <w:sz w:val="19"/>
-                <w:szCs w:val="19"/>
-              </w:rPr>
-              <w:t xml:space="preserve">2026</w:t>
-            </w:r>
-          </w:p>
-        </w:tc>
-        <w:tc>
-          <w:tcPr>
-            <w:tcW w:type="dxa" w:w="4513"/>
-            <w:shd w:fill="F2F2F2" w:color="auto" w:val="clear"/>
-            <w:tcMar>
-              <w:top w:type="dxa" w:w="80"/>
-              <w:left w:type="dxa" w:w="120"/>
-              <w:bottom w:type="dxa" w:w="80"/>
-              <w:right w:type="dxa" w:w="120"/>
-            </w:tcMar>
-          </w:tcPr>
-          <w:p>
-            <w:pPr>
-              <w:spacing w:after="0" w:line="260"/>
-            </w:pPr>
-            <w:r>
-              <w:rPr>
-                <w:rFonts w:ascii="Calibri" w:cs="Calibri" w:eastAsia="Calibri" w:hAnsi="Calibri"/>
-                <w:b w:val="false"/>
-                <w:bCs w:val="false"/>
-                <w:color w:val="1A1A1A"/>
-                <w:sz w:val="19"/>
-                <w:szCs w:val="19"/>
-              </w:rPr>
-              <w:t xml:space="preserve">24 anos. Aniversário em 22/08. Rodrigo e Adriana à frente da operação.</w:t>
+                <w:b w:val="false"/>
+                <w:bCs w:val="false"/>
+                <w:color w:val="1A1A1A"/>
+                <w:sz w:val="19"/>
+                <w:szCs w:val="19"/>
+              </w:rPr>
+              <w:t xml:space="preserve">Serviço de praia já montado e incluso</w:t>
+            </w:r>
+          </w:p>
+        </w:tc>
+        <w:tc>
+          <w:tcPr>
+            <w:tcW w:type="dxa" w:w="4513"/>
+            <w:shd w:fill="F2F2F2" w:color="auto" w:val="clear"/>
+            <w:tcMar>
+              <w:top w:type="dxa" w:w="80"/>
+              <w:left w:type="dxa" w:w="120"/>
+              <w:bottom w:type="dxa" w:w="80"/>
+              <w:right w:type="dxa" w:w="120"/>
+            </w:tcMar>
+          </w:tcPr>
+          <w:p>
+            <w:pPr>
+              <w:spacing w:after="0" w:line="260"/>
+            </w:pPr>
+            <w:r>
+              <w:rPr>
+                <w:rFonts w:ascii="Calibri" w:cs="Calibri" w:eastAsia="Calibri" w:hAnsi="Calibri"/>
+                <w:b w:val="false"/>
+                <w:bCs w:val="false"/>
+                <w:color w:val="1A1A1A"/>
+                <w:sz w:val="19"/>
+                <w:szCs w:val="19"/>
+              </w:rPr>
+              <w:t xml:space="preserve">Nada para decidir, nada para contratar, nada para pagar depois</w:t>
+            </w:r>
+          </w:p>
+        </w:tc>
+      </w:tr>
+      <w:tr>
+        <w:tc>
+          <w:tcPr>
+            <w:tcW w:type="dxa" w:w="4513"/>
+            <w:shd w:fill="F2F2F2" w:color="auto" w:val="clear"/>
+            <w:tcMar>
+              <w:top w:type="dxa" w:w="80"/>
+              <w:left w:type="dxa" w:w="120"/>
+              <w:bottom w:type="dxa" w:w="80"/>
+              <w:right w:type="dxa" w:w="120"/>
+            </w:tcMar>
+          </w:tcPr>
+          <w:p>
+            <w:pPr>
+              <w:spacing w:after="0" w:line="260"/>
+            </w:pPr>
+            <w:r>
+              <w:rPr>
+                <w:rFonts w:ascii="Calibri" w:cs="Calibri" w:eastAsia="Calibri" w:hAnsi="Calibri"/>
+                <w:b w:val="false"/>
+                <w:bCs w:val="false"/>
+                <w:color w:val="1A1A1A"/>
+                <w:sz w:val="19"/>
+                <w:szCs w:val="19"/>
+              </w:rPr>
+              <w:t xml:space="preserve">Piscina climatizada</w:t>
+            </w:r>
+          </w:p>
+        </w:tc>
+        <w:tc>
+          <w:tcPr>
+            <w:tcW w:type="dxa" w:w="4513"/>
+            <w:shd w:fill="F2F2F2" w:color="auto" w:val="clear"/>
+            <w:tcMar>
+              <w:top w:type="dxa" w:w="80"/>
+              <w:left w:type="dxa" w:w="120"/>
+              <w:bottom w:type="dxa" w:w="80"/>
+              <w:right w:type="dxa" w:w="120"/>
+            </w:tcMar>
+          </w:tcPr>
+          <w:p>
+            <w:pPr>
+              <w:spacing w:after="0" w:line="260"/>
+            </w:pPr>
+            <w:r>
+              <w:rPr>
+                <w:rFonts w:ascii="Calibri" w:cs="Calibri" w:eastAsia="Calibri" w:hAnsi="Calibri"/>
+                <w:b w:val="false"/>
+                <w:bCs w:val="false"/>
+                <w:color w:val="1A1A1A"/>
+                <w:sz w:val="19"/>
+                <w:szCs w:val="19"/>
+              </w:rPr>
+              <w:t xml:space="preserve">O corpo entra na água em julho sem hesitar</w:t>
+            </w:r>
+          </w:p>
+        </w:tc>
+      </w:tr>
+      <w:tr>
+        <w:tc>
+          <w:tcPr>
+            <w:tcW w:type="dxa" w:w="4513"/>
+            <w:shd w:fill="F2F2F2" w:color="auto" w:val="clear"/>
+            <w:tcMar>
+              <w:top w:type="dxa" w:w="80"/>
+              <w:left w:type="dxa" w:w="120"/>
+              <w:bottom w:type="dxa" w:w="80"/>
+              <w:right w:type="dxa" w:w="120"/>
+            </w:tcMar>
+          </w:tcPr>
+          <w:p>
+            <w:pPr>
+              <w:spacing w:after="0" w:line="260"/>
+            </w:pPr>
+            <w:r>
+              <w:rPr>
+                <w:rFonts w:ascii="Calibri" w:cs="Calibri" w:eastAsia="Calibri" w:hAnsi="Calibri"/>
+                <w:b w:val="false"/>
+                <w:bCs w:val="false"/>
+                <w:color w:val="1A1A1A"/>
+                <w:sz w:val="19"/>
+                <w:szCs w:val="19"/>
+              </w:rPr>
+              <w:t xml:space="preserve">170 m da praia</w:t>
+            </w:r>
+          </w:p>
+        </w:tc>
+        <w:tc>
+          <w:tcPr>
+            <w:tcW w:type="dxa" w:w="4513"/>
+            <w:shd w:fill="F2F2F2" w:color="auto" w:val="clear"/>
+            <w:tcMar>
+              <w:top w:type="dxa" w:w="80"/>
+              <w:left w:type="dxa" w:w="120"/>
+              <w:bottom w:type="dxa" w:w="80"/>
+              <w:right w:type="dxa" w:w="120"/>
+            </w:tcMar>
+          </w:tcPr>
+          <w:p>
+            <w:pPr>
+              <w:spacing w:after="0" w:line="260"/>
+            </w:pPr>
+            <w:r>
+              <w:rPr>
+                <w:rFonts w:ascii="Calibri" w:cs="Calibri" w:eastAsia="Calibri" w:hAnsi="Calibri"/>
+                <w:b w:val="false"/>
+                <w:bCs w:val="false"/>
+                <w:color w:val="1A1A1A"/>
+                <w:sz w:val="19"/>
+                <w:szCs w:val="19"/>
+              </w:rPr>
+              <w:t xml:space="preserve">Nenhum deslocamento. Dá para ir descalço</w:t>
+            </w:r>
+          </w:p>
+        </w:tc>
+      </w:tr>
+      <w:tr>
+        <w:tc>
+          <w:tcPr>
+            <w:tcW w:type="dxa" w:w="4513"/>
+            <w:shd w:fill="F2F2F2" w:color="auto" w:val="clear"/>
+            <w:tcMar>
+              <w:top w:type="dxa" w:w="80"/>
+              <w:left w:type="dxa" w:w="120"/>
+              <w:bottom w:type="dxa" w:w="80"/>
+              <w:right w:type="dxa" w:w="120"/>
+            </w:tcMar>
+          </w:tcPr>
+          <w:p>
+            <w:pPr>
+              <w:spacing w:after="0" w:line="260"/>
+            </w:pPr>
+            <w:r>
+              <w:rPr>
+                <w:rFonts w:ascii="Calibri" w:cs="Calibri" w:eastAsia="Calibri" w:hAnsi="Calibri"/>
+                <w:b w:val="false"/>
+                <w:bCs w:val="false"/>
+                <w:color w:val="1A1A1A"/>
+                <w:sz w:val="19"/>
+                <w:szCs w:val="19"/>
+              </w:rPr>
+              <w:t xml:space="preserve">400 m do centrinho</w:t>
+            </w:r>
+          </w:p>
+        </w:tc>
+        <w:tc>
+          <w:tcPr>
+            <w:tcW w:type="dxa" w:w="4513"/>
+            <w:shd w:fill="F2F2F2" w:color="auto" w:val="clear"/>
+            <w:tcMar>
+              <w:top w:type="dxa" w:w="80"/>
+              <w:left w:type="dxa" w:w="120"/>
+              <w:bottom w:type="dxa" w:w="80"/>
+              <w:right w:type="dxa" w:w="120"/>
+            </w:tcMar>
+          </w:tcPr>
+          <w:p>
+            <w:pPr>
+              <w:spacing w:after="0" w:line="260"/>
+            </w:pPr>
+            <w:r>
+              <w:rPr>
+                <w:rFonts w:ascii="Calibri" w:cs="Calibri" w:eastAsia="Calibri" w:hAnsi="Calibri"/>
+                <w:b w:val="false"/>
+                <w:bCs w:val="false"/>
+                <w:color w:val="1A1A1A"/>
+                <w:sz w:val="19"/>
+                <w:szCs w:val="19"/>
+              </w:rPr>
+              <w:t xml:space="preserve">O jantar não exige carro</w:t>
+            </w:r>
+          </w:p>
+        </w:tc>
+      </w:tr>
+      <w:tr>
+        <w:tc>
+          <w:tcPr>
+            <w:tcW w:type="dxa" w:w="4513"/>
+            <w:shd w:fill="F2F2F2" w:color="auto" w:val="clear"/>
+            <w:tcMar>
+              <w:top w:type="dxa" w:w="80"/>
+              <w:left w:type="dxa" w:w="120"/>
+              <w:bottom w:type="dxa" w:w="80"/>
+              <w:right w:type="dxa" w:w="120"/>
+            </w:tcMar>
+          </w:tcPr>
+          <w:p>
+            <w:pPr>
+              <w:spacing w:after="0" w:line="260"/>
+            </w:pPr>
+            <w:r>
+              <w:rPr>
+                <w:rFonts w:ascii="Calibri" w:cs="Calibri" w:eastAsia="Calibri" w:hAnsi="Calibri"/>
+                <w:b w:val="false"/>
+                <w:bCs w:val="false"/>
+                <w:color w:val="1A1A1A"/>
+                <w:sz w:val="19"/>
+                <w:szCs w:val="19"/>
+              </w:rPr>
+              <w:t xml:space="preserve">18 suítes</w:t>
+            </w:r>
+          </w:p>
+        </w:tc>
+        <w:tc>
+          <w:tcPr>
+            <w:tcW w:type="dxa" w:w="4513"/>
+            <w:shd w:fill="F2F2F2" w:color="auto" w:val="clear"/>
+            <w:tcMar>
+              <w:top w:type="dxa" w:w="80"/>
+              <w:left w:type="dxa" w:w="120"/>
+              <w:bottom w:type="dxa" w:w="80"/>
+              <w:right w:type="dxa" w:w="120"/>
+            </w:tcMar>
+          </w:tcPr>
+          <w:p>
+            <w:pPr>
+              <w:spacing w:after="0" w:line="260"/>
+            </w:pPr>
+            <w:r>
+              <w:rPr>
+                <w:rFonts w:ascii="Calibri" w:cs="Calibri" w:eastAsia="Calibri" w:hAnsi="Calibri"/>
+                <w:b w:val="false"/>
+                <w:bCs w:val="false"/>
+                <w:color w:val="1A1A1A"/>
+                <w:sz w:val="19"/>
+                <w:szCs w:val="19"/>
+              </w:rPr>
+              <w:t xml:space="preserve">Pouca gente. Pouco ruído. Ninguém disputando espreguiçadeira</w:t>
+            </w:r>
+          </w:p>
+        </w:tc>
+      </w:tr>
+      <w:tr>
+        <w:tc>
+          <w:tcPr>
+            <w:tcW w:type="dxa" w:w="4513"/>
+            <w:shd w:fill="F2F2F2" w:color="auto" w:val="clear"/>
+            <w:tcMar>
+              <w:top w:type="dxa" w:w="80"/>
+              <w:left w:type="dxa" w:w="120"/>
+              <w:bottom w:type="dxa" w:w="80"/>
+              <w:right w:type="dxa" w:w="120"/>
+            </w:tcMar>
+          </w:tcPr>
+          <w:p>
+            <w:pPr>
+              <w:spacing w:after="0" w:line="260"/>
+            </w:pPr>
+            <w:r>
+              <w:rPr>
+                <w:rFonts w:ascii="Calibri" w:cs="Calibri" w:eastAsia="Calibri" w:hAnsi="Calibri"/>
+                <w:b w:val="false"/>
+                <w:bCs w:val="false"/>
+                <w:color w:val="1A1A1A"/>
+                <w:sz w:val="19"/>
+                <w:szCs w:val="19"/>
+              </w:rPr>
+              <w:t xml:space="preserve">Ovo e tapioca feitos na hora</w:t>
+            </w:r>
+          </w:p>
+        </w:tc>
+        <w:tc>
+          <w:tcPr>
+            <w:tcW w:type="dxa" w:w="4513"/>
+            <w:shd w:fill="F2F2F2" w:color="auto" w:val="clear"/>
+            <w:tcMar>
+              <w:top w:type="dxa" w:w="80"/>
+              <w:left w:type="dxa" w:w="120"/>
+              <w:bottom w:type="dxa" w:w="80"/>
+              <w:right w:type="dxa" w:w="120"/>
+            </w:tcMar>
+          </w:tcPr>
+          <w:p>
+            <w:pPr>
+              <w:spacing w:after="0" w:line="260"/>
+            </w:pPr>
+            <w:r>
+              <w:rPr>
+                <w:rFonts w:ascii="Calibri" w:cs="Calibri" w:eastAsia="Calibri" w:hAnsi="Calibri"/>
+                <w:b w:val="false"/>
+                <w:bCs w:val="false"/>
+                <w:color w:val="1A1A1A"/>
+                <w:sz w:val="19"/>
+                <w:szCs w:val="19"/>
+              </w:rPr>
+              <w:t xml:space="preserve">Alguém está cozinhando para você, agora, individualmente</w:t>
+            </w:r>
+          </w:p>
+        </w:tc>
+      </w:tr>
+      <w:tr>
+        <w:tc>
+          <w:tcPr>
+            <w:tcW w:type="dxa" w:w="4513"/>
+            <w:shd w:fill="F2F2F2" w:color="auto" w:val="clear"/>
+            <w:tcMar>
+              <w:top w:type="dxa" w:w="80"/>
+              <w:left w:type="dxa" w:w="120"/>
+              <w:bottom w:type="dxa" w:w="80"/>
+              <w:right w:type="dxa" w:w="120"/>
+            </w:tcMar>
+          </w:tcPr>
+          <w:p>
+            <w:pPr>
+              <w:spacing w:after="0" w:line="260"/>
+            </w:pPr>
+            <w:r>
+              <w:rPr>
+                <w:rFonts w:ascii="Calibri" w:cs="Calibri" w:eastAsia="Calibri" w:hAnsi="Calibri"/>
+                <w:b w:val="false"/>
+                <w:bCs w:val="false"/>
+                <w:color w:val="1A1A1A"/>
+                <w:sz w:val="19"/>
+                <w:szCs w:val="19"/>
+              </w:rPr>
+              <w:t xml:space="preserve">Gerador próprio</w:t>
+            </w:r>
+          </w:p>
+        </w:tc>
+        <w:tc>
+          <w:tcPr>
+            <w:tcW w:type="dxa" w:w="4513"/>
+            <w:shd w:fill="F2F2F2" w:color="auto" w:val="clear"/>
+            <w:tcMar>
+              <w:top w:type="dxa" w:w="80"/>
+              <w:left w:type="dxa" w:w="120"/>
+              <w:bottom w:type="dxa" w:w="80"/>
+              <w:right w:type="dxa" w:w="120"/>
+            </w:tcMar>
+          </w:tcPr>
+          <w:p>
+            <w:pPr>
+              <w:spacing w:after="0" w:line="260"/>
+            </w:pPr>
+            <w:r>
+              <w:rPr>
+                <w:rFonts w:ascii="Calibri" w:cs="Calibri" w:eastAsia="Calibri" w:hAnsi="Calibri"/>
+                <w:b w:val="false"/>
+                <w:bCs w:val="false"/>
+                <w:color w:val="1A1A1A"/>
+                <w:sz w:val="19"/>
+                <w:szCs w:val="19"/>
+              </w:rPr>
+              <w:t xml:space="preserve">Nada interrompe</w:t>
+            </w:r>
+          </w:p>
+        </w:tc>
+      </w:tr>
+      <w:tr>
+        <w:tc>
+          <w:tcPr>
+            <w:tcW w:type="dxa" w:w="4513"/>
+            <w:shd w:fill="F2F2F2" w:color="auto" w:val="clear"/>
+            <w:tcMar>
+              <w:top w:type="dxa" w:w="80"/>
+              <w:left w:type="dxa" w:w="120"/>
+              <w:bottom w:type="dxa" w:w="80"/>
+              <w:right w:type="dxa" w:w="120"/>
+            </w:tcMar>
+          </w:tcPr>
+          <w:p>
+            <w:pPr>
+              <w:spacing w:after="0" w:line="260"/>
+            </w:pPr>
+            <w:r>
+              <w:rPr>
+                <w:rFonts w:ascii="Calibri" w:cs="Calibri" w:eastAsia="Calibri" w:hAnsi="Calibri"/>
+                <w:b w:val="false"/>
+                <w:bCs w:val="false"/>
+                <w:color w:val="1A1A1A"/>
+                <w:sz w:val="19"/>
+                <w:szCs w:val="19"/>
+              </w:rPr>
+              <w:t xml:space="preserve">O silêncio das noites</w:t>
+            </w:r>
+          </w:p>
+        </w:tc>
+        <w:tc>
+          <w:tcPr>
+            <w:tcW w:type="dxa" w:w="4513"/>
+            <w:shd w:fill="F2F2F2" w:color="auto" w:val="clear"/>
+            <w:tcMar>
+              <w:top w:type="dxa" w:w="80"/>
+              <w:left w:type="dxa" w:w="120"/>
+              <w:bottom w:type="dxa" w:w="80"/>
+              <w:right w:type="dxa" w:w="120"/>
+            </w:tcMar>
+          </w:tcPr>
+          <w:p>
+            <w:pPr>
+              <w:spacing w:after="0" w:line="260"/>
+            </w:pPr>
+            <w:r>
+              <w:rPr>
+                <w:rFonts w:ascii="Calibri" w:cs="Calibri" w:eastAsia="Calibri" w:hAnsi="Calibri"/>
+                <w:b w:val="false"/>
+                <w:bCs w:val="false"/>
+                <w:color w:val="1A1A1A"/>
+                <w:sz w:val="19"/>
+                <w:szCs w:val="19"/>
+              </w:rPr>
+              <w:t xml:space="preserve">O sono não é negociado com barulho</w:t>
             </w:r>
           </w:p>
         </w:tc>
@@ -1691,13 +2542,26 @@
       <w:r>
         <w:rPr>
           <w:rFonts w:ascii="Calibri" w:cs="Calibri" w:eastAsia="Calibri" w:hAnsi="Calibri"/>
+          <w:b/>
+          <w:bCs/>
+          <w:i w:val="false"/>
+          <w:iCs w:val="false"/>
+          <w:color w:val="0E3740"/>
+          <w:sz w:val="22"/>
+          <w:szCs w:val="22"/>
+        </w:rPr>
+        <w:t xml:space="preserve">Uma ressalva sobre "desacelerar":</w:t>
+      </w:r>
+      <w:r>
+        <w:rPr>
+          <w:rFonts w:ascii="Calibri" w:cs="Calibri" w:eastAsia="Calibri" w:hAnsi="Calibri"/>
           <w:i w:val="false"/>
           <w:iCs w:val="false"/>
           <w:color w:val="2C3E44"/>
           <w:sz w:val="22"/>
           <w:szCs w:val="22"/>
         </w:rPr>
-        <w:t xml:space="preserve">Esta tabela é </w:t>
+        <w:t xml:space="preserve"> a palavra já é do vocabulário da casa e pode ficar — mas é a mais próxima do clichê que temos. Use como fecho, raramente, e </w:t>
       </w:r>
       <w:r>
         <w:rPr>
@@ -1710,7 +2574,7 @@
           <w:sz w:val="22"/>
           <w:szCs w:val="22"/>
         </w:rPr>
-        <w:t xml:space="preserve">registro interno</w:t>
+        <w:t xml:space="preserve">nunca como abertura de legenda.</w:t>
       </w:r>
       <w:r>
         <w:rPr>
@@ -1721,24 +2585,35 @@
           <w:sz w:val="22"/>
           <w:szCs w:val="22"/>
         </w:rPr>
-        <w:t xml:space="preserve">. Os nomes ficam aqui e não vão para conteúdo público — ver 1.4.1.</w:t>
+        <w:t xml:space="preserve"> Abrir com "venha desacelerar" é abrir como todo mundo.</w:t>
+      </w:r>
+    </w:p>
+    <w:p>
+      <w:pPr>
+        <w:pBdr>
+          <w:bottom w:val="single" w:color="6AC4D9" w:sz="6" w:space="4"/>
+        </w:pBdr>
+        <w:spacing w:after="200" w:before="120"/>
+      </w:pPr>
+      <w:r>
+        <w:t xml:space="preserve"/>
       </w:r>
     </w:p>
     <w:p>
       <w:pPr>
         <w:keepNext/>
-        <w:spacing w:after="160" w:before="320"/>
-      </w:pPr>
-      <w:r>
-        <w:rPr>
-          <w:rFonts w:ascii="Calibri" w:cs="Calibri" w:eastAsia="Calibri" w:hAnsi="Calibri"/>
-          <w:b/>
-          <w:bCs/>
-          <w:color w:val="0E3740"/>
-          <w:sz w:val="25"/>
-          <w:szCs w:val="25"/>
-        </w:rPr>
-        <w:t xml:space="preserve">O capítulo de 2015 — a melhor história que a marca ainda não contou</w:t>
+        <w:spacing w:after="200" w:before="360"/>
+      </w:pPr>
+      <w:r>
+        <w:rPr>
+          <w:rFonts w:ascii="Calibri" w:cs="Calibri" w:eastAsia="Calibri" w:hAnsi="Calibri"/>
+          <w:b/>
+          <w:bCs/>
+          <w:color w:val="049DD9"/>
+          <w:sz w:val="30"/>
+          <w:szCs w:val="30"/>
+        </w:rPr>
+        <w:t xml:space="preserve">1.2 MANIFESTO DA MARCA</w:t>
       </w:r>
     </w:p>
     <w:p>
@@ -1748,59 +2623,13 @@
       <w:r>
         <w:rPr>
           <w:rFonts w:ascii="Calibri" w:cs="Calibri" w:eastAsia="Calibri" w:hAnsi="Calibri"/>
-          <w:color w:val="1A1A1A"/>
-          <w:sz w:val="21"/>
-          <w:szCs w:val="21"/>
-        </w:rPr>
-        <w:t xml:space="preserve">Durante treze anos, a Pousada Camburi funcionou numa casa que não era nossa. Cada geleia feita, cada temporada aberta, cada hóspede que voltou — tudo isso aconteceu em cima de um contrato que podia acabar. Em 2015, a casa foi comprada.</w:t>
-      </w:r>
-    </w:p>
-    <w:p>
-      <w:pPr>
-        <w:spacing w:after="120" w:line="300"/>
-      </w:pPr>
-      <w:r>
-        <w:rPr>
-          <w:rFonts w:ascii="Calibri" w:cs="Calibri" w:eastAsia="Calibri" w:hAnsi="Calibri"/>
-          <w:color w:val="1A1A1A"/>
-          <w:sz w:val="21"/>
-          <w:szCs w:val="21"/>
-        </w:rPr>
-        <w:t xml:space="preserve">Isso não é informação societária. É a prova de constância que a marca precisa: </w:t>
-      </w:r>
-      <w:r>
-        <w:rPr>
-          <w:rFonts w:ascii="Calibri" w:cs="Calibri" w:eastAsia="Calibri" w:hAnsi="Calibri"/>
-          <w:b/>
-          <w:bCs/>
-          <w:color w:val="1A1A1A"/>
-          <w:sz w:val="21"/>
-          <w:szCs w:val="21"/>
-        </w:rPr>
-        <w:t xml:space="preserve">treze anos cuidando de uma casa antes de ela ser nossa.</w:t>
-      </w:r>
-      <w:r>
-        <w:rPr>
-          <w:rFonts w:ascii="Calibri" w:cs="Calibri" w:eastAsia="Calibri" w:hAnsi="Calibri"/>
-          <w:color w:val="1A1A1A"/>
-          <w:sz w:val="21"/>
-          <w:szCs w:val="21"/>
-        </w:rPr>
-        <w:t xml:space="preserve"> Ninguém investe assim em algo de passagem. É o momento em que a pousada decidiu ficar.</w:t>
-      </w:r>
-    </w:p>
-    <w:p>
-      <w:pPr>
-        <w:spacing w:after="120" w:line="300"/>
-      </w:pPr>
-      <w:r>
-        <w:rPr>
-          <w:rFonts w:ascii="Calibri" w:cs="Calibri" w:eastAsia="Calibri" w:hAnsi="Calibri"/>
-          <w:color w:val="1A1A1A"/>
-          <w:sz w:val="21"/>
-          <w:szCs w:val="21"/>
-        </w:rPr>
-        <w:t xml:space="preserve">E conversa diretamente com o conceito-âncora: o hóspede que chegou em 2010 nunca soube que a casa era alugada. Ele só viu o café pronto. Mais um esforço que desapareceu antes de ele acordar.</w:t>
+          <w:i/>
+          <w:iCs/>
+          <w:color w:val="1A1A1A"/>
+          <w:sz w:val="21"/>
+          <w:szCs w:val="21"/>
+        </w:rPr>
+        <w:t xml:space="preserve">(texto-mãe — use como referência de tom em qualquer peça; pode virar post de aniversário, vídeo institucional, texto do site e bio estendida)</w:t>
       </w:r>
     </w:p>
     <w:p>
@@ -1822,8 +2651,17 @@
           <w:sz w:val="22"/>
           <w:szCs w:val="22"/>
         </w:rPr>
-        <w:t xml:space="preserve">Como contar:</w:t>
-      </w:r>
+        <w:t xml:space="preserve">ALGUÉM ACORDA ANTES DE VOCÊ</w:t>
+      </w:r>
+    </w:p>
+    <w:p>
+      <w:pPr>
+        <w:pBdr>
+          <w:left w:val="single" w:color="04B2D9" w:sz="18" w:space="14"/>
+        </w:pBdr>
+        <w:spacing w:after="100" w:before="0" w:line="320"/>
+        <w:ind w:left="460"/>
+      </w:pPr>
       <w:r>
         <w:rPr>
           <w:rFonts w:ascii="Calibri" w:cs="Calibri" w:eastAsia="Calibri" w:hAnsi="Calibri"/>
@@ -1833,8 +2671,253 @@
           <w:sz w:val="22"/>
           <w:szCs w:val="22"/>
         </w:rPr>
-        <w:t xml:space="preserve"> sempre em primeira pessoa do plural — </w:t>
-      </w:r>
+        <w:t xml:space="preserve">Existe uma hora em Camburi que quase ninguém vê.</w:t>
+      </w:r>
+    </w:p>
+    <w:p>
+      <w:pPr>
+        <w:pBdr>
+          <w:left w:val="single" w:color="04B2D9" w:sz="18" w:space="14"/>
+        </w:pBdr>
+        <w:spacing w:after="100" w:before="0" w:line="320"/>
+        <w:ind w:left="460"/>
+      </w:pPr>
+      <w:r>
+        <w:rPr>
+          <w:rFonts w:ascii="Calibri" w:cs="Calibri" w:eastAsia="Calibri" w:hAnsi="Calibri"/>
+          <w:i w:val="false"/>
+          <w:iCs w:val="false"/>
+          <w:color w:val="2C3E44"/>
+          <w:sz w:val="22"/>
+          <w:szCs w:val="22"/>
+        </w:rPr>
+        <w:t xml:space="preserve">É quando a coalhada sai do descanso da noite. Quando a geleia de ontem esfria no vidro. Quando alguém carrega o ombrelone de dois metros e meio até a areia e mede a distância entre a cadeira, a espreguiçadeira e a mesinha — porque a sombra precisa cair certa às onze.</w:t>
+      </w:r>
+    </w:p>
+    <w:p>
+      <w:pPr>
+        <w:pBdr>
+          <w:left w:val="single" w:color="04B2D9" w:sz="18" w:space="14"/>
+        </w:pBdr>
+        <w:spacing w:after="100" w:before="0" w:line="320"/>
+        <w:ind w:left="460"/>
+      </w:pPr>
+      <w:r>
+        <w:rPr>
+          <w:rFonts w:ascii="Calibri" w:cs="Calibri" w:eastAsia="Calibri" w:hAnsi="Calibri"/>
+          <w:i w:val="false"/>
+          <w:iCs w:val="false"/>
+          <w:color w:val="2C3E44"/>
+          <w:sz w:val="22"/>
+          <w:szCs w:val="22"/>
+        </w:rPr>
+        <w:t xml:space="preserve">É quando o café expresso é ligado pela primeira vez no dia, sabendo que vai ficar ligado até a noite. Quando a piscina, mesmo em junho, já está na temperatura de quem vai entrar sem pensar duas vezes.</w:t>
+      </w:r>
+    </w:p>
+    <w:p>
+      <w:pPr>
+        <w:pBdr>
+          <w:left w:val="single" w:color="04B2D9" w:sz="18" w:space="14"/>
+        </w:pBdr>
+        <w:spacing w:after="100" w:before="0" w:line="320"/>
+        <w:ind w:left="460"/>
+      </w:pPr>
+      <w:r>
+        <w:rPr>
+          <w:rFonts w:ascii="Calibri" w:cs="Calibri" w:eastAsia="Calibri" w:hAnsi="Calibri"/>
+          <w:i w:val="false"/>
+          <w:iCs w:val="false"/>
+          <w:color w:val="2C3E44"/>
+          <w:sz w:val="22"/>
+          <w:szCs w:val="22"/>
+        </w:rPr>
+        <w:t xml:space="preserve">Quando você acorda, nada disso existe mais.</w:t>
+      </w:r>
+    </w:p>
+    <w:p>
+      <w:pPr>
+        <w:pBdr>
+          <w:left w:val="single" w:color="04B2D9" w:sz="18" w:space="14"/>
+        </w:pBdr>
+        <w:spacing w:after="100" w:before="0" w:line="320"/>
+        <w:ind w:left="460"/>
+      </w:pPr>
+      <w:r>
+        <w:rPr>
+          <w:rFonts w:ascii="Calibri" w:cs="Calibri" w:eastAsia="Calibri" w:hAnsi="Calibri"/>
+          <w:i w:val="false"/>
+          <w:iCs w:val="false"/>
+          <w:color w:val="2C3E44"/>
+          <w:sz w:val="22"/>
+          <w:szCs w:val="22"/>
+        </w:rPr>
+        <w:t xml:space="preserve">Existe só o café pronto, a fruta na mesa, a praia montada a cento e setenta metros.</w:t>
+      </w:r>
+    </w:p>
+    <w:p>
+      <w:pPr>
+        <w:pBdr>
+          <w:left w:val="single" w:color="04B2D9" w:sz="18" w:space="14"/>
+        </w:pBdr>
+        <w:spacing w:after="100" w:before="0" w:line="320"/>
+        <w:ind w:left="460"/>
+      </w:pPr>
+      <w:r>
+        <w:rPr>
+          <w:rFonts w:ascii="Calibri" w:cs="Calibri" w:eastAsia="Calibri" w:hAnsi="Calibri"/>
+          <w:i w:val="false"/>
+          <w:iCs w:val="false"/>
+          <w:color w:val="2C3E44"/>
+          <w:sz w:val="22"/>
+          <w:szCs w:val="22"/>
+        </w:rPr>
+        <w:t xml:space="preserve">É esse o nosso trabalho: fazer o esforço desaparecer.</w:t>
+      </w:r>
+    </w:p>
+    <w:p>
+      <w:pPr>
+        <w:pBdr>
+          <w:left w:val="single" w:color="04B2D9" w:sz="18" w:space="14"/>
+        </w:pBdr>
+        <w:spacing w:after="100" w:before="0" w:line="320"/>
+        <w:ind w:left="460"/>
+      </w:pPr>
+      <w:r>
+        <w:rPr>
+          <w:rFonts w:ascii="Calibri" w:cs="Calibri" w:eastAsia="Calibri" w:hAnsi="Calibri"/>
+          <w:i w:val="false"/>
+          <w:iCs w:val="false"/>
+          <w:color w:val="2C3E44"/>
+          <w:sz w:val="22"/>
+          <w:szCs w:val="22"/>
+        </w:rPr>
+        <w:t xml:space="preserve">Desde 2002, a Pousada Camburi não vende hospedagem. Vende a certeza de que, enquanto você dormia, alguém já tinha cuidado de tudo.</w:t>
+      </w:r>
+    </w:p>
+    <w:p>
+      <w:pPr>
+        <w:pBdr>
+          <w:left w:val="single" w:color="04B2D9" w:sz="18" w:space="14"/>
+        </w:pBdr>
+        <w:spacing w:after="200" w:before="0" w:line="320"/>
+        <w:ind w:left="460"/>
+      </w:pPr>
+      <w:r>
+        <w:rPr>
+          <w:rFonts w:ascii="Calibri" w:cs="Calibri" w:eastAsia="Calibri" w:hAnsi="Calibri"/>
+          <w:b/>
+          <w:bCs/>
+          <w:i w:val="false"/>
+          <w:iCs w:val="false"/>
+          <w:color w:val="0E3740"/>
+          <w:sz w:val="22"/>
+          <w:szCs w:val="22"/>
+        </w:rPr>
+        <w:t xml:space="preserve">Você chegou. Agora deixe que a gente cuide do resto.</w:t>
+      </w:r>
+    </w:p>
+    <w:p>
+      <w:pPr>
+        <w:pBdr>
+          <w:bottom w:val="single" w:color="6AC4D9" w:sz="6" w:space="4"/>
+        </w:pBdr>
+        <w:spacing w:after="200" w:before="120"/>
+      </w:pPr>
+      <w:r>
+        <w:t xml:space="preserve"/>
+      </w:r>
+    </w:p>
+    <w:p>
+      <w:pPr>
+        <w:keepNext/>
+        <w:spacing w:after="200" w:before="360"/>
+      </w:pPr>
+      <w:r>
+        <w:rPr>
+          <w:rFonts w:ascii="Calibri" w:cs="Calibri" w:eastAsia="Calibri" w:hAnsi="Calibri"/>
+          <w:b/>
+          <w:bCs/>
+          <w:color w:val="049DD9"/>
+          <w:sz w:val="30"/>
+          <w:szCs w:val="30"/>
+        </w:rPr>
+        <w:t xml:space="preserve">1.3 A PROMESSA</w:t>
+      </w:r>
+    </w:p>
+    <w:p>
+      <w:pPr>
+        <w:pBdr>
+          <w:left w:val="single" w:color="04B2D9" w:sz="18" w:space="14"/>
+        </w:pBdr>
+        <w:spacing w:after="200" w:before="160" w:line="320"/>
+        <w:ind w:left="460"/>
+      </w:pPr>
+      <w:r>
+        <w:rPr>
+          <w:rFonts w:ascii="Calibri" w:cs="Calibri" w:eastAsia="Calibri" w:hAnsi="Calibri"/>
+          <w:b/>
+          <w:bCs/>
+          <w:i w:val="false"/>
+          <w:iCs w:val="false"/>
+          <w:color w:val="0E3740"/>
+          <w:sz w:val="22"/>
+          <w:szCs w:val="22"/>
+        </w:rPr>
+        <w:t xml:space="preserve">Você chegou. Agora deixe que a gente cuide do resto.</w:t>
+      </w:r>
+    </w:p>
+    <w:p>
+      <w:pPr>
+        <w:spacing w:after="120" w:line="300"/>
+      </w:pPr>
+      <w:r>
+        <w:rPr>
+          <w:rFonts w:ascii="Calibri" w:cs="Calibri" w:eastAsia="Calibri" w:hAnsi="Calibri"/>
+          <w:color w:val="1A1A1A"/>
+          <w:sz w:val="21"/>
+          <w:szCs w:val="21"/>
+        </w:rPr>
+        <w:t xml:space="preserve">Toda publicação reforça essa promessa. A comunicação da Pousada Camburi não existe para divulgar quartos ou empurrar reservas — existe para construir uma marca memorável, capaz de despertar desejo antes mesmo da decisão de viajar.</w:t>
+      </w:r>
+    </w:p>
+    <w:p>
+      <w:pPr>
+        <w:spacing w:after="120" w:line="300"/>
+      </w:pPr>
+      <w:r>
+        <w:rPr>
+          <w:rFonts w:ascii="Calibri" w:cs="Calibri" w:eastAsia="Calibri" w:hAnsi="Calibri"/>
+          <w:b/>
+          <w:bCs/>
+          <w:color w:val="1A1A1A"/>
+          <w:sz w:val="21"/>
+          <w:szCs w:val="21"/>
+        </w:rPr>
+        <w:t xml:space="preserve">Não vendemos hospedagem. Vendemos a sensação de chegar a um lugar onde alguém já cuidou de tudo.</w:t>
+      </w:r>
+    </w:p>
+    <w:p>
+      <w:pPr>
+        <w:spacing w:after="120" w:line="300"/>
+      </w:pPr>
+      <w:r>
+        <w:rPr>
+          <w:rFonts w:ascii="Calibri" w:cs="Calibri" w:eastAsia="Calibri" w:hAnsi="Calibri"/>
+          <w:color w:val="1A1A1A"/>
+          <w:sz w:val="21"/>
+          <w:szCs w:val="21"/>
+        </w:rPr>
+        <w:t xml:space="preserve">Queremos que a pessoa pense:</w:t>
+      </w:r>
+    </w:p>
+    <w:p>
+      <w:pPr>
+        <w:pBdr>
+          <w:left w:val="single" w:color="04B2D9" w:sz="18" w:space="14"/>
+        </w:pBdr>
+        <w:spacing w:after="200" w:before="160" w:line="320"/>
+        <w:ind w:left="460"/>
+      </w:pPr>
       <w:r>
         <w:rPr>
           <w:rFonts w:ascii="Calibri" w:cs="Calibri" w:eastAsia="Calibri" w:hAnsi="Calibri"/>
@@ -1844,51 +2927,527 @@
           <w:sz w:val="22"/>
           <w:szCs w:val="22"/>
         </w:rPr>
-        <w:t xml:space="preserve">"esta casa não era nossa"</w:t>
-      </w:r>
-      <w:r>
-        <w:rPr>
-          <w:rFonts w:ascii="Calibri" w:cs="Calibri" w:eastAsia="Calibri" w:hAnsi="Calibri"/>
-          <w:i w:val="false"/>
-          <w:iCs w:val="false"/>
-          <w:color w:val="2C3E44"/>
-          <w:sz w:val="22"/>
-          <w:szCs w:val="22"/>
-        </w:rPr>
-        <w:t xml:space="preserve">. Nunca com nomes. Ver a decisão editorial em 1.4.1.</w:t>
+        <w:t xml:space="preserve">"Não sei explicar o motivo… mas eu quero me hospedar aí."</w:t>
       </w:r>
     </w:p>
     <w:p>
       <w:pPr>
         <w:pBdr>
-          <w:left w:val="single" w:color="04B2D9" w:sz="18" w:space="14"/>
+          <w:bottom w:val="single" w:color="6AC4D9" w:sz="6" w:space="4"/>
         </w:pBdr>
-        <w:spacing w:after="200" w:before="0" w:line="320"/>
-        <w:ind w:left="460"/>
-      </w:pPr>
-      <w:r>
-        <w:rPr>
-          <w:rFonts w:ascii="Calibri" w:cs="Calibri" w:eastAsia="Calibri" w:hAnsi="Calibri"/>
-          <w:b/>
-          <w:bCs/>
-          <w:i w:val="false"/>
-          <w:iCs w:val="false"/>
+        <w:spacing w:after="200" w:before="120"/>
+      </w:pPr>
+      <w:r>
+        <w:t xml:space="preserve"/>
+      </w:r>
+    </w:p>
+    <w:p>
+      <w:pPr>
+        <w:keepNext/>
+        <w:spacing w:after="200" w:before="360"/>
+      </w:pPr>
+      <w:r>
+        <w:rPr>
+          <w:rFonts w:ascii="Calibri" w:cs="Calibri" w:eastAsia="Calibri" w:hAnsi="Calibri"/>
+          <w:b/>
+          <w:bCs/>
+          <w:color w:val="049DD9"/>
+          <w:sz w:val="30"/>
+          <w:szCs w:val="30"/>
+        </w:rPr>
+        <w:t xml:space="preserve">1.4 A NARRATIVA</w:t>
+      </w:r>
+    </w:p>
+    <w:p>
+      <w:pPr>
+        <w:keepNext/>
+        <w:spacing w:after="160" w:before="320"/>
+      </w:pPr>
+      <w:r>
+        <w:rPr>
+          <w:rFonts w:ascii="Calibri" w:cs="Calibri" w:eastAsia="Calibri" w:hAnsi="Calibri"/>
+          <w:b/>
+          <w:bCs/>
           <w:color w:val="0E3740"/>
-          <w:sz w:val="22"/>
-          <w:szCs w:val="22"/>
-        </w:rPr>
-        <w:t xml:space="preserve">Quando usar:</w:t>
-      </w:r>
-      <w:r>
-        <w:rPr>
-          <w:rFonts w:ascii="Calibri" w:cs="Calibri" w:eastAsia="Calibri" w:hAnsi="Calibri"/>
-          <w:i w:val="false"/>
-          <w:iCs w:val="false"/>
-          <w:color w:val="2C3E44"/>
-          <w:sz w:val="22"/>
-          <w:szCs w:val="22"/>
-        </w:rPr>
-        <w:t xml:space="preserve"> conteúdo de aniversário de 2027 em diante, e sempre que a pauta pedir profundidade. Não é post sazonal, é post de marca. Formato ideal: carrossel com foto antiga + foto de hoje, legenda na Fórmula 1 (O Bastidor).</w:t>
+          <w:sz w:val="25"/>
+          <w:szCs w:val="25"/>
+        </w:rPr>
+        <w:t xml:space="preserve">A história</w:t>
+      </w:r>
+    </w:p>
+    <w:p>
+      <w:pPr>
+        <w:spacing w:after="120" w:line="300"/>
+      </w:pPr>
+      <w:r>
+        <w:rPr>
+          <w:rFonts w:ascii="Calibri" w:cs="Calibri" w:eastAsia="Calibri" w:hAnsi="Calibri"/>
+          <w:color w:val="1A1A1A"/>
+          <w:sz w:val="21"/>
+          <w:szCs w:val="21"/>
+        </w:rPr>
+        <w:t xml:space="preserve">A Pousada Camburi nasceu em 2002. São 24 anos — e 24 anos, numa praia que muda de dono, de moda e até de rio de lugar, não é tempo: é constância.</w:t>
+      </w:r>
+    </w:p>
+    <w:p>
+      <w:pPr>
+        <w:spacing w:after="120" w:line="300"/>
+      </w:pPr>
+      <w:r>
+        <w:rPr>
+          <w:rFonts w:ascii="Calibri" w:cs="Calibri" w:eastAsia="Calibri" w:hAnsi="Calibri"/>
+          <w:color w:val="1A1A1A"/>
+          <w:sz w:val="21"/>
+          <w:szCs w:val="21"/>
+        </w:rPr>
+        <w:t xml:space="preserve">Em meio à Mata Atlântica de Camburi, a rusticidade da arquitetura se entrelaça com a sofisticação dos detalhes. Aqui, o luxo não está no excesso — está na harmonia entre natureza, conforto e cuidado. Está no ovo feito na hora, do jeito que cada um gosta. Na geleia e na coalhada artesanais. No serviço de praia montado todas as manhãs. Na piscina climatizada em pleno inverno. No silêncio das noites.</w:t>
+      </w:r>
+    </w:p>
+    <w:p>
+      <w:pPr>
+        <w:spacing w:after="120" w:line="300"/>
+      </w:pPr>
+      <w:r>
+        <w:rPr>
+          <w:rFonts w:ascii="Calibri" w:cs="Calibri" w:eastAsia="Calibri" w:hAnsi="Calibri"/>
+          <w:color w:val="1A1A1A"/>
+          <w:sz w:val="21"/>
+          <w:szCs w:val="21"/>
+        </w:rPr>
+        <w:t xml:space="preserve">Aqui o tempo ganha outro ritmo, e a simplicidade se revela a mais pura forma de luxo. Uma tradição de acolhimento que se aprimora a cada dia, transformando estadias em memórias e na sensação de estar exatamente onde se deveria estar.</w:t>
+      </w:r>
+    </w:p>
+    <w:p>
+      <w:pPr>
+        <w:keepNext/>
+        <w:spacing w:after="160" w:before="320"/>
+      </w:pPr>
+      <w:r>
+        <w:rPr>
+          <w:rFonts w:ascii="Calibri" w:cs="Calibri" w:eastAsia="Calibri" w:hAnsi="Calibri"/>
+          <w:b/>
+          <w:bCs/>
+          <w:color w:val="0E3740"/>
+          <w:sz w:val="25"/>
+          <w:szCs w:val="25"/>
+        </w:rPr>
+        <w:t xml:space="preserve">Linha do tempo</w:t>
+      </w:r>
+    </w:p>
+    <w:tbl>
+      <w:tblPr>
+        <w:tblW w:type="dxa" w:w="9026"/>
+        <w:tblBorders>
+          <w:top w:val="single" w:color="FFFFFF" w:sz="2"/>
+          <w:left w:val="single" w:color="FFFFFF" w:sz="2"/>
+          <w:bottom w:val="single" w:color="FFFFFF" w:sz="2"/>
+          <w:right w:val="single" w:color="FFFFFF" w:sz="2"/>
+          <w:insideH w:val="single" w:color="FFFFFF" w:sz="2"/>
+          <w:insideV w:val="single" w:color="FFFFFF" w:sz="2"/>
+        </w:tblBorders>
+      </w:tblPr>
+      <w:tblGrid>
+        <w:gridCol w:w="4513"/>
+        <w:gridCol w:w="4513"/>
+      </w:tblGrid>
+      <w:tr>
+        <w:trPr>
+          <w:tblHeader/>
+        </w:trPr>
+        <w:tc>
+          <w:tcPr>
+            <w:tcW w:type="dxa" w:w="4513"/>
+            <w:shd w:fill="0E3740" w:color="auto" w:val="clear"/>
+            <w:tcMar>
+              <w:top w:type="dxa" w:w="80"/>
+              <w:left w:type="dxa" w:w="120"/>
+              <w:bottom w:type="dxa" w:w="80"/>
+              <w:right w:type="dxa" w:w="120"/>
+            </w:tcMar>
+          </w:tcPr>
+          <w:p>
+            <w:pPr>
+              <w:spacing w:after="0" w:line="260"/>
+            </w:pPr>
+            <w:r>
+              <w:rPr>
+                <w:rFonts w:ascii="Calibri" w:cs="Calibri" w:eastAsia="Calibri" w:hAnsi="Calibri"/>
+                <w:b/>
+                <w:bCs/>
+                <w:color w:val="FFFFFF"/>
+                <w:sz w:val="19"/>
+                <w:szCs w:val="19"/>
+              </w:rPr>
+              <w:t xml:space="preserve">Ano</w:t>
+            </w:r>
+          </w:p>
+        </w:tc>
+        <w:tc>
+          <w:tcPr>
+            <w:tcW w:type="dxa" w:w="4513"/>
+            <w:shd w:fill="0E3740" w:color="auto" w:val="clear"/>
+            <w:tcMar>
+              <w:top w:type="dxa" w:w="80"/>
+              <w:left w:type="dxa" w:w="120"/>
+              <w:bottom w:type="dxa" w:w="80"/>
+              <w:right w:type="dxa" w:w="120"/>
+            </w:tcMar>
+          </w:tcPr>
+          <w:p>
+            <w:pPr>
+              <w:spacing w:after="0" w:line="260"/>
+            </w:pPr>
+            <w:r>
+              <w:rPr>
+                <w:rFonts w:ascii="Calibri" w:cs="Calibri" w:eastAsia="Calibri" w:hAnsi="Calibri"/>
+                <w:b/>
+                <w:bCs/>
+                <w:color w:val="FFFFFF"/>
+                <w:sz w:val="19"/>
+                <w:szCs w:val="19"/>
+              </w:rPr>
+              <w:t xml:space="preserve">O que aconteceu</w:t>
+            </w:r>
+          </w:p>
+        </w:tc>
+      </w:tr>
+      <w:tr>
+        <w:tc>
+          <w:tcPr>
+            <w:tcW w:type="dxa" w:w="4513"/>
+            <w:shd w:fill="F2F2F2" w:color="auto" w:val="clear"/>
+            <w:tcMar>
+              <w:top w:type="dxa" w:w="80"/>
+              <w:left w:type="dxa" w:w="120"/>
+              <w:bottom w:type="dxa" w:w="80"/>
+              <w:right w:type="dxa" w:w="120"/>
+            </w:tcMar>
+          </w:tcPr>
+          <w:p>
+            <w:pPr>
+              <w:spacing w:after="0" w:line="260"/>
+            </w:pPr>
+            <w:r>
+              <w:rPr>
+                <w:rFonts w:ascii="Calibri" w:cs="Calibri" w:eastAsia="Calibri" w:hAnsi="Calibri"/>
+                <w:b/>
+                <w:bCs/>
+                <w:color w:val="0E3740"/>
+                <w:sz w:val="19"/>
+                <w:szCs w:val="19"/>
+              </w:rPr>
+              <w:t xml:space="preserve">2002</w:t>
+            </w:r>
+          </w:p>
+        </w:tc>
+        <w:tc>
+          <w:tcPr>
+            <w:tcW w:type="dxa" w:w="4513"/>
+            <w:shd w:fill="F2F2F2" w:color="auto" w:val="clear"/>
+            <w:tcMar>
+              <w:top w:type="dxa" w:w="80"/>
+              <w:left w:type="dxa" w:w="120"/>
+              <w:bottom w:type="dxa" w:w="80"/>
+              <w:right w:type="dxa" w:w="120"/>
+            </w:tcMar>
+          </w:tcPr>
+          <w:p>
+            <w:pPr>
+              <w:spacing w:after="0" w:line="260"/>
+            </w:pPr>
+            <w:r>
+              <w:rPr>
+                <w:rFonts w:ascii="Calibri" w:cs="Calibri" w:eastAsia="Calibri" w:hAnsi="Calibri"/>
+                <w:b w:val="false"/>
+                <w:bCs w:val="false"/>
+                <w:color w:val="1A1A1A"/>
+                <w:sz w:val="19"/>
+                <w:szCs w:val="19"/>
+              </w:rPr>
+              <w:t xml:space="preserve">Rodrigo abre a Pousada Camburi. O imóvel é </w:t>
+            </w:r>
+            <w:r>
+              <w:rPr>
+                <w:rFonts w:ascii="Calibri" w:cs="Calibri" w:eastAsia="Calibri" w:hAnsi="Calibri"/>
+                <w:b/>
+                <w:bCs/>
+                <w:color w:val="0E3740"/>
+                <w:sz w:val="19"/>
+                <w:szCs w:val="19"/>
+              </w:rPr>
+              <w:t xml:space="preserve">arrendado</w:t>
+            </w:r>
+            <w:r>
+              <w:rPr>
+                <w:rFonts w:ascii="Calibri" w:cs="Calibri" w:eastAsia="Calibri" w:hAnsi="Calibri"/>
+                <w:b w:val="false"/>
+                <w:bCs w:val="false"/>
+                <w:color w:val="1A1A1A"/>
+                <w:sz w:val="19"/>
+                <w:szCs w:val="19"/>
+              </w:rPr>
+              <w:t xml:space="preserve">.</w:t>
+            </w:r>
+          </w:p>
+        </w:tc>
+      </w:tr>
+      <w:tr>
+        <w:tc>
+          <w:tcPr>
+            <w:tcW w:type="dxa" w:w="4513"/>
+            <w:shd w:fill="F2F2F2" w:color="auto" w:val="clear"/>
+            <w:tcMar>
+              <w:top w:type="dxa" w:w="80"/>
+              <w:left w:type="dxa" w:w="120"/>
+              <w:bottom w:type="dxa" w:w="80"/>
+              <w:right w:type="dxa" w:w="120"/>
+            </w:tcMar>
+          </w:tcPr>
+          <w:p>
+            <w:pPr>
+              <w:spacing w:after="0" w:line="260"/>
+            </w:pPr>
+            <w:r>
+              <w:rPr>
+                <w:rFonts w:ascii="Calibri" w:cs="Calibri" w:eastAsia="Calibri" w:hAnsi="Calibri"/>
+                <w:b/>
+                <w:bCs/>
+                <w:color w:val="0E3740"/>
+                <w:sz w:val="19"/>
+                <w:szCs w:val="19"/>
+              </w:rPr>
+              <w:t xml:space="preserve">2002–2015</w:t>
+            </w:r>
+          </w:p>
+        </w:tc>
+        <w:tc>
+          <w:tcPr>
+            <w:tcW w:type="dxa" w:w="4513"/>
+            <w:shd w:fill="F2F2F2" w:color="auto" w:val="clear"/>
+            <w:tcMar>
+              <w:top w:type="dxa" w:w="80"/>
+              <w:left w:type="dxa" w:w="120"/>
+              <w:bottom w:type="dxa" w:w="80"/>
+              <w:right w:type="dxa" w:w="120"/>
+            </w:tcMar>
+          </w:tcPr>
+          <w:p>
+            <w:pPr>
+              <w:spacing w:after="0" w:line="260"/>
+            </w:pPr>
+            <w:r>
+              <w:rPr>
+                <w:rFonts w:ascii="Calibri" w:cs="Calibri" w:eastAsia="Calibri" w:hAnsi="Calibri"/>
+                <w:b w:val="false"/>
+                <w:bCs w:val="false"/>
+                <w:color w:val="1A1A1A"/>
+                <w:sz w:val="19"/>
+                <w:szCs w:val="19"/>
+              </w:rPr>
+              <w:t xml:space="preserve">Treze anos de operação numa casa que ainda não era da família.</w:t>
+            </w:r>
+          </w:p>
+        </w:tc>
+      </w:tr>
+      <w:tr>
+        <w:tc>
+          <w:tcPr>
+            <w:tcW w:type="dxa" w:w="4513"/>
+            <w:shd w:fill="F2F2F2" w:color="auto" w:val="clear"/>
+            <w:tcMar>
+              <w:top w:type="dxa" w:w="80"/>
+              <w:left w:type="dxa" w:w="120"/>
+              <w:bottom w:type="dxa" w:w="80"/>
+              <w:right w:type="dxa" w:w="120"/>
+            </w:tcMar>
+          </w:tcPr>
+          <w:p>
+            <w:pPr>
+              <w:spacing w:after="0" w:line="260"/>
+            </w:pPr>
+            <w:r>
+              <w:rPr>
+                <w:rFonts w:ascii="Calibri" w:cs="Calibri" w:eastAsia="Calibri" w:hAnsi="Calibri"/>
+                <w:b/>
+                <w:bCs/>
+                <w:color w:val="0E3740"/>
+                <w:sz w:val="19"/>
+                <w:szCs w:val="19"/>
+              </w:rPr>
+              <w:t xml:space="preserve">2015</w:t>
+            </w:r>
+          </w:p>
+        </w:tc>
+        <w:tc>
+          <w:tcPr>
+            <w:tcW w:type="dxa" w:w="4513"/>
+            <w:shd w:fill="F2F2F2" w:color="auto" w:val="clear"/>
+            <w:tcMar>
+              <w:top w:type="dxa" w:w="80"/>
+              <w:left w:type="dxa" w:w="120"/>
+              <w:bottom w:type="dxa" w:w="80"/>
+              <w:right w:type="dxa" w:w="120"/>
+            </w:tcMar>
+          </w:tcPr>
+          <w:p>
+            <w:pPr>
+              <w:spacing w:after="0" w:line="260"/>
+            </w:pPr>
+            <w:r>
+              <w:rPr>
+                <w:rFonts w:ascii="Calibri" w:cs="Calibri" w:eastAsia="Calibri" w:hAnsi="Calibri"/>
+                <w:b/>
+                <w:bCs/>
+                <w:color w:val="0E3740"/>
+                <w:sz w:val="19"/>
+                <w:szCs w:val="19"/>
+              </w:rPr>
+              <w:t xml:space="preserve">Luiz, tio do Rodrigo, torna-se sócio e compra o imóvel.</w:t>
+            </w:r>
+            <w:r>
+              <w:rPr>
+                <w:rFonts w:ascii="Calibri" w:cs="Calibri" w:eastAsia="Calibri" w:hAnsi="Calibri"/>
+                <w:b w:val="false"/>
+                <w:bCs w:val="false"/>
+                <w:color w:val="1A1A1A"/>
+                <w:sz w:val="19"/>
+                <w:szCs w:val="19"/>
+              </w:rPr>
+              <w:t xml:space="preserve"> A pousada deixa de ser arrendada.</w:t>
+            </w:r>
+          </w:p>
+        </w:tc>
+      </w:tr>
+      <w:tr>
+        <w:tc>
+          <w:tcPr>
+            <w:tcW w:type="dxa" w:w="4513"/>
+            <w:shd w:fill="F2F2F2" w:color="auto" w:val="clear"/>
+            <w:tcMar>
+              <w:top w:type="dxa" w:w="80"/>
+              <w:left w:type="dxa" w:w="120"/>
+              <w:bottom w:type="dxa" w:w="80"/>
+              <w:right w:type="dxa" w:w="120"/>
+            </w:tcMar>
+          </w:tcPr>
+          <w:p>
+            <w:pPr>
+              <w:spacing w:after="0" w:line="260"/>
+            </w:pPr>
+            <w:r>
+              <w:rPr>
+                <w:rFonts w:ascii="Calibri" w:cs="Calibri" w:eastAsia="Calibri" w:hAnsi="Calibri"/>
+                <w:b/>
+                <w:bCs/>
+                <w:color w:val="0E3740"/>
+                <w:sz w:val="19"/>
+                <w:szCs w:val="19"/>
+              </w:rPr>
+              <w:t xml:space="preserve">2026</w:t>
+            </w:r>
+          </w:p>
+        </w:tc>
+        <w:tc>
+          <w:tcPr>
+            <w:tcW w:type="dxa" w:w="4513"/>
+            <w:shd w:fill="F2F2F2" w:color="auto" w:val="clear"/>
+            <w:tcMar>
+              <w:top w:type="dxa" w:w="80"/>
+              <w:left w:type="dxa" w:w="120"/>
+              <w:bottom w:type="dxa" w:w="80"/>
+              <w:right w:type="dxa" w:w="120"/>
+            </w:tcMar>
+          </w:tcPr>
+          <w:p>
+            <w:pPr>
+              <w:spacing w:after="0" w:line="260"/>
+            </w:pPr>
+            <w:r>
+              <w:rPr>
+                <w:rFonts w:ascii="Calibri" w:cs="Calibri" w:eastAsia="Calibri" w:hAnsi="Calibri"/>
+                <w:b w:val="false"/>
+                <w:bCs w:val="false"/>
+                <w:color w:val="1A1A1A"/>
+                <w:sz w:val="19"/>
+                <w:szCs w:val="19"/>
+              </w:rPr>
+              <w:t xml:space="preserve">24 anos. Aniversário em 22/08. Rodrigo e Adriana à frente da operação.</w:t>
+            </w:r>
+          </w:p>
+        </w:tc>
+      </w:tr>
+    </w:tbl>
+    <w:p>
+      <w:pPr>
+        <w:spacing w:after="200"/>
+      </w:pPr>
+      <w:r>
+        <w:t xml:space="preserve"/>
+      </w:r>
+    </w:p>
+    <w:p>
+      <w:pPr>
+        <w:keepNext/>
+        <w:spacing w:after="160" w:before="320"/>
+      </w:pPr>
+      <w:r>
+        <w:rPr>
+          <w:rFonts w:ascii="Calibri" w:cs="Calibri" w:eastAsia="Calibri" w:hAnsi="Calibri"/>
+          <w:b/>
+          <w:bCs/>
+          <w:color w:val="0E3740"/>
+          <w:sz w:val="25"/>
+          <w:szCs w:val="25"/>
+        </w:rPr>
+        <w:t xml:space="preserve">O capítulo de 2015 — o que ele significa</w:t>
+      </w:r>
+    </w:p>
+    <w:p>
+      <w:pPr>
+        <w:spacing w:after="120" w:line="300"/>
+      </w:pPr>
+      <w:r>
+        <w:rPr>
+          <w:rFonts w:ascii="Calibri" w:cs="Calibri" w:eastAsia="Calibri" w:hAnsi="Calibri"/>
+          <w:color w:val="1A1A1A"/>
+          <w:sz w:val="21"/>
+          <w:szCs w:val="21"/>
+        </w:rPr>
+        <w:t xml:space="preserve">Por treze anos a pousada funcionou numa casa que não era nossa. Em 2015, a casa foi comprada.</w:t>
+      </w:r>
+    </w:p>
+    <w:p>
+      <w:pPr>
+        <w:spacing w:after="120" w:line="300"/>
+      </w:pPr>
+      <w:r>
+        <w:rPr>
+          <w:rFonts w:ascii="Calibri" w:cs="Calibri" w:eastAsia="Calibri" w:hAnsi="Calibri"/>
+          <w:color w:val="1A1A1A"/>
+          <w:sz w:val="21"/>
+          <w:szCs w:val="21"/>
+        </w:rPr>
+        <w:t xml:space="preserve">Isso não é pauta — é </w:t>
+      </w:r>
+      <w:r>
+        <w:rPr>
+          <w:rFonts w:ascii="Calibri" w:cs="Calibri" w:eastAsia="Calibri" w:hAnsi="Calibri"/>
+          <w:b/>
+          <w:bCs/>
+          <w:color w:val="1A1A1A"/>
+          <w:sz w:val="21"/>
+          <w:szCs w:val="21"/>
+        </w:rPr>
+        <w:t xml:space="preserve">fundamento</w:t>
+      </w:r>
+      <w:r>
+        <w:rPr>
+          <w:rFonts w:ascii="Calibri" w:cs="Calibri" w:eastAsia="Calibri" w:hAnsi="Calibri"/>
+          <w:color w:val="1A1A1A"/>
+          <w:sz w:val="21"/>
+          <w:szCs w:val="21"/>
+        </w:rPr>
+        <w:t xml:space="preserve">. É de onde vem o pilar da constância: ninguém cuida assim de algo de passagem. Sustenta o tom, não vira post.</w:t>
       </w:r>
     </w:p>
     <w:p>
@@ -4138,6 +5697,356 @@
                 <w:szCs w:val="19"/>
               </w:rPr>
               <w:t xml:space="preserve">Em julho, a água não pergunta que mês é</w:t>
+            </w:r>
+          </w:p>
+        </w:tc>
+      </w:tr>
+      <w:tr>
+        <w:tc>
+          <w:tcPr>
+            <w:tcW w:type="dxa" w:w="4513"/>
+            <w:shd w:fill="F2F2F2" w:color="auto" w:val="clear"/>
+            <w:tcMar>
+              <w:top w:type="dxa" w:w="80"/>
+              <w:left w:type="dxa" w:w="120"/>
+              <w:bottom w:type="dxa" w:w="80"/>
+              <w:right w:type="dxa" w:w="120"/>
+            </w:tcMar>
+          </w:tcPr>
+          <w:p>
+            <w:pPr>
+              <w:spacing w:after="0" w:line="260"/>
+            </w:pPr>
+            <w:r>
+              <w:rPr>
+                <w:rFonts w:ascii="Calibri" w:cs="Calibri" w:eastAsia="Calibri" w:hAnsi="Calibri"/>
+                <w:b w:val="false"/>
+                <w:bCs w:val="false"/>
+                <w:color w:val="1A1A1A"/>
+                <w:sz w:val="19"/>
+                <w:szCs w:val="19"/>
+              </w:rPr>
+              <w:t xml:space="preserve">Bem-estar / wellness</w:t>
+            </w:r>
+          </w:p>
+        </w:tc>
+        <w:tc>
+          <w:tcPr>
+            <w:tcW w:type="dxa" w:w="4513"/>
+            <w:shd w:fill="F2F2F2" w:color="auto" w:val="clear"/>
+            <w:tcMar>
+              <w:top w:type="dxa" w:w="80"/>
+              <w:left w:type="dxa" w:w="120"/>
+              <w:bottom w:type="dxa" w:w="80"/>
+              <w:right w:type="dxa" w:w="120"/>
+            </w:tcMar>
+          </w:tcPr>
+          <w:p>
+            <w:pPr>
+              <w:spacing w:after="0" w:line="260"/>
+            </w:pPr>
+            <w:r>
+              <w:rPr>
+                <w:rFonts w:ascii="Calibri" w:cs="Calibri" w:eastAsia="Calibri" w:hAnsi="Calibri"/>
+                <w:b w:val="false"/>
+                <w:bCs w:val="false"/>
+                <w:i/>
+                <w:iCs/>
+                <w:color w:val="1A1A1A"/>
+                <w:sz w:val="19"/>
+                <w:szCs w:val="19"/>
+              </w:rPr>
+              <w:t xml:space="preserve">(nunca a palavra — descreva o corpo, ver 1.1)</w:t>
+            </w:r>
+          </w:p>
+        </w:tc>
+      </w:tr>
+      <w:tr>
+        <w:tc>
+          <w:tcPr>
+            <w:tcW w:type="dxa" w:w="4513"/>
+            <w:shd w:fill="F2F2F2" w:color="auto" w:val="clear"/>
+            <w:tcMar>
+              <w:top w:type="dxa" w:w="80"/>
+              <w:left w:type="dxa" w:w="120"/>
+              <w:bottom w:type="dxa" w:w="80"/>
+              <w:right w:type="dxa" w:w="120"/>
+            </w:tcMar>
+          </w:tcPr>
+          <w:p>
+            <w:pPr>
+              <w:spacing w:after="0" w:line="260"/>
+            </w:pPr>
+            <w:r>
+              <w:rPr>
+                <w:rFonts w:ascii="Calibri" w:cs="Calibri" w:eastAsia="Calibri" w:hAnsi="Calibri"/>
+                <w:b w:val="false"/>
+                <w:bCs w:val="false"/>
+                <w:color w:val="1A1A1A"/>
+                <w:sz w:val="19"/>
+                <w:szCs w:val="19"/>
+              </w:rPr>
+              <w:t xml:space="preserve">Relaxar / descansar a mente</w:t>
+            </w:r>
+          </w:p>
+        </w:tc>
+        <w:tc>
+          <w:tcPr>
+            <w:tcW w:type="dxa" w:w="4513"/>
+            <w:shd w:fill="F2F2F2" w:color="auto" w:val="clear"/>
+            <w:tcMar>
+              <w:top w:type="dxa" w:w="80"/>
+              <w:left w:type="dxa" w:w="120"/>
+              <w:bottom w:type="dxa" w:w="80"/>
+              <w:right w:type="dxa" w:w="120"/>
+            </w:tcMar>
+          </w:tcPr>
+          <w:p>
+            <w:pPr>
+              <w:spacing w:after="0" w:line="260"/>
+            </w:pPr>
+            <w:r>
+              <w:rPr>
+                <w:rFonts w:ascii="Calibri" w:cs="Calibri" w:eastAsia="Calibri" w:hAnsi="Calibri"/>
+                <w:b w:val="false"/>
+                <w:bCs w:val="false"/>
+                <w:color w:val="1A1A1A"/>
+                <w:sz w:val="19"/>
+                <w:szCs w:val="19"/>
+              </w:rPr>
+              <w:t xml:space="preserve">No terceiro dia você acorda sem alarme</w:t>
+            </w:r>
+          </w:p>
+        </w:tc>
+      </w:tr>
+      <w:tr>
+        <w:tc>
+          <w:tcPr>
+            <w:tcW w:type="dxa" w:w="4513"/>
+            <w:shd w:fill="F2F2F2" w:color="auto" w:val="clear"/>
+            <w:tcMar>
+              <w:top w:type="dxa" w:w="80"/>
+              <w:left w:type="dxa" w:w="120"/>
+              <w:bottom w:type="dxa" w:w="80"/>
+              <w:right w:type="dxa" w:w="120"/>
+            </w:tcMar>
+          </w:tcPr>
+          <w:p>
+            <w:pPr>
+              <w:spacing w:after="0" w:line="260"/>
+            </w:pPr>
+            <w:r>
+              <w:rPr>
+                <w:rFonts w:ascii="Calibri" w:cs="Calibri" w:eastAsia="Calibri" w:hAnsi="Calibri"/>
+                <w:b w:val="false"/>
+                <w:bCs w:val="false"/>
+                <w:color w:val="1A1A1A"/>
+                <w:sz w:val="19"/>
+                <w:szCs w:val="19"/>
+              </w:rPr>
+              <w:t xml:space="preserve">Recarregar as energias</w:t>
+            </w:r>
+          </w:p>
+        </w:tc>
+        <w:tc>
+          <w:tcPr>
+            <w:tcW w:type="dxa" w:w="4513"/>
+            <w:shd w:fill="F2F2F2" w:color="auto" w:val="clear"/>
+            <w:tcMar>
+              <w:top w:type="dxa" w:w="80"/>
+              <w:left w:type="dxa" w:w="120"/>
+              <w:bottom w:type="dxa" w:w="80"/>
+              <w:right w:type="dxa" w:w="120"/>
+            </w:tcMar>
+          </w:tcPr>
+          <w:p>
+            <w:pPr>
+              <w:spacing w:after="0" w:line="260"/>
+            </w:pPr>
+            <w:r>
+              <w:rPr>
+                <w:rFonts w:ascii="Calibri" w:cs="Calibri" w:eastAsia="Calibri" w:hAnsi="Calibri"/>
+                <w:b w:val="false"/>
+                <w:bCs w:val="false"/>
+                <w:color w:val="1A1A1A"/>
+                <w:sz w:val="19"/>
+                <w:szCs w:val="19"/>
+              </w:rPr>
+              <w:t xml:space="preserve">Você volta da praia com a toalha pesada de sol</w:t>
+            </w:r>
+          </w:p>
+        </w:tc>
+      </w:tr>
+      <w:tr>
+        <w:tc>
+          <w:tcPr>
+            <w:tcW w:type="dxa" w:w="4513"/>
+            <w:shd w:fill="F2F2F2" w:color="auto" w:val="clear"/>
+            <w:tcMar>
+              <w:top w:type="dxa" w:w="80"/>
+              <w:left w:type="dxa" w:w="120"/>
+              <w:bottom w:type="dxa" w:w="80"/>
+              <w:right w:type="dxa" w:w="120"/>
+            </w:tcMar>
+          </w:tcPr>
+          <w:p>
+            <w:pPr>
+              <w:spacing w:after="0" w:line="260"/>
+            </w:pPr>
+            <w:r>
+              <w:rPr>
+                <w:rFonts w:ascii="Calibri" w:cs="Calibri" w:eastAsia="Calibri" w:hAnsi="Calibri"/>
+                <w:b w:val="false"/>
+                <w:bCs w:val="false"/>
+                <w:color w:val="1A1A1A"/>
+                <w:sz w:val="19"/>
+                <w:szCs w:val="19"/>
+              </w:rPr>
+              <w:t xml:space="preserve">Desconectar-se</w:t>
+            </w:r>
+          </w:p>
+        </w:tc>
+        <w:tc>
+          <w:tcPr>
+            <w:tcW w:type="dxa" w:w="4513"/>
+            <w:shd w:fill="F2F2F2" w:color="auto" w:val="clear"/>
+            <w:tcMar>
+              <w:top w:type="dxa" w:w="80"/>
+              <w:left w:type="dxa" w:w="120"/>
+              <w:bottom w:type="dxa" w:w="80"/>
+              <w:right w:type="dxa" w:w="120"/>
+            </w:tcMar>
+          </w:tcPr>
+          <w:p>
+            <w:pPr>
+              <w:spacing w:after="0" w:line="260"/>
+            </w:pPr>
+            <w:r>
+              <w:rPr>
+                <w:rFonts w:ascii="Calibri" w:cs="Calibri" w:eastAsia="Calibri" w:hAnsi="Calibri"/>
+                <w:b w:val="false"/>
+                <w:bCs w:val="false"/>
+                <w:color w:val="1A1A1A"/>
+                <w:sz w:val="19"/>
+                <w:szCs w:val="19"/>
+              </w:rPr>
+              <w:t xml:space="preserve">O celular fica na mesa de cabeceira e ninguém procura</w:t>
+            </w:r>
+          </w:p>
+        </w:tc>
+      </w:tr>
+      <w:tr>
+        <w:tc>
+          <w:tcPr>
+            <w:tcW w:type="dxa" w:w="4513"/>
+            <w:shd w:fill="F2F2F2" w:color="auto" w:val="clear"/>
+            <w:tcMar>
+              <w:top w:type="dxa" w:w="80"/>
+              <w:left w:type="dxa" w:w="120"/>
+              <w:bottom w:type="dxa" w:w="80"/>
+              <w:right w:type="dxa" w:w="120"/>
+            </w:tcMar>
+          </w:tcPr>
+          <w:p>
+            <w:pPr>
+              <w:spacing w:after="0" w:line="260"/>
+            </w:pPr>
+            <w:r>
+              <w:rPr>
+                <w:rFonts w:ascii="Calibri" w:cs="Calibri" w:eastAsia="Calibri" w:hAnsi="Calibri"/>
+                <w:b w:val="false"/>
+                <w:bCs w:val="false"/>
+                <w:color w:val="1A1A1A"/>
+                <w:sz w:val="19"/>
+                <w:szCs w:val="19"/>
+              </w:rPr>
+              <w:t xml:space="preserve">Autocuidado / momento seu</w:t>
+            </w:r>
+          </w:p>
+        </w:tc>
+        <w:tc>
+          <w:tcPr>
+            <w:tcW w:type="dxa" w:w="4513"/>
+            <w:shd w:fill="F2F2F2" w:color="auto" w:val="clear"/>
+            <w:tcMar>
+              <w:top w:type="dxa" w:w="80"/>
+              <w:left w:type="dxa" w:w="120"/>
+              <w:bottom w:type="dxa" w:w="80"/>
+              <w:right w:type="dxa" w:w="120"/>
+            </w:tcMar>
+          </w:tcPr>
+          <w:p>
+            <w:pPr>
+              <w:spacing w:after="0" w:line="260"/>
+            </w:pPr>
+            <w:r>
+              <w:rPr>
+                <w:rFonts w:ascii="Calibri" w:cs="Calibri" w:eastAsia="Calibri" w:hAnsi="Calibri"/>
+                <w:b w:val="false"/>
+                <w:bCs w:val="false"/>
+                <w:color w:val="1A1A1A"/>
+                <w:sz w:val="19"/>
+                <w:szCs w:val="19"/>
+              </w:rPr>
+              <w:t xml:space="preserve">Não tem o que decidir de manhã</w:t>
+            </w:r>
+          </w:p>
+        </w:tc>
+      </w:tr>
+      <w:tr>
+        <w:tc>
+          <w:tcPr>
+            <w:tcW w:type="dxa" w:w="4513"/>
+            <w:shd w:fill="F2F2F2" w:color="auto" w:val="clear"/>
+            <w:tcMar>
+              <w:top w:type="dxa" w:w="80"/>
+              <w:left w:type="dxa" w:w="120"/>
+              <w:bottom w:type="dxa" w:w="80"/>
+              <w:right w:type="dxa" w:w="120"/>
+            </w:tcMar>
+          </w:tcPr>
+          <w:p>
+            <w:pPr>
+              <w:spacing w:after="0" w:line="260"/>
+            </w:pPr>
+            <w:r>
+              <w:rPr>
+                <w:rFonts w:ascii="Calibri" w:cs="Calibri" w:eastAsia="Calibri" w:hAnsi="Calibri"/>
+                <w:b w:val="false"/>
+                <w:bCs w:val="false"/>
+                <w:color w:val="1A1A1A"/>
+                <w:sz w:val="19"/>
+                <w:szCs w:val="19"/>
+              </w:rPr>
+              <w:t xml:space="preserve">Paz e tranquilidade</w:t>
+            </w:r>
+          </w:p>
+        </w:tc>
+        <w:tc>
+          <w:tcPr>
+            <w:tcW w:type="dxa" w:w="4513"/>
+            <w:shd w:fill="F2F2F2" w:color="auto" w:val="clear"/>
+            <w:tcMar>
+              <w:top w:type="dxa" w:w="80"/>
+              <w:left w:type="dxa" w:w="120"/>
+              <w:bottom w:type="dxa" w:w="80"/>
+              <w:right w:type="dxa" w:w="120"/>
+            </w:tcMar>
+          </w:tcPr>
+          <w:p>
+            <w:pPr>
+              <w:spacing w:after="0" w:line="260"/>
+            </w:pPr>
+            <w:r>
+              <w:rPr>
+                <w:rFonts w:ascii="Calibri" w:cs="Calibri" w:eastAsia="Calibri" w:hAnsi="Calibri"/>
+                <w:b w:val="false"/>
+                <w:bCs w:val="false"/>
+                <w:color w:val="1A1A1A"/>
+                <w:sz w:val="19"/>
+                <w:szCs w:val="19"/>
+              </w:rPr>
+              <w:t xml:space="preserve">Dezoito suítes. Pouca gente, pouco ruído</w:t>
             </w:r>
           </w:p>
         </w:tc>
@@ -12264,7 +14173,7 @@
                 <w:sz w:val="19"/>
                 <w:szCs w:val="19"/>
               </w:rPr>
-              <w:t xml:space="preserve">24 anos, a história do imóvel, quem volta, feedbacks</w:t>
+              <w:t xml:space="preserve">Permanência dita no presente, quem volta, feedbacks</w:t>
             </w:r>
           </w:p>
         </w:tc>
@@ -15239,7 +17148,7 @@
           <w:sz w:val="21"/>
           <w:szCs w:val="21"/>
         </w:rPr>
-        <w:t xml:space="preserve">Seis estruturas. Cada uma tem função diferente. Rode as seis ao longo do mês.</w:t>
+        <w:t xml:space="preserve">Oito estruturas. Cada uma tem função diferente. Rode-as ao longo do mês — e mantenha as duas últimas (7 e 8) em circulação constante: são elas que carregam o bem-estar sem a palavra.</w:t>
       </w:r>
     </w:p>
     <w:p>
@@ -15978,6 +17887,340 @@
           <w:szCs w:val="22"/>
         </w:rPr>
         <w:t xml:space="preserve">Seu tempo merece esse cuidado. Te esperamos.</w:t>
+      </w:r>
+    </w:p>
+    <w:p>
+      <w:pPr>
+        <w:pBdr>
+          <w:bottom w:val="single" w:color="6AC4D9" w:sz="6" w:space="4"/>
+        </w:pBdr>
+        <w:spacing w:after="200" w:before="120"/>
+      </w:pPr>
+      <w:r>
+        <w:t xml:space="preserve"/>
+      </w:r>
+    </w:p>
+    <w:p>
+      <w:pPr>
+        <w:keepNext/>
+        <w:spacing w:after="160" w:before="320"/>
+      </w:pPr>
+      <w:r>
+        <w:rPr>
+          <w:rFonts w:ascii="Calibri" w:cs="Calibri" w:eastAsia="Calibri" w:hAnsi="Calibri"/>
+          <w:b/>
+          <w:bCs/>
+          <w:color w:val="0E3740"/>
+          <w:sz w:val="25"/>
+          <w:szCs w:val="25"/>
+        </w:rPr>
+        <w:t xml:space="preserve">Fórmula 7 — A AUSÊNCIA *(o bem-estar sem a palavra)*</w:t>
+      </w:r>
+    </w:p>
+    <w:p>
+      <w:pPr>
+        <w:spacing w:after="120" w:line="300"/>
+      </w:pPr>
+      <w:r>
+        <w:rPr>
+          <w:rFonts w:ascii="Calibri" w:cs="Calibri" w:eastAsia="Calibri" w:hAnsi="Calibri"/>
+          <w:b/>
+          <w:bCs/>
+          <w:color w:val="1A1A1A"/>
+          <w:sz w:val="21"/>
+          <w:szCs w:val="21"/>
+        </w:rPr>
+        <w:t xml:space="preserve">Estrutura:</w:t>
+      </w:r>
+      <w:r>
+        <w:rPr>
+          <w:rFonts w:ascii="Calibri" w:cs="Calibri" w:eastAsia="Calibri" w:hAnsi="Calibri"/>
+          <w:color w:val="1A1A1A"/>
+          <w:sz w:val="21"/>
+          <w:szCs w:val="21"/>
+        </w:rPr>
+        <w:t xml:space="preserve"> liste o que </w:t>
+      </w:r>
+      <w:r>
+        <w:rPr>
+          <w:rFonts w:ascii="Calibri" w:cs="Calibri" w:eastAsia="Calibri" w:hAnsi="Calibri"/>
+          <w:b/>
+          <w:bCs/>
+          <w:color w:val="1A1A1A"/>
+          <w:sz w:val="21"/>
+          <w:szCs w:val="21"/>
+        </w:rPr>
+        <w:t xml:space="preserve">não</w:t>
+      </w:r>
+      <w:r>
+        <w:rPr>
+          <w:rFonts w:ascii="Calibri" w:cs="Calibri" w:eastAsia="Calibri" w:hAnsi="Calibri"/>
+          <w:color w:val="1A1A1A"/>
+          <w:sz w:val="21"/>
+          <w:szCs w:val="21"/>
+        </w:rPr>
+        <w:t xml:space="preserve"> existe aqui → termine no que existe.</w:t>
+      </w:r>
+    </w:p>
+    <w:p>
+      <w:pPr>
+        <w:spacing w:after="120" w:line="300"/>
+      </w:pPr>
+      <w:r>
+        <w:rPr>
+          <w:rFonts w:ascii="Calibri" w:cs="Calibri" w:eastAsia="Calibri" w:hAnsi="Calibri"/>
+          <w:color w:val="1A1A1A"/>
+          <w:sz w:val="21"/>
+          <w:szCs w:val="21"/>
+        </w:rPr>
+        <w:t xml:space="preserve">É a fórmula mais eficiente para comunicar bem-estar sem nunca nomeá-lo.</w:t>
+      </w:r>
+    </w:p>
+    <w:p>
+      <w:pPr>
+        <w:pBdr>
+          <w:left w:val="single" w:color="04B2D9" w:sz="18" w:space="14"/>
+        </w:pBdr>
+        <w:spacing w:after="100" w:before="160" w:line="320"/>
+        <w:ind w:left="460"/>
+      </w:pPr>
+      <w:r>
+        <w:rPr>
+          <w:rFonts w:ascii="Calibri" w:cs="Calibri" w:eastAsia="Calibri" w:hAnsi="Calibri"/>
+          <w:i w:val="false"/>
+          <w:iCs w:val="false"/>
+          <w:color w:val="2C3E44"/>
+          <w:sz w:val="22"/>
+          <w:szCs w:val="22"/>
+        </w:rPr>
+        <w:t xml:space="preserve">Não tem horário do café.</w:t>
+      </w:r>
+    </w:p>
+    <w:p>
+      <w:pPr>
+        <w:pBdr>
+          <w:left w:val="single" w:color="04B2D9" w:sz="18" w:space="14"/>
+        </w:pBdr>
+        <w:spacing w:after="100" w:before="0" w:line="320"/>
+        <w:ind w:left="460"/>
+      </w:pPr>
+      <w:r>
+        <w:rPr>
+          <w:rFonts w:ascii="Calibri" w:cs="Calibri" w:eastAsia="Calibri" w:hAnsi="Calibri"/>
+          <w:i w:val="false"/>
+          <w:iCs w:val="false"/>
+          <w:color w:val="2C3E44"/>
+          <w:sz w:val="22"/>
+          <w:szCs w:val="22"/>
+        </w:rPr>
+        <w:t xml:space="preserve">Não tem serviço de praia para contratar — às oito ele já está montado.</w:t>
+      </w:r>
+    </w:p>
+    <w:p>
+      <w:pPr>
+        <w:pBdr>
+          <w:left w:val="single" w:color="04B2D9" w:sz="18" w:space="14"/>
+        </w:pBdr>
+        <w:spacing w:after="100" w:before="0" w:line="320"/>
+        <w:ind w:left="460"/>
+      </w:pPr>
+      <w:r>
+        <w:rPr>
+          <w:rFonts w:ascii="Calibri" w:cs="Calibri" w:eastAsia="Calibri" w:hAnsi="Calibri"/>
+          <w:i w:val="false"/>
+          <w:iCs w:val="false"/>
+          <w:color w:val="2C3E44"/>
+          <w:sz w:val="22"/>
+          <w:szCs w:val="22"/>
+        </w:rPr>
+        <w:t xml:space="preserve">Não tem taxa de serviço na areia.</w:t>
+      </w:r>
+    </w:p>
+    <w:p>
+      <w:pPr>
+        <w:pBdr>
+          <w:left w:val="single" w:color="04B2D9" w:sz="18" w:space="14"/>
+        </w:pBdr>
+        <w:spacing w:after="100" w:before="0" w:line="320"/>
+        <w:ind w:left="460"/>
+      </w:pPr>
+      <w:r>
+        <w:rPr>
+          <w:rFonts w:ascii="Calibri" w:cs="Calibri" w:eastAsia="Calibri" w:hAnsi="Calibri"/>
+          <w:i w:val="false"/>
+          <w:iCs w:val="false"/>
+          <w:color w:val="2C3E44"/>
+          <w:sz w:val="22"/>
+          <w:szCs w:val="22"/>
+        </w:rPr>
+        <w:t xml:space="preserve">Não tem carro para tirar da garagem: o jantar fica a quatrocentos metros.</w:t>
+      </w:r>
+    </w:p>
+    <w:p>
+      <w:pPr>
+        <w:pBdr>
+          <w:left w:val="single" w:color="04B2D9" w:sz="18" w:space="14"/>
+        </w:pBdr>
+        <w:spacing w:after="200" w:before="0" w:line="320"/>
+        <w:ind w:left="460"/>
+      </w:pPr>
+      <w:r>
+        <w:rPr>
+          <w:rFonts w:ascii="Calibri" w:cs="Calibri" w:eastAsia="Calibri" w:hAnsi="Calibri"/>
+          <w:i w:val="false"/>
+          <w:iCs w:val="false"/>
+          <w:color w:val="2C3E44"/>
+          <w:sz w:val="22"/>
+          <w:szCs w:val="22"/>
+        </w:rPr>
+        <w:t xml:space="preserve">Tem café. Tem sombra. Tem o dia inteiro.</w:t>
+      </w:r>
+    </w:p>
+    <w:p>
+      <w:pPr>
+        <w:pBdr>
+          <w:bottom w:val="single" w:color="6AC4D9" w:sz="6" w:space="4"/>
+        </w:pBdr>
+        <w:spacing w:after="200" w:before="120"/>
+      </w:pPr>
+      <w:r>
+        <w:t xml:space="preserve"/>
+      </w:r>
+    </w:p>
+    <w:p>
+      <w:pPr>
+        <w:keepNext/>
+        <w:spacing w:after="160" w:before="320"/>
+      </w:pPr>
+      <w:r>
+        <w:rPr>
+          <w:rFonts w:ascii="Calibri" w:cs="Calibri" w:eastAsia="Calibri" w:hAnsi="Calibri"/>
+          <w:b/>
+          <w:bCs/>
+          <w:color w:val="0E3740"/>
+          <w:sz w:val="25"/>
+          <w:szCs w:val="25"/>
+        </w:rPr>
+        <w:t xml:space="preserve">Fórmula 8 — O TERCEIRO DIA *(a evidência física)*</w:t>
+      </w:r>
+    </w:p>
+    <w:p>
+      <w:pPr>
+        <w:spacing w:after="120" w:line="300"/>
+      </w:pPr>
+      <w:r>
+        <w:rPr>
+          <w:rFonts w:ascii="Calibri" w:cs="Calibri" w:eastAsia="Calibri" w:hAnsi="Calibri"/>
+          <w:b/>
+          <w:bCs/>
+          <w:color w:val="1A1A1A"/>
+          <w:sz w:val="21"/>
+          <w:szCs w:val="21"/>
+        </w:rPr>
+        <w:t xml:space="preserve">Estrutura:</w:t>
+      </w:r>
+      <w:r>
+        <w:rPr>
+          <w:rFonts w:ascii="Calibri" w:cs="Calibri" w:eastAsia="Calibri" w:hAnsi="Calibri"/>
+          <w:color w:val="1A1A1A"/>
+          <w:sz w:val="21"/>
+          <w:szCs w:val="21"/>
+        </w:rPr>
+        <w:t xml:space="preserve"> marque o tempo de estadia → descreva o que o corpo faz sozinho.</w:t>
+      </w:r>
+    </w:p>
+    <w:p>
+      <w:pPr>
+        <w:spacing w:after="120" w:line="300"/>
+      </w:pPr>
+      <w:r>
+        <w:rPr>
+          <w:rFonts w:ascii="Calibri" w:cs="Calibri" w:eastAsia="Calibri" w:hAnsi="Calibri"/>
+          <w:color w:val="1A1A1A"/>
+          <w:sz w:val="21"/>
+          <w:szCs w:val="21"/>
+        </w:rPr>
+        <w:t xml:space="preserve">Nunca prometa o efeito — descreva a cena e deixe o leitor concluir.</w:t>
+      </w:r>
+    </w:p>
+    <w:p>
+      <w:pPr>
+        <w:pBdr>
+          <w:left w:val="single" w:color="04B2D9" w:sz="18" w:space="14"/>
+        </w:pBdr>
+        <w:spacing w:after="100" w:before="160" w:line="320"/>
+        <w:ind w:left="460"/>
+      </w:pPr>
+      <w:r>
+        <w:rPr>
+          <w:rFonts w:ascii="Calibri" w:cs="Calibri" w:eastAsia="Calibri" w:hAnsi="Calibri"/>
+          <w:i w:val="false"/>
+          <w:iCs w:val="false"/>
+          <w:color w:val="2C3E44"/>
+          <w:sz w:val="22"/>
+          <w:szCs w:val="22"/>
+        </w:rPr>
+        <w:t xml:space="preserve">No primeiro dia, você ainda acorda no horário de sempre.</w:t>
+      </w:r>
+    </w:p>
+    <w:p>
+      <w:pPr>
+        <w:pBdr>
+          <w:left w:val="single" w:color="04B2D9" w:sz="18" w:space="14"/>
+        </w:pBdr>
+        <w:spacing w:after="100" w:before="0" w:line="320"/>
+        <w:ind w:left="460"/>
+      </w:pPr>
+      <w:r>
+        <w:rPr>
+          <w:rFonts w:ascii="Calibri" w:cs="Calibri" w:eastAsia="Calibri" w:hAnsi="Calibri"/>
+          <w:i w:val="false"/>
+          <w:iCs w:val="false"/>
+          <w:color w:val="2C3E44"/>
+          <w:sz w:val="22"/>
+          <w:szCs w:val="22"/>
+        </w:rPr>
+        <w:t xml:space="preserve">No segundo, acorda e fica.</w:t>
+      </w:r>
+    </w:p>
+    <w:p>
+      <w:pPr>
+        <w:pBdr>
+          <w:left w:val="single" w:color="04B2D9" w:sz="18" w:space="14"/>
+        </w:pBdr>
+        <w:spacing w:after="100" w:before="0" w:line="320"/>
+        <w:ind w:left="460"/>
+      </w:pPr>
+      <w:r>
+        <w:rPr>
+          <w:rFonts w:ascii="Calibri" w:cs="Calibri" w:eastAsia="Calibri" w:hAnsi="Calibri"/>
+          <w:i w:val="false"/>
+          <w:iCs w:val="false"/>
+          <w:color w:val="2C3E44"/>
+          <w:sz w:val="22"/>
+          <w:szCs w:val="22"/>
+        </w:rPr>
+        <w:t xml:space="preserve">No terceiro, acorda sem alarme e demora um pouco para saber que horas são.</w:t>
+      </w:r>
+    </w:p>
+    <w:p>
+      <w:pPr>
+        <w:pBdr>
+          <w:left w:val="single" w:color="04B2D9" w:sz="18" w:space="14"/>
+        </w:pBdr>
+        <w:spacing w:after="200" w:before="0" w:line="320"/>
+        <w:ind w:left="460"/>
+      </w:pPr>
+      <w:r>
+        <w:rPr>
+          <w:rFonts w:ascii="Calibri" w:cs="Calibri" w:eastAsia="Calibri" w:hAnsi="Calibri"/>
+          <w:i w:val="false"/>
+          <w:iCs w:val="false"/>
+          <w:color w:val="2C3E44"/>
+          <w:sz w:val="22"/>
+          <w:szCs w:val="22"/>
+        </w:rPr>
+        <w:t xml:space="preserve">Não é que o tempo passe mais devagar aqui. É que ninguém te apressa.</w:t>
       </w:r>
     </w:p>
     <w:p>
@@ -16594,7 +18837,7 @@
           <w:sz w:val="30"/>
           <w:szCs w:val="30"/>
         </w:rPr>
-        <w:t xml:space="preserve">4.5 TRINTA E TRÊS PAUTAS PRONTAS</w:t>
+        <w:t xml:space="preserve">4.5 TRINTA E SETE PAUTAS PRONTAS</w:t>
       </w:r>
     </w:p>
     <w:p>
@@ -17535,6 +19778,39 @@
     </w:p>
     <w:p>
       <w:pPr>
+        <w:pBdr>
+          <w:left w:val="single" w:color="04B2D9" w:sz="18" w:space="14"/>
+        </w:pBdr>
+        <w:spacing w:after="200" w:before="160" w:line="320"/>
+        <w:ind w:left="460"/>
+      </w:pPr>
+      <w:r>
+        <w:rPr>
+          <w:rFonts w:ascii="Calibri" w:cs="Calibri" w:eastAsia="Calibri" w:hAnsi="Calibri"/>
+          <w:b/>
+          <w:bCs/>
+          <w:i w:val="false"/>
+          <w:iCs w:val="false"/>
+          <w:color w:val="0E3740"/>
+          <w:sz w:val="22"/>
+          <w:szCs w:val="22"/>
+        </w:rPr>
+        <w:t xml:space="preserve">Território em repouso até 2027.</w:t>
+      </w:r>
+      <w:r>
+        <w:rPr>
+          <w:rFonts w:ascii="Calibri" w:cs="Calibri" w:eastAsia="Calibri" w:hAnsi="Calibri"/>
+          <w:i w:val="false"/>
+          <w:iCs w:val="false"/>
+          <w:color w:val="2C3E44"/>
+          <w:sz w:val="22"/>
+          <w:szCs w:val="22"/>
+        </w:rPr>
+        <w:t xml:space="preserve"> Agosto/2026 foi um mês inteiro de conteúdo retrospectivo pelos 24 anos. Repetir agora — foto antiga, "o que era e o que é", linha do tempo — é reprisar o que a audiência acabou de ver. Até lá, este território vive só de feedback e de permanência dita no presente.</w:t>
+      </w:r>
+    </w:p>
+    <w:p>
+      <w:pPr>
         <w:pStyle w:val="ListParagraph"/>
         <w:numPr>
           <w:ilvl w:val="0"/>
@@ -17549,7 +19825,7 @@
           <w:sz w:val="21"/>
           <w:szCs w:val="21"/>
         </w:rPr>
-        <w:t xml:space="preserve">22/08 — aniversário da pousada: 24 anos </w:t>
+        <w:t xml:space="preserve">Quem volta todo ano: um feedback real, sem rosto </w:t>
       </w:r>
       <w:r>
         <w:rPr>
@@ -17560,7 +19836,7 @@
           <w:sz w:val="21"/>
           <w:szCs w:val="21"/>
         </w:rPr>
-        <w:t xml:space="preserve">(carrossel com a narrativa)</w:t>
+        <w:t xml:space="preserve">(card + legenda fórmula 1)</w:t>
       </w:r>
     </w:p>
     <w:p>
@@ -17579,7 +19855,7 @@
           <w:sz w:val="21"/>
           <w:szCs w:val="21"/>
         </w:rPr>
-        <w:t xml:space="preserve">Quem volta todo ano: um feedback real, sem rosto </w:t>
+        <w:t xml:space="preserve">"Faz vinte e quatro anos que a gente faz isso" — a constância dita no presente, sobre uma cena de hoje </w:t>
       </w:r>
       <w:r>
         <w:rPr>
@@ -17590,7 +19866,23 @@
           <w:sz w:val="21"/>
           <w:szCs w:val="21"/>
         </w:rPr>
-        <w:t xml:space="preserve">(card + legenda fórmula 1)</w:t>
+        <w:t xml:space="preserve">(foto)</w:t>
+      </w:r>
+    </w:p>
+    <w:p>
+      <w:pPr>
+        <w:spacing w:after="120" w:line="300"/>
+      </w:pPr>
+      <w:r>
+        <w:rPr>
+          <w:rFonts w:ascii="Calibri" w:cs="Calibri" w:eastAsia="Calibri" w:hAnsi="Calibri"/>
+          <w:b/>
+          <w:bCs/>
+          <w:color w:val="1A1A1A"/>
+          <w:sz w:val="21"/>
+          <w:szCs w:val="21"/>
+        </w:rPr>
+        <w:t xml:space="preserve">Território 3 / hospedagem — o bem-estar sem a palavra</w:t>
       </w:r>
     </w:p>
     <w:p>
@@ -17611,16 +19903,16 @@
           <w:sz w:val="21"/>
           <w:szCs w:val="21"/>
         </w:rPr>
-        <w:t xml:space="preserve">2015: treze anos cuidando de uma casa antes de ela ser nossa</w:t>
-      </w:r>
-      <w:r>
-        <w:rPr>
-          <w:rFonts w:ascii="Calibri" w:cs="Calibri" w:eastAsia="Calibri" w:hAnsi="Calibri"/>
-          <w:color w:val="1A1A1A"/>
-          <w:sz w:val="21"/>
-          <w:szCs w:val="21"/>
-        </w:rPr>
-        <w:t xml:space="preserve"> — foto antiga + foto de hoje </w:t>
+        <w:t xml:space="preserve">A ausência:</w:t>
+      </w:r>
+      <w:r>
+        <w:rPr>
+          <w:rFonts w:ascii="Calibri" w:cs="Calibri" w:eastAsia="Calibri" w:hAnsi="Calibri"/>
+          <w:color w:val="1A1A1A"/>
+          <w:sz w:val="21"/>
+          <w:szCs w:val="21"/>
+        </w:rPr>
+        <w:t xml:space="preserve"> o que não existe aqui </w:t>
       </w:r>
       <w:r>
         <w:rPr>
@@ -17631,7 +19923,7 @@
           <w:sz w:val="21"/>
           <w:szCs w:val="21"/>
         </w:rPr>
-        <w:t xml:space="preserve">(carrossel, fórmula 1)</w:t>
+        <w:t xml:space="preserve">(carrossel, fórmula 7 — uma frase por slide)</w:t>
       </w:r>
     </w:p>
     <w:p>
@@ -17646,11 +19938,22 @@
       <w:r>
         <w:rPr>
           <w:rFonts w:ascii="Calibri" w:cs="Calibri" w:eastAsia="Calibri" w:hAnsi="Calibri"/>
-          <w:color w:val="1A1A1A"/>
-          <w:sz w:val="21"/>
-          <w:szCs w:val="21"/>
-        </w:rPr>
-        <w:t xml:space="preserve">As três suítes com varanda — a categoria mais escassa da casa </w:t>
+          <w:b/>
+          <w:bCs/>
+          <w:color w:val="1A1A1A"/>
+          <w:sz w:val="21"/>
+          <w:szCs w:val="21"/>
+        </w:rPr>
+        <w:t xml:space="preserve">O terceiro dia:</w:t>
+      </w:r>
+      <w:r>
+        <w:rPr>
+          <w:rFonts w:ascii="Calibri" w:cs="Calibri" w:eastAsia="Calibri" w:hAnsi="Calibri"/>
+          <w:color w:val="1A1A1A"/>
+          <w:sz w:val="21"/>
+          <w:szCs w:val="21"/>
+        </w:rPr>
+        <w:t xml:space="preserve"> como o corpo muda ao longo da estadia </w:t>
       </w:r>
       <w:r>
         <w:rPr>
@@ -17661,7 +19964,7 @@
           <w:sz w:val="21"/>
           <w:szCs w:val="21"/>
         </w:rPr>
-        <w:t xml:space="preserve">(foto ou Reels)</w:t>
+        <w:t xml:space="preserve">(carrossel ou Reels, fórmula 8)</w:t>
       </w:r>
     </w:p>
     <w:p>
@@ -17680,7 +19983,7 @@
           <w:sz w:val="21"/>
           <w:szCs w:val="21"/>
         </w:rPr>
-        <w:t xml:space="preserve">"Nove embaixo, nove em cima" — como a casa é dividida </w:t>
+        <w:t xml:space="preserve">As três suítes com varanda — a categoria mais escassa da casa </w:t>
       </w:r>
       <w:r>
         <w:rPr>
@@ -17691,7 +19994,127 @@
           <w:sz w:val="21"/>
           <w:szCs w:val="21"/>
         </w:rPr>
+        <w:t xml:space="preserve">(foto ou Reels)</w:t>
+      </w:r>
+    </w:p>
+    <w:p>
+      <w:pPr>
+        <w:pStyle w:val="ListParagraph"/>
+        <w:numPr>
+          <w:ilvl w:val="0"/>
+          <w:numId w:val="3"/>
+        </w:numPr>
+        <w:spacing w:after="60" w:line="290"/>
+      </w:pPr>
+      <w:r>
+        <w:rPr>
+          <w:rFonts w:ascii="Calibri" w:cs="Calibri" w:eastAsia="Calibri" w:hAnsi="Calibri"/>
+          <w:color w:val="1A1A1A"/>
+          <w:sz w:val="21"/>
+          <w:szCs w:val="21"/>
+        </w:rPr>
+        <w:t xml:space="preserve">"Nove embaixo, nove em cima" — como a casa é dividida </w:t>
+      </w:r>
+      <w:r>
+        <w:rPr>
+          <w:rFonts w:ascii="Calibri" w:cs="Calibri" w:eastAsia="Calibri" w:hAnsi="Calibri"/>
+          <w:i/>
+          <w:iCs/>
+          <w:color w:val="1A1A1A"/>
+          <w:sz w:val="21"/>
+          <w:szCs w:val="21"/>
+        </w:rPr>
         <w:t xml:space="preserve">(carrossel de suítes por categoria)</w:t>
+      </w:r>
+    </w:p>
+    <w:p>
+      <w:pPr>
+        <w:pStyle w:val="ListParagraph"/>
+        <w:numPr>
+          <w:ilvl w:val="0"/>
+          <w:numId w:val="3"/>
+        </w:numPr>
+        <w:spacing w:after="60" w:line="290"/>
+      </w:pPr>
+      <w:r>
+        <w:rPr>
+          <w:rFonts w:ascii="Calibri" w:cs="Calibri" w:eastAsia="Calibri" w:hAnsi="Calibri"/>
+          <w:color w:val="1A1A1A"/>
+          <w:sz w:val="21"/>
+          <w:szCs w:val="21"/>
+        </w:rPr>
+        <w:t xml:space="preserve">O celular na mesa de cabeceira, o dia inteiro </w:t>
+      </w:r>
+      <w:r>
+        <w:rPr>
+          <w:rFonts w:ascii="Calibri" w:cs="Calibri" w:eastAsia="Calibri" w:hAnsi="Calibri"/>
+          <w:i/>
+          <w:iCs/>
+          <w:color w:val="1A1A1A"/>
+          <w:sz w:val="21"/>
+          <w:szCs w:val="21"/>
+        </w:rPr>
+        <w:t xml:space="preserve">(foto — bem-estar sem nomear)</w:t>
+      </w:r>
+    </w:p>
+    <w:p>
+      <w:pPr>
+        <w:pStyle w:val="ListParagraph"/>
+        <w:numPr>
+          <w:ilvl w:val="0"/>
+          <w:numId w:val="3"/>
+        </w:numPr>
+        <w:spacing w:after="60" w:line="290"/>
+      </w:pPr>
+      <w:r>
+        <w:rPr>
+          <w:rFonts w:ascii="Calibri" w:cs="Calibri" w:eastAsia="Calibri" w:hAnsi="Calibri"/>
+          <w:color w:val="1A1A1A"/>
+          <w:sz w:val="21"/>
+          <w:szCs w:val="21"/>
+        </w:rPr>
+        <w:t xml:space="preserve">A toalha pesada de sol, no fim da tarde </w:t>
+      </w:r>
+      <w:r>
+        <w:rPr>
+          <w:rFonts w:ascii="Calibri" w:cs="Calibri" w:eastAsia="Calibri" w:hAnsi="Calibri"/>
+          <w:i/>
+          <w:iCs/>
+          <w:color w:val="1A1A1A"/>
+          <w:sz w:val="21"/>
+          <w:szCs w:val="21"/>
+        </w:rPr>
+        <w:t xml:space="preserve">(foto)</w:t>
+      </w:r>
+    </w:p>
+    <w:p>
+      <w:pPr>
+        <w:pStyle w:val="ListParagraph"/>
+        <w:numPr>
+          <w:ilvl w:val="0"/>
+          <w:numId w:val="3"/>
+        </w:numPr>
+        <w:spacing w:after="60" w:line="290"/>
+      </w:pPr>
+      <w:r>
+        <w:rPr>
+          <w:rFonts w:ascii="Calibri" w:cs="Calibri" w:eastAsia="Calibri" w:hAnsi="Calibri"/>
+          <w:color w:val="1A1A1A"/>
+          <w:sz w:val="21"/>
+          <w:szCs w:val="21"/>
+        </w:rPr>
+        <w:t xml:space="preserve">"Não tem o que decidir de manhã" </w:t>
+      </w:r>
+      <w:r>
+        <w:rPr>
+          <w:rFonts w:ascii="Calibri" w:cs="Calibri" w:eastAsia="Calibri" w:hAnsi="Calibri"/>
+          <w:i/>
+          <w:iCs/>
+          <w:color w:val="1A1A1A"/>
+          <w:sz w:val="21"/>
+          <w:szCs w:val="21"/>
+        </w:rPr>
+        <w:t xml:space="preserve">(Reels da manhã: café pronto, praia montada, nada a fazer)</w:t>
       </w:r>
     </w:p>
     <w:p>
@@ -21201,7 +23624,7 @@
           <w:sz w:val="21"/>
           <w:szCs w:val="21"/>
         </w:rPr>
-        <w:t xml:space="preserve">Existe registro fotográfico de 2002 a 2015? É o que viabiliza a pauta 31.</w:t>
+        <w:t xml:space="preserve">Por que "Camburi"? Existe história de origem do nome ou do peixe do logo?</w:t>
       </w:r>
     </w:p>
     <w:p>
@@ -21220,26 +23643,7 @@
           <w:sz w:val="21"/>
           <w:szCs w:val="21"/>
         </w:rPr>
-        <w:t xml:space="preserve">Por que "Camburi"? Existe história de origem do nome ou do peixe do logo?</w:t>
-      </w:r>
-    </w:p>
-    <w:p>
-      <w:pPr>
-        <w:pStyle w:val="ListParagraph"/>
-        <w:numPr>
-          <w:ilvl w:val="0"/>
-          <w:numId w:val="2"/>
-        </w:numPr>
-        <w:spacing w:after="60" w:line="290"/>
-      </w:pPr>
-      <w:r>
-        <w:rPr>
-          <w:rFonts w:ascii="Calibri" w:cs="Calibri" w:eastAsia="Calibri" w:hAnsi="Calibri"/>
-          <w:color w:val="1A1A1A"/>
-          <w:sz w:val="21"/>
-          <w:szCs w:val="21"/>
-        </w:rPr>
-        <w:t xml:space="preserve">Alguma mudança física relevante na casa entre 2002 e hoje — a piscina, o restaurante, o salão? </w:t>
+        <w:t xml:space="preserve">Qual a temperatura real da piscina climatizada? </w:t>
       </w:r>
       <w:r>
         <w:rPr>
@@ -21250,7 +23654,7 @@
           <w:sz w:val="21"/>
           <w:szCs w:val="21"/>
         </w:rPr>
-        <w:t xml:space="preserve">(A casa é a protagonista da narrativa; o que mudou nela é pauta, o que mudou nas pessoas não.)</w:t>
+        <w:t xml:space="preserve">(O número é a melhor prova de bem-estar sem a palavra — hoje está escrito de forma genérica.)</w:t>
       </w:r>
     </w:p>
     <w:p>
@@ -21283,7 +23687,7 @@
           <w:sz w:val="22"/>
           <w:szCs w:val="22"/>
         </w:rPr>
-        <w:t xml:space="preserve"> biografia dos sócios, trajetória anterior a 2002 e apresentação nominal de quem trabalha na pousada. A marca é institucional — ver 1.4.1.</w:t>
+        <w:t xml:space="preserve"> biografia dos sócios, trajetória anterior a 2002 e apresentação nominal de quem trabalha na pousada (marca institucional, ver 1.4.1); conteúdo retrospectivo, comparações "antes e depois" e fotos antigas da pousada (ver Território 5).</w:t>
       </w:r>
     </w:p>
     <w:p>
@@ -21505,7 +23909,7 @@
         <w:sz w:val="16"/>
         <w:szCs w:val="16"/>
       </w:rPr>
-      <w:t xml:space="preserve">Pousada Camburi · v2.2 · setembro 2026 · </w:t>
+      <w:t xml:space="preserve">Pousada Camburi · v2.3 · setembro 2026 · </w:t>
     </w:r>
     <w:r>
       <w:rPr>
